--- a/Optimizing Neural Network Architecture By Using Genetic Algorithm.docx
+++ b/Optimizing Neural Network Architecture By Using Genetic Algorithm.docx
@@ -1,27 +1,27 @@
 
 <file path=word/document.xml><?xml version="1.0" encoding="utf-8"?>
-<w:document xmlns:wpc="http://schemas.microsoft.com/office/word/2010/wordprocessingCanvas" xmlns:cx="http://schemas.microsoft.com/office/drawing/2014/chartex" xmlns:cx1="http://schemas.microsoft.com/office/drawing/2015/9/8/chartex" xmlns:cx2="http://schemas.microsoft.com/office/drawing/2015/10/21/chartex" xmlns:cx3="http://schemas.microsoft.com/office/drawing/2016/5/9/chartex" xmlns:cx4="http://schemas.microsoft.com/office/drawing/2016/5/10/chartex" xmlns:cx5="http://schemas.microsoft.com/office/drawing/2016/5/11/chartex" xmlns:cx6="http://schemas.microsoft.com/office/drawing/2016/5/12/chartex" xmlns:cx7="http://schemas.microsoft.com/office/drawing/2016/5/13/chartex" xmlns:cx8="http://schemas.microsoft.com/office/drawing/2016/5/14/chartex" xmlns:mc="http://schemas.openxmlformats.org/markup-compatibility/2006" xmlns:aink="http://schemas.microsoft.com/office/drawing/2016/ink" xmlns:am3d="http://schemas.microsoft.com/office/drawing/2017/model3d" xmlns:o="urn:schemas-microsoft-com:office:office" xmlns:oel="http://schemas.microsoft.com/office/2019/extlst" xmlns:r="http://schemas.openxmlformats.org/officeDocument/2006/relationships" xmlns:m="http://schemas.openxmlformats.org/officeDocument/2006/math" xmlns:v="urn:schemas-microsoft-com:vml" xmlns:wp14="http://schemas.microsoft.com/office/word/2010/wordprocessingDrawing" xmlns:wp="http://schemas.openxmlformats.org/drawingml/2006/wordprocessingDrawing" xmlns:w10="urn:schemas-microsoft-com:office:word" xmlns:w="http://schemas.openxmlformats.org/wordprocessingml/2006/main" xmlns:w14="http://schemas.microsoft.com/office/word/2010/wordml" xmlns:w15="http://schemas.microsoft.com/office/word/2012/wordml" xmlns:w16cex="http://schemas.microsoft.com/office/word/2018/wordml/cex" xmlns:w16cid="http://schemas.microsoft.com/office/word/2016/wordml/cid" xmlns:w16="http://schemas.microsoft.com/office/word/2018/wordml" xmlns:w16du="http://schemas.microsoft.com/office/word/2023/wordml/word16du" xmlns:w16sdtdh="http://schemas.microsoft.com/office/word/2020/wordml/sdtdatahash" xmlns:w16sdtfl="http://schemas.microsoft.com/office/word/2024/wordml/sdtformatlock" xmlns:w16se="http://schemas.microsoft.com/office/word/2015/wordml/symex" xmlns:wpg="http://schemas.microsoft.com/office/word/2010/wordprocessingGroup" xmlns:wpi="http://schemas.microsoft.com/office/word/2010/wordprocessingInk" xmlns:wne="http://schemas.microsoft.com/office/word/2006/wordml" xmlns:wps="http://schemas.microsoft.com/office/word/2010/wordprocessingShape" mc:Ignorable="w14 w15 w16se w16cid w16 w16cex w16sdtdh w16sdtfl w16du wp14">
+<w:document xmlns:wpc="http://schemas.microsoft.com/office/word/2010/wordprocessingCanvas" xmlns:cx="http://schemas.microsoft.com/office/drawing/2014/chartex" xmlns:cx1="http://schemas.microsoft.com/office/drawing/2015/9/8/chartex" xmlns:cx2="http://schemas.microsoft.com/office/drawing/2015/10/21/chartex" xmlns:cx3="http://schemas.microsoft.com/office/drawing/2016/5/9/chartex" xmlns:cx4="http://schemas.microsoft.com/office/drawing/2016/5/10/chartex" xmlns:cx5="http://schemas.microsoft.com/office/drawing/2016/5/11/chartex" xmlns:cx6="http://schemas.microsoft.com/office/drawing/2016/5/12/chartex" xmlns:cx7="http://schemas.microsoft.com/office/drawing/2016/5/13/chartex" xmlns:cx8="http://schemas.microsoft.com/office/drawing/2016/5/14/chartex" xmlns:mc="http://schemas.openxmlformats.org/markup-compatibility/2006" xmlns:aink="http://schemas.microsoft.com/office/drawing/2016/ink" xmlns:am3d="http://schemas.microsoft.com/office/drawing/2017/model3d" xmlns:o="urn:schemas-microsoft-com:office:office" xmlns:oel="http://schemas.microsoft.com/office/2019/extlst" xmlns:r="http://schemas.openxmlformats.org/officeDocument/2006/relationships" xmlns:m="http://schemas.openxmlformats.org/officeDocument/2006/math" xmlns:v="urn:schemas-microsoft-com:vml" xmlns:wp14="http://schemas.microsoft.com/office/word/2010/wordprocessingDrawing" xmlns:wp="http://schemas.openxmlformats.org/drawingml/2006/wordprocessingDrawing" xmlns:w10="urn:schemas-microsoft-com:office:word" xmlns:w="http://schemas.openxmlformats.org/wordprocessingml/2006/main" xmlns:w14="http://schemas.microsoft.com/office/word/2010/wordml" xmlns:w15="http://schemas.microsoft.com/office/word/2012/wordml" xmlns:w16cex="http://schemas.microsoft.com/office/word/2018/wordml/cex" xmlns:w16cid="http://schemas.microsoft.com/office/word/2016/wordml/cid" xmlns:w16="http://schemas.microsoft.com/office/word/2018/wordml" xmlns:w16du="http://schemas.microsoft.com/office/word/2023/wordml/word16du" xmlns:w16sdtdh="http://schemas.microsoft.com/office/word/2020/wordml/sdtdatahash" xmlns:w16sdtfl="http://schemas.microsoft.com/office/word/2024/wordml/sdtformatlock" xmlns:w16se="http://schemas.microsoft.com/office/word/2015/wordml/symex" xmlns:wpg="http://schemas.microsoft.com/office/word/2010/wordprocessingGroup" xmlns:wpi="http://schemas.microsoft.com/office/word/2010/wordprocessingInk" xmlns:wne="http://schemas.microsoft.com/office/word/2006/wordml" xmlns:wps="http://schemas.microsoft.com/office/word/2010/wordprocessingShape" xmlns:a="http://schemas.openxmlformats.org/drawingml/2006/main" xmlns:dgm="http://schemas.openxmlformats.org/drawingml/2006/diagram" mc:Ignorable="w14 wp14 ">
   <w:body>
     <w:p>
       <w:pPr>
         <w:jc w:val="center"/>
         <w:rPr>
-          <w:rFonts w:ascii="Arial" w:hAnsi="Arial" w:cs="Arial"/>
+          <w:rFonts w:ascii="Arial" w:cs="Arial" w:hAnsi="Arial"/>
           <w:sz w:val="44"/>
           <w:szCs w:val="44"/>
         </w:rPr>
       </w:pPr>
       <w:r>
         <w:rPr>
-          <w:rFonts w:ascii="Arial" w:hAnsi="Arial" w:cs="Arial"/>
+          <w:rFonts w:ascii="Arial" w:cs="Arial" w:hAnsi="Arial"/>
           <w:sz w:val="44"/>
           <w:szCs w:val="44"/>
         </w:rPr>
-        <w:t xml:space="preserve">Optimizing Neural Network Architecture </w:t>
-      </w:r>
-      <w:r>
-        <w:rPr>
-          <w:rFonts w:ascii="Arial" w:hAnsi="Arial" w:cs="Arial"/>
+        <w:t xml:space="preserve">Optimising Neural Network Architecture </w:t>
+      </w:r>
+      <w:r>
+        <w:rPr>
+          <w:rFonts w:ascii="Arial" w:cs="Arial" w:hAnsi="Arial"/>
           <w:sz w:val="44"/>
           <w:szCs w:val="44"/>
         </w:rPr>
@@ -29,7 +29,7 @@
       </w:r>
       <w:r>
         <w:rPr>
-          <w:rFonts w:ascii="Arial" w:hAnsi="Arial" w:cs="Arial"/>
+          <w:rFonts w:ascii="Arial" w:cs="Arial" w:hAnsi="Arial"/>
           <w:sz w:val="44"/>
           <w:szCs w:val="44"/>
         </w:rPr>
@@ -39,7 +39,7 @@
     <w:p>
       <w:pPr>
         <w:rPr>
-          <w:rFonts w:ascii="Arial" w:hAnsi="Arial" w:cs="Arial"/>
+          <w:rFonts w:ascii="Arial" w:cs="Arial" w:hAnsi="Arial"/>
           <w:b/>
           <w:bCs/>
           <w:i/>
@@ -49,7 +49,7 @@
       </w:pPr>
       <w:r>
         <w:rPr>
-          <w:rFonts w:ascii="Arial" w:hAnsi="Arial" w:cs="Arial"/>
+          <w:rFonts w:ascii="Arial" w:cs="Arial" w:hAnsi="Arial"/>
           <w:b/>
           <w:bCs/>
           <w:i/>
@@ -62,20 +62,20 @@
     <w:p>
       <w:pPr>
         <w:rPr>
-          <w:rFonts w:ascii="Arial" w:hAnsi="Arial" w:cs="Arial"/>
-          <w:szCs w:val="24"/>
-        </w:rPr>
-      </w:pPr>
-      <w:r>
-        <w:rPr>
-          <w:rFonts w:ascii="Arial" w:hAnsi="Arial" w:cs="Arial"/>
+          <w:rFonts w:ascii="Arial" w:cs="Arial" w:hAnsi="Arial"/>
+          <w:szCs w:val="24"/>
+        </w:rPr>
+      </w:pPr>
+      <w:r>
+        <w:rPr>
+          <w:rFonts w:ascii="Arial" w:cs="Arial" w:hAnsi="Arial"/>
           <w:szCs w:val="24"/>
         </w:rPr>
         <w:t xml:space="preserve">Genetic algorithms help optimize a neural network’s architecture by treating the network’s structure—number of hidden layers, number of nodes per layer, and even the pattern of weights—as a </w:t>
       </w:r>
       <w:r>
         <w:rPr>
-          <w:rFonts w:ascii="Arial" w:hAnsi="Arial" w:cs="Arial"/>
+          <w:rFonts w:ascii="Arial" w:cs="Arial" w:hAnsi="Arial"/>
           <w:i/>
           <w:iCs/>
           <w:szCs w:val="24"/>
@@ -84,7 +84,7 @@
       </w:r>
       <w:r>
         <w:rPr>
-          <w:rFonts w:ascii="Arial" w:hAnsi="Arial" w:cs="Arial"/>
+          <w:rFonts w:ascii="Arial" w:cs="Arial" w:hAnsi="Arial"/>
           <w:szCs w:val="24"/>
         </w:rPr>
         <w:t xml:space="preserve"> rather than something manually tuned. The core idea is that each candidate architecture is encoded like a “chromosome,” and evolutionary operations (selection, crossover, mutation) gradually evolve better-performing architectures over generations. This approach is especially useful because neural network design has a huge, irregular search space that is difficult to explore with gradient-based methods.</w:t>
@@ -93,15 +93,15 @@
     <w:p>
       <w:pPr>
         <w:rPr>
-          <w:rFonts w:ascii="Arial" w:hAnsi="Arial" w:cs="Arial"/>
-          <w:b/>
-          <w:bCs/>
-          <w:szCs w:val="24"/>
-        </w:rPr>
-      </w:pPr>
-      <w:r>
-        <w:rPr>
-          <w:rFonts w:ascii="Arial" w:hAnsi="Arial" w:cs="Arial"/>
+          <w:rFonts w:ascii="Arial" w:cs="Arial" w:hAnsi="Arial"/>
+          <w:b/>
+          <w:bCs/>
+          <w:szCs w:val="24"/>
+        </w:rPr>
+      </w:pPr>
+      <w:r>
+        <w:rPr>
+          <w:rFonts w:ascii="Arial" w:cs="Arial" w:hAnsi="Arial"/>
           <w:b/>
           <w:bCs/>
           <w:szCs w:val="24"/>
@@ -110,7 +110,7 @@
       </w:r>
       <w:r>
         <w:rPr>
-          <w:rFonts w:ascii="Arial" w:hAnsi="Arial" w:cs="Arial"/>
+          <w:rFonts w:ascii="Arial" w:cs="Arial" w:hAnsi="Arial"/>
           <w:b/>
           <w:bCs/>
           <w:szCs w:val="24"/>
@@ -121,13 +121,13 @@
     <w:p>
       <w:pPr>
         <w:rPr>
-          <w:rFonts w:ascii="Arial" w:hAnsi="Arial" w:cs="Arial"/>
-          <w:szCs w:val="24"/>
-        </w:rPr>
-      </w:pPr>
-      <w:r>
-        <w:rPr>
-          <w:rFonts w:ascii="Arial" w:hAnsi="Arial" w:cs="Arial"/>
+          <w:rFonts w:ascii="Arial" w:cs="Arial" w:hAnsi="Arial"/>
+          <w:szCs w:val="24"/>
+        </w:rPr>
+      </w:pPr>
+      <w:r>
+        <w:rPr>
+          <w:rFonts w:ascii="Arial" w:cs="Arial" w:hAnsi="Arial"/>
           <w:szCs w:val="24"/>
         </w:rPr>
         <w:t>A GA needs a way to encode a network design as a genome. Common encodings include:</w:t>
@@ -140,13 +140,13 @@
           <w:numId w:val="1"/>
         </w:numPr>
         <w:rPr>
-          <w:rFonts w:ascii="Arial" w:hAnsi="Arial" w:cs="Arial"/>
-          <w:szCs w:val="24"/>
-        </w:rPr>
-      </w:pPr>
-      <w:r>
-        <w:rPr>
-          <w:rFonts w:ascii="Arial" w:hAnsi="Arial" w:cs="Arial"/>
+          <w:rFonts w:ascii="Arial" w:cs="Arial" w:hAnsi="Arial"/>
+          <w:szCs w:val="24"/>
+        </w:rPr>
+      </w:pPr>
+      <w:r>
+        <w:rPr>
+          <w:rFonts w:ascii="Arial" w:cs="Arial" w:hAnsi="Arial"/>
           <w:b/>
           <w:bCs/>
           <w:szCs w:val="24"/>
@@ -155,7 +155,7 @@
       </w:r>
       <w:r>
         <w:rPr>
-          <w:rFonts w:ascii="Arial" w:hAnsi="Arial" w:cs="Arial"/>
+          <w:rFonts w:ascii="Arial" w:cs="Arial" w:hAnsi="Arial"/>
           <w:szCs w:val="24"/>
         </w:rPr>
         <w:t xml:space="preserve"> — encoded as an integer gene representing how many hidden layers the network has.</w:t>
@@ -168,13 +168,13 @@
           <w:numId w:val="1"/>
         </w:numPr>
         <w:rPr>
-          <w:rFonts w:ascii="Arial" w:hAnsi="Arial" w:cs="Arial"/>
-          <w:szCs w:val="24"/>
-        </w:rPr>
-      </w:pPr>
-      <w:r>
-        <w:rPr>
-          <w:rFonts w:ascii="Arial" w:hAnsi="Arial" w:cs="Arial"/>
+          <w:rFonts w:ascii="Arial" w:cs="Arial" w:hAnsi="Arial"/>
+          <w:szCs w:val="24"/>
+        </w:rPr>
+      </w:pPr>
+      <w:r>
+        <w:rPr>
+          <w:rFonts w:ascii="Arial" w:cs="Arial" w:hAnsi="Arial"/>
           <w:b/>
           <w:bCs/>
           <w:szCs w:val="24"/>
@@ -183,7 +183,7 @@
       </w:r>
       <w:r>
         <w:rPr>
-          <w:rFonts w:ascii="Arial" w:hAnsi="Arial" w:cs="Arial"/>
+          <w:rFonts w:ascii="Arial" w:cs="Arial" w:hAnsi="Arial"/>
           <w:szCs w:val="24"/>
         </w:rPr>
         <w:t xml:space="preserve"> — each layer’s node count is a gene, often stored as a list of integers.</w:t>
@@ -196,13 +196,13 @@
           <w:numId w:val="1"/>
         </w:numPr>
         <w:rPr>
-          <w:rFonts w:ascii="Arial" w:hAnsi="Arial" w:cs="Arial"/>
-          <w:szCs w:val="24"/>
-        </w:rPr>
-      </w:pPr>
-      <w:r>
-        <w:rPr>
-          <w:rFonts w:ascii="Arial" w:hAnsi="Arial" w:cs="Arial"/>
+          <w:rFonts w:ascii="Arial" w:cs="Arial" w:hAnsi="Arial"/>
+          <w:szCs w:val="24"/>
+        </w:rPr>
+      </w:pPr>
+      <w:r>
+        <w:rPr>
+          <w:rFonts w:ascii="Arial" w:cs="Arial" w:hAnsi="Arial"/>
           <w:b/>
           <w:bCs/>
           <w:szCs w:val="24"/>
@@ -211,7 +211,7 @@
       </w:r>
       <w:r>
         <w:rPr>
-          <w:rFonts w:ascii="Arial" w:hAnsi="Arial" w:cs="Arial"/>
+          <w:rFonts w:ascii="Arial" w:cs="Arial" w:hAnsi="Arial"/>
           <w:szCs w:val="24"/>
         </w:rPr>
         <w:t xml:space="preserve"> — sometimes the genome includes binary masks indicating which connections exist, or even real-valued weights (though this is less common because weight-level optimization is expensive).</w:t>
@@ -224,13 +224,13 @@
           <w:numId w:val="1"/>
         </w:numPr>
         <w:rPr>
-          <w:rFonts w:ascii="Arial" w:hAnsi="Arial" w:cs="Arial"/>
-          <w:szCs w:val="24"/>
-        </w:rPr>
-      </w:pPr>
-      <w:r>
-        <w:rPr>
-          <w:rFonts w:ascii="Arial" w:hAnsi="Arial" w:cs="Arial"/>
+          <w:rFonts w:ascii="Arial" w:cs="Arial" w:hAnsi="Arial"/>
+          <w:szCs w:val="24"/>
+        </w:rPr>
+      </w:pPr>
+      <w:r>
+        <w:rPr>
+          <w:rFonts w:ascii="Arial" w:cs="Arial" w:hAnsi="Arial"/>
           <w:b/>
           <w:bCs/>
           <w:szCs w:val="24"/>
@@ -239,7 +239,7 @@
       </w:r>
       <w:r>
         <w:rPr>
-          <w:rFonts w:ascii="Arial" w:hAnsi="Arial" w:cs="Arial"/>
+          <w:rFonts w:ascii="Arial" w:cs="Arial" w:hAnsi="Arial"/>
           <w:szCs w:val="24"/>
         </w:rPr>
         <w:t xml:space="preserve"> — learning rate, activation functions, dropout rate, etc., can also be encoded.</w:t>
@@ -248,13 +248,13 @@
     <w:p>
       <w:pPr>
         <w:rPr>
-          <w:rFonts w:ascii="Arial" w:hAnsi="Arial" w:cs="Arial"/>
-          <w:szCs w:val="24"/>
-        </w:rPr>
-      </w:pPr>
-      <w:r>
-        <w:rPr>
-          <w:rFonts w:ascii="Arial" w:hAnsi="Arial" w:cs="Arial"/>
+          <w:rFonts w:ascii="Arial" w:cs="Arial" w:hAnsi="Arial"/>
+          <w:szCs w:val="24"/>
+        </w:rPr>
+      </w:pPr>
+      <w:r>
+        <w:rPr>
+          <w:rFonts w:ascii="Arial" w:cs="Arial" w:hAnsi="Arial"/>
           <w:szCs w:val="24"/>
         </w:rPr>
         <w:t>This genome fully specifies a candidate neural network.</w:t>
@@ -263,15 +263,15 @@
     <w:p>
       <w:pPr>
         <w:rPr>
-          <w:rFonts w:ascii="Arial" w:hAnsi="Arial" w:cs="Arial"/>
-          <w:b/>
-          <w:bCs/>
-          <w:szCs w:val="24"/>
-        </w:rPr>
-      </w:pPr>
-      <w:r>
-        <w:rPr>
-          <w:rFonts w:ascii="Arial" w:hAnsi="Arial" w:cs="Arial"/>
+          <w:rFonts w:ascii="Arial" w:cs="Arial" w:hAnsi="Arial"/>
+          <w:b/>
+          <w:bCs/>
+          <w:szCs w:val="24"/>
+        </w:rPr>
+      </w:pPr>
+      <w:r>
+        <w:rPr>
+          <w:rFonts w:ascii="Arial" w:cs="Arial" w:hAnsi="Arial"/>
           <w:b/>
           <w:bCs/>
           <w:szCs w:val="24"/>
@@ -280,7 +280,7 @@
       </w:r>
       <w:r>
         <w:rPr>
-          <w:rFonts w:ascii="Arial" w:hAnsi="Arial" w:cs="Arial"/>
+          <w:rFonts w:ascii="Arial" w:cs="Arial" w:hAnsi="Arial"/>
           <w:b/>
           <w:bCs/>
           <w:szCs w:val="24"/>
@@ -289,7 +289,7 @@
       </w:r>
       <w:r>
         <w:rPr>
-          <w:rFonts w:ascii="Arial" w:hAnsi="Arial" w:cs="Arial"/>
+          <w:rFonts w:ascii="Arial" w:cs="Arial" w:hAnsi="Arial"/>
           <w:b/>
           <w:bCs/>
           <w:szCs w:val="24"/>
@@ -300,13 +300,13 @@
     <w:p>
       <w:pPr>
         <w:rPr>
-          <w:rFonts w:ascii="Arial" w:hAnsi="Arial" w:cs="Arial"/>
-          <w:szCs w:val="24"/>
-        </w:rPr>
-      </w:pPr>
-      <w:r>
-        <w:rPr>
-          <w:rFonts w:ascii="Arial" w:hAnsi="Arial" w:cs="Arial"/>
+          <w:rFonts w:ascii="Arial" w:cs="Arial" w:hAnsi="Arial"/>
+          <w:szCs w:val="24"/>
+        </w:rPr>
+      </w:pPr>
+      <w:r>
+        <w:rPr>
+          <w:rFonts w:ascii="Arial" w:cs="Arial" w:hAnsi="Arial"/>
           <w:szCs w:val="24"/>
         </w:rPr>
         <w:t>The GA evaluates each candidate architecture by training the corresponding neural network (often partially or for fewer epochs to save time) and measuring its performance on a validation set. The fitness function typically includes:</w:t>
@@ -319,13 +319,13 @@
           <w:numId w:val="2"/>
         </w:numPr>
         <w:rPr>
-          <w:rFonts w:ascii="Arial" w:hAnsi="Arial" w:cs="Arial"/>
-          <w:szCs w:val="24"/>
-        </w:rPr>
-      </w:pPr>
-      <w:r>
-        <w:rPr>
-          <w:rFonts w:ascii="Arial" w:hAnsi="Arial" w:cs="Arial"/>
+          <w:rFonts w:ascii="Arial" w:cs="Arial" w:hAnsi="Arial"/>
+          <w:szCs w:val="24"/>
+        </w:rPr>
+      </w:pPr>
+      <w:r>
+        <w:rPr>
+          <w:rFonts w:ascii="Arial" w:cs="Arial" w:hAnsi="Arial"/>
           <w:b/>
           <w:bCs/>
           <w:szCs w:val="24"/>
@@ -334,7 +334,7 @@
       </w:r>
       <w:r>
         <w:rPr>
-          <w:rFonts w:ascii="Arial" w:hAnsi="Arial" w:cs="Arial"/>
+          <w:rFonts w:ascii="Arial" w:cs="Arial" w:hAnsi="Arial"/>
           <w:szCs w:val="24"/>
         </w:rPr>
         <w:t xml:space="preserve"> on validation data</w:t>
@@ -347,13 +347,13 @@
           <w:numId w:val="2"/>
         </w:numPr>
         <w:rPr>
-          <w:rFonts w:ascii="Arial" w:hAnsi="Arial" w:cs="Arial"/>
-          <w:szCs w:val="24"/>
-        </w:rPr>
-      </w:pPr>
-      <w:r>
-        <w:rPr>
-          <w:rFonts w:ascii="Arial" w:hAnsi="Arial" w:cs="Arial"/>
+          <w:rFonts w:ascii="Arial" w:cs="Arial" w:hAnsi="Arial"/>
+          <w:szCs w:val="24"/>
+        </w:rPr>
+      </w:pPr>
+      <w:r>
+        <w:rPr>
+          <w:rFonts w:ascii="Arial" w:cs="Arial" w:hAnsi="Arial"/>
           <w:b/>
           <w:bCs/>
           <w:szCs w:val="24"/>
@@ -362,7 +362,7 @@
       </w:r>
       <w:r>
         <w:rPr>
-          <w:rFonts w:ascii="Arial" w:hAnsi="Arial" w:cs="Arial"/>
+          <w:rFonts w:ascii="Arial" w:cs="Arial" w:hAnsi="Arial"/>
           <w:szCs w:val="24"/>
         </w:rPr>
         <w:t xml:space="preserve"> (penalizing too many layers or weights)</w:t>
@@ -375,13 +375,13 @@
           <w:numId w:val="2"/>
         </w:numPr>
         <w:rPr>
-          <w:rFonts w:ascii="Arial" w:hAnsi="Arial" w:cs="Arial"/>
-          <w:szCs w:val="24"/>
-        </w:rPr>
-      </w:pPr>
-      <w:r>
-        <w:rPr>
-          <w:rFonts w:ascii="Arial" w:hAnsi="Arial" w:cs="Arial"/>
+          <w:rFonts w:ascii="Arial" w:cs="Arial" w:hAnsi="Arial"/>
+          <w:szCs w:val="24"/>
+        </w:rPr>
+      </w:pPr>
+      <w:r>
+        <w:rPr>
+          <w:rFonts w:ascii="Arial" w:cs="Arial" w:hAnsi="Arial"/>
           <w:b/>
           <w:bCs/>
           <w:szCs w:val="24"/>
@@ -392,13 +392,13 @@
     <w:p>
       <w:pPr>
         <w:rPr>
-          <w:rFonts w:ascii="Arial" w:hAnsi="Arial" w:cs="Arial"/>
-          <w:szCs w:val="24"/>
-        </w:rPr>
-      </w:pPr>
-      <w:r>
-        <w:rPr>
-          <w:rFonts w:ascii="Arial" w:hAnsi="Arial" w:cs="Arial"/>
+          <w:rFonts w:ascii="Arial" w:cs="Arial" w:hAnsi="Arial"/>
+          <w:szCs w:val="24"/>
+        </w:rPr>
+      </w:pPr>
+      <w:r>
+        <w:rPr>
+          <w:rFonts w:ascii="Arial" w:cs="Arial" w:hAnsi="Arial"/>
           <w:szCs w:val="24"/>
         </w:rPr>
         <w:t>Some research uses multi-objective GAs to balance accuracy and complexity simultaneously.</w:t>
@@ -407,23 +407,23 @@
     <w:p>
       <w:pPr>
         <w:rPr>
-          <w:rFonts w:ascii="Segoe UI Emoji" w:hAnsi="Segoe UI Emoji" w:cs="Segoe UI Emoji"/>
-          <w:szCs w:val="24"/>
-        </w:rPr>
-      </w:pPr>
-    </w:p>
-    <w:p>
-      <w:pPr>
-        <w:rPr>
-          <w:rFonts w:ascii="Arial" w:hAnsi="Arial" w:cs="Arial"/>
-          <w:b/>
-          <w:bCs/>
-          <w:szCs w:val="24"/>
-        </w:rPr>
-      </w:pPr>
-      <w:r>
-        <w:rPr>
-          <w:rFonts w:ascii="Arial" w:hAnsi="Arial" w:cs="Arial"/>
+          <w:rFonts w:ascii="Segoe UI Emoji" w:cs="Segoe UI Emoji" w:hAnsi="Segoe UI Emoji"/>
+          <w:szCs w:val="24"/>
+        </w:rPr>
+      </w:pPr>
+    </w:p>
+    <w:p>
+      <w:pPr>
+        <w:rPr>
+          <w:rFonts w:ascii="Arial" w:cs="Arial" w:hAnsi="Arial"/>
+          <w:b/>
+          <w:bCs/>
+          <w:szCs w:val="24"/>
+        </w:rPr>
+      </w:pPr>
+      <w:r>
+        <w:rPr>
+          <w:rFonts w:ascii="Arial" w:cs="Arial" w:hAnsi="Arial"/>
           <w:b/>
           <w:bCs/>
           <w:szCs w:val="24"/>
@@ -432,7 +432,7 @@
       </w:r>
       <w:r>
         <w:rPr>
-          <w:rFonts w:ascii="Arial" w:hAnsi="Arial" w:cs="Arial"/>
+          <w:rFonts w:ascii="Arial" w:cs="Arial" w:hAnsi="Arial"/>
           <w:b/>
           <w:bCs/>
           <w:szCs w:val="24"/>
@@ -443,15 +443,15 @@
     <w:p>
       <w:pPr>
         <w:rPr>
-          <w:rFonts w:ascii="Arial" w:hAnsi="Arial" w:cs="Arial"/>
-          <w:b/>
-          <w:bCs/>
-          <w:szCs w:val="24"/>
-        </w:rPr>
-      </w:pPr>
-      <w:r>
-        <w:rPr>
-          <w:rFonts w:ascii="Arial" w:hAnsi="Arial" w:cs="Arial"/>
+          <w:rFonts w:ascii="Arial" w:cs="Arial" w:hAnsi="Arial"/>
+          <w:b/>
+          <w:bCs/>
+          <w:szCs w:val="24"/>
+        </w:rPr>
+      </w:pPr>
+      <w:r>
+        <w:rPr>
+          <w:rFonts w:ascii="Arial" w:cs="Arial" w:hAnsi="Arial"/>
           <w:b/>
           <w:bCs/>
           <w:szCs w:val="24"/>
@@ -462,13 +462,13 @@
     <w:p>
       <w:pPr>
         <w:rPr>
-          <w:rFonts w:ascii="Arial" w:hAnsi="Arial" w:cs="Arial"/>
-          <w:szCs w:val="24"/>
-        </w:rPr>
-      </w:pPr>
-      <w:r>
-        <w:rPr>
-          <w:rFonts w:ascii="Arial" w:hAnsi="Arial" w:cs="Arial"/>
+          <w:rFonts w:ascii="Arial" w:cs="Arial" w:hAnsi="Arial"/>
+          <w:szCs w:val="24"/>
+        </w:rPr>
+      </w:pPr>
+      <w:r>
+        <w:rPr>
+          <w:rFonts w:ascii="Arial" w:cs="Arial" w:hAnsi="Arial"/>
           <w:szCs w:val="24"/>
         </w:rPr>
         <w:t>GAs explore architectures with different depths by mutating the “layer count” gene.</w:t>
@@ -481,13 +481,13 @@
           <w:numId w:val="3"/>
         </w:numPr>
         <w:rPr>
-          <w:rFonts w:ascii="Arial" w:hAnsi="Arial" w:cs="Arial"/>
-          <w:szCs w:val="24"/>
-        </w:rPr>
-      </w:pPr>
-      <w:r>
-        <w:rPr>
-          <w:rFonts w:ascii="Arial" w:hAnsi="Arial" w:cs="Arial"/>
+          <w:rFonts w:ascii="Arial" w:cs="Arial" w:hAnsi="Arial"/>
+          <w:szCs w:val="24"/>
+        </w:rPr>
+      </w:pPr>
+      <w:r>
+        <w:rPr>
+          <w:rFonts w:ascii="Arial" w:cs="Arial" w:hAnsi="Arial"/>
           <w:szCs w:val="24"/>
         </w:rPr>
         <w:t>Adding a layer = mutation</w:t>
@@ -500,13 +500,13 @@
           <w:numId w:val="3"/>
         </w:numPr>
         <w:rPr>
-          <w:rFonts w:ascii="Arial" w:hAnsi="Arial" w:cs="Arial"/>
-          <w:szCs w:val="24"/>
-        </w:rPr>
-      </w:pPr>
-      <w:r>
-        <w:rPr>
-          <w:rFonts w:ascii="Arial" w:hAnsi="Arial" w:cs="Arial"/>
+          <w:rFonts w:ascii="Arial" w:cs="Arial" w:hAnsi="Arial"/>
+          <w:szCs w:val="24"/>
+        </w:rPr>
+      </w:pPr>
+      <w:r>
+        <w:rPr>
+          <w:rFonts w:ascii="Arial" w:cs="Arial" w:hAnsi="Arial"/>
           <w:szCs w:val="24"/>
         </w:rPr>
         <w:t>Removing a layer = mutation</w:t>
@@ -519,13 +519,13 @@
           <w:numId w:val="3"/>
         </w:numPr>
         <w:rPr>
-          <w:rFonts w:ascii="Arial" w:hAnsi="Arial" w:cs="Arial"/>
-          <w:szCs w:val="24"/>
-        </w:rPr>
-      </w:pPr>
-      <w:r>
-        <w:rPr>
-          <w:rFonts w:ascii="Arial" w:hAnsi="Arial" w:cs="Arial"/>
+          <w:rFonts w:ascii="Arial" w:cs="Arial" w:hAnsi="Arial"/>
+          <w:szCs w:val="24"/>
+        </w:rPr>
+      </w:pPr>
+      <w:r>
+        <w:rPr>
+          <w:rFonts w:ascii="Arial" w:cs="Arial" w:hAnsi="Arial"/>
           <w:szCs w:val="24"/>
         </w:rPr>
         <w:t>Combining two parents with different depths = crossover</w:t>
@@ -534,13 +534,13 @@
     <w:p>
       <w:pPr>
         <w:rPr>
-          <w:rFonts w:ascii="Arial" w:hAnsi="Arial" w:cs="Arial"/>
-          <w:szCs w:val="24"/>
-        </w:rPr>
-      </w:pPr>
-      <w:r>
-        <w:rPr>
-          <w:rFonts w:ascii="Arial" w:hAnsi="Arial" w:cs="Arial"/>
+          <w:rFonts w:ascii="Arial" w:cs="Arial" w:hAnsi="Arial"/>
+          <w:szCs w:val="24"/>
+        </w:rPr>
+      </w:pPr>
+      <w:r>
+        <w:rPr>
+          <w:rFonts w:ascii="Arial" w:cs="Arial" w:hAnsi="Arial"/>
           <w:szCs w:val="24"/>
         </w:rPr>
         <w:t>Over generations, architectures with too few layers (underfitting) or too many (overfitting, slow training) are naturally filtered out.</w:t>
@@ -549,15 +549,15 @@
     <w:p>
       <w:pPr>
         <w:rPr>
-          <w:rFonts w:ascii="Arial" w:hAnsi="Arial" w:cs="Arial"/>
-          <w:b/>
-          <w:bCs/>
-          <w:szCs w:val="24"/>
-        </w:rPr>
-      </w:pPr>
-      <w:r>
-        <w:rPr>
-          <w:rFonts w:ascii="Arial" w:hAnsi="Arial" w:cs="Arial"/>
+          <w:rFonts w:ascii="Arial" w:cs="Arial" w:hAnsi="Arial"/>
+          <w:b/>
+          <w:bCs/>
+          <w:szCs w:val="24"/>
+        </w:rPr>
+      </w:pPr>
+      <w:r>
+        <w:rPr>
+          <w:rFonts w:ascii="Arial" w:cs="Arial" w:hAnsi="Arial"/>
           <w:b/>
           <w:bCs/>
           <w:szCs w:val="24"/>
@@ -568,13 +568,13 @@
     <w:p>
       <w:pPr>
         <w:rPr>
-          <w:rFonts w:ascii="Arial" w:hAnsi="Arial" w:cs="Arial"/>
-          <w:szCs w:val="24"/>
-        </w:rPr>
-      </w:pPr>
-      <w:r>
-        <w:rPr>
-          <w:rFonts w:ascii="Arial" w:hAnsi="Arial" w:cs="Arial"/>
+          <w:rFonts w:ascii="Arial" w:cs="Arial" w:hAnsi="Arial"/>
+          <w:szCs w:val="24"/>
+        </w:rPr>
+      </w:pPr>
+      <w:r>
+        <w:rPr>
+          <w:rFonts w:ascii="Arial" w:cs="Arial" w:hAnsi="Arial"/>
           <w:szCs w:val="24"/>
         </w:rPr>
         <w:t>Each layer’s node count is a gene.</w:t>
@@ -587,13 +587,13 @@
           <w:numId w:val="4"/>
         </w:numPr>
         <w:rPr>
-          <w:rFonts w:ascii="Arial" w:hAnsi="Arial" w:cs="Arial"/>
-          <w:szCs w:val="24"/>
-        </w:rPr>
-      </w:pPr>
-      <w:r>
-        <w:rPr>
-          <w:rFonts w:ascii="Arial" w:hAnsi="Arial" w:cs="Arial"/>
+          <w:rFonts w:ascii="Arial" w:cs="Arial" w:hAnsi="Arial"/>
+          <w:szCs w:val="24"/>
+        </w:rPr>
+      </w:pPr>
+      <w:r>
+        <w:rPr>
+          <w:rFonts w:ascii="Arial" w:cs="Arial" w:hAnsi="Arial"/>
           <w:szCs w:val="24"/>
         </w:rPr>
         <w:t>Mutation can increase or decrease node count.</w:t>
@@ -606,13 +606,13 @@
           <w:numId w:val="4"/>
         </w:numPr>
         <w:rPr>
-          <w:rFonts w:ascii="Arial" w:hAnsi="Arial" w:cs="Arial"/>
-          <w:szCs w:val="24"/>
-        </w:rPr>
-      </w:pPr>
-      <w:r>
-        <w:rPr>
-          <w:rFonts w:ascii="Arial" w:hAnsi="Arial" w:cs="Arial"/>
+          <w:rFonts w:ascii="Arial" w:cs="Arial" w:hAnsi="Arial"/>
+          <w:szCs w:val="24"/>
+        </w:rPr>
+      </w:pPr>
+      <w:r>
+        <w:rPr>
+          <w:rFonts w:ascii="Arial" w:cs="Arial" w:hAnsi="Arial"/>
           <w:szCs w:val="24"/>
         </w:rPr>
         <w:t>Crossover mixes layer sizes from two parents.</w:t>
@@ -621,20 +621,20 @@
     <w:p>
       <w:pPr>
         <w:rPr>
-          <w:rFonts w:ascii="Arial" w:hAnsi="Arial" w:cs="Arial"/>
-          <w:szCs w:val="24"/>
-        </w:rPr>
-      </w:pPr>
-      <w:r>
-        <w:rPr>
-          <w:rFonts w:ascii="Arial" w:hAnsi="Arial" w:cs="Arial"/>
+          <w:rFonts w:ascii="Arial" w:cs="Arial" w:hAnsi="Arial"/>
+          <w:szCs w:val="24"/>
+        </w:rPr>
+      </w:pPr>
+      <w:r>
+        <w:rPr>
+          <w:rFonts w:ascii="Arial" w:cs="Arial" w:hAnsi="Arial"/>
           <w:szCs w:val="24"/>
         </w:rPr>
         <w:t>This allows the GA to discover non</w:t>
       </w:r>
       <w:r>
         <w:rPr>
-          <w:rFonts w:ascii="Arial" w:hAnsi="Arial" w:cs="Arial"/>
+          <w:rFonts w:ascii="Arial" w:cs="Arial" w:hAnsi="Arial"/>
           <w:szCs w:val="24"/>
         </w:rPr>
         <w:noBreakHyphen/>
@@ -644,15 +644,15 @@
     <w:p>
       <w:pPr>
         <w:rPr>
-          <w:rFonts w:ascii="Arial" w:hAnsi="Arial" w:cs="Arial"/>
-          <w:b/>
-          <w:bCs/>
-          <w:szCs w:val="24"/>
-        </w:rPr>
-      </w:pPr>
-      <w:r>
-        <w:rPr>
-          <w:rFonts w:ascii="Arial" w:hAnsi="Arial" w:cs="Arial"/>
+          <w:rFonts w:ascii="Arial" w:cs="Arial" w:hAnsi="Arial"/>
+          <w:b/>
+          <w:bCs/>
+          <w:szCs w:val="24"/>
+        </w:rPr>
+      </w:pPr>
+      <w:r>
+        <w:rPr>
+          <w:rFonts w:ascii="Arial" w:cs="Arial" w:hAnsi="Arial"/>
           <w:b/>
           <w:bCs/>
           <w:szCs w:val="24"/>
@@ -663,20 +663,20 @@
     <w:p>
       <w:pPr>
         <w:rPr>
-          <w:rFonts w:ascii="Arial" w:hAnsi="Arial" w:cs="Arial"/>
-          <w:szCs w:val="24"/>
-        </w:rPr>
-      </w:pPr>
-      <w:r>
-        <w:rPr>
-          <w:rFonts w:ascii="Arial" w:hAnsi="Arial" w:cs="Arial"/>
+          <w:rFonts w:ascii="Arial" w:cs="Arial" w:hAnsi="Arial"/>
+          <w:szCs w:val="24"/>
+        </w:rPr>
+      </w:pPr>
+      <w:r>
+        <w:rPr>
+          <w:rFonts w:ascii="Arial" w:cs="Arial" w:hAnsi="Arial"/>
           <w:szCs w:val="24"/>
         </w:rPr>
         <w:t xml:space="preserve">Some GA variants evolve </w:t>
       </w:r>
       <w:r>
         <w:rPr>
-          <w:rFonts w:ascii="Arial" w:hAnsi="Arial" w:cs="Arial"/>
+          <w:rFonts w:ascii="Arial" w:cs="Arial" w:hAnsi="Arial"/>
           <w:i/>
           <w:iCs/>
           <w:szCs w:val="24"/>
@@ -685,7 +685,7 @@
       </w:r>
       <w:r>
         <w:rPr>
-          <w:rFonts w:ascii="Arial" w:hAnsi="Arial" w:cs="Arial"/>
+          <w:rFonts w:ascii="Arial" w:cs="Arial" w:hAnsi="Arial"/>
           <w:szCs w:val="24"/>
         </w:rPr>
         <w:t xml:space="preserve"> rather than just layer sizes.</w:t>
@@ -698,13 +698,13 @@
           <w:numId w:val="5"/>
         </w:numPr>
         <w:rPr>
-          <w:rFonts w:ascii="Arial" w:hAnsi="Arial" w:cs="Arial"/>
-          <w:szCs w:val="24"/>
-        </w:rPr>
-      </w:pPr>
-      <w:r>
-        <w:rPr>
-          <w:rFonts w:ascii="Arial" w:hAnsi="Arial" w:cs="Arial"/>
+          <w:rFonts w:ascii="Arial" w:cs="Arial" w:hAnsi="Arial"/>
+          <w:szCs w:val="24"/>
+        </w:rPr>
+      </w:pPr>
+      <w:r>
+        <w:rPr>
+          <w:rFonts w:ascii="Arial" w:cs="Arial" w:hAnsi="Arial"/>
           <w:szCs w:val="24"/>
         </w:rPr>
         <w:t>Binary masks determine whether a connection exists.</w:t>
@@ -717,13 +717,13 @@
           <w:numId w:val="5"/>
         </w:numPr>
         <w:rPr>
-          <w:rFonts w:ascii="Arial" w:hAnsi="Arial" w:cs="Arial"/>
-          <w:szCs w:val="24"/>
-        </w:rPr>
-      </w:pPr>
-      <w:r>
-        <w:rPr>
-          <w:rFonts w:ascii="Arial" w:hAnsi="Arial" w:cs="Arial"/>
+          <w:rFonts w:ascii="Arial" w:cs="Arial" w:hAnsi="Arial"/>
+          <w:szCs w:val="24"/>
+        </w:rPr>
+      </w:pPr>
+      <w:r>
+        <w:rPr>
+          <w:rFonts w:ascii="Arial" w:cs="Arial" w:hAnsi="Arial"/>
           <w:szCs w:val="24"/>
         </w:rPr>
         <w:t>Mutation flips bits to add/remove connections.</w:t>
@@ -736,13 +736,13 @@
           <w:numId w:val="5"/>
         </w:numPr>
         <w:rPr>
-          <w:rFonts w:ascii="Arial" w:hAnsi="Arial" w:cs="Arial"/>
-          <w:szCs w:val="24"/>
-        </w:rPr>
-      </w:pPr>
-      <w:r>
-        <w:rPr>
-          <w:rFonts w:ascii="Arial" w:hAnsi="Arial" w:cs="Arial"/>
+          <w:rFonts w:ascii="Arial" w:cs="Arial" w:hAnsi="Arial"/>
+          <w:szCs w:val="24"/>
+        </w:rPr>
+      </w:pPr>
+      <w:r>
+        <w:rPr>
+          <w:rFonts w:ascii="Arial" w:cs="Arial" w:hAnsi="Arial"/>
           <w:szCs w:val="24"/>
         </w:rPr>
         <w:t>Crossover recombines connectivity patterns.</w:t>
@@ -751,13 +751,13 @@
     <w:p>
       <w:pPr>
         <w:rPr>
-          <w:rFonts w:ascii="Arial" w:hAnsi="Arial" w:cs="Arial"/>
-          <w:szCs w:val="24"/>
-        </w:rPr>
-      </w:pPr>
-      <w:r>
-        <w:rPr>
-          <w:rFonts w:ascii="Arial" w:hAnsi="Arial" w:cs="Arial"/>
+          <w:rFonts w:ascii="Arial" w:cs="Arial" w:hAnsi="Arial"/>
+          <w:szCs w:val="24"/>
+        </w:rPr>
+      </w:pPr>
+      <w:r>
+        <w:rPr>
+          <w:rFonts w:ascii="Arial" w:cs="Arial" w:hAnsi="Arial"/>
           <w:szCs w:val="24"/>
         </w:rPr>
         <w:t>This can produce sparse networks that train faster and generalize better.</w:t>
@@ -766,15 +766,15 @@
     <w:p>
       <w:pPr>
         <w:rPr>
-          <w:rFonts w:ascii="Arial" w:hAnsi="Arial" w:cs="Arial"/>
-          <w:b/>
-          <w:bCs/>
-          <w:szCs w:val="24"/>
-        </w:rPr>
-      </w:pPr>
-      <w:r>
-        <w:rPr>
-          <w:rFonts w:ascii="Arial" w:hAnsi="Arial" w:cs="Arial"/>
+          <w:rFonts w:ascii="Arial" w:cs="Arial" w:hAnsi="Arial"/>
+          <w:b/>
+          <w:bCs/>
+          <w:szCs w:val="24"/>
+        </w:rPr>
+      </w:pPr>
+      <w:r>
+        <w:rPr>
+          <w:rFonts w:ascii="Arial" w:cs="Arial" w:hAnsi="Arial"/>
           <w:b/>
           <w:bCs/>
           <w:szCs w:val="24"/>
@@ -783,7 +783,7 @@
       </w:r>
       <w:r>
         <w:rPr>
-          <w:rFonts w:ascii="Arial" w:hAnsi="Arial" w:cs="Arial"/>
+          <w:rFonts w:ascii="Arial" w:cs="Arial" w:hAnsi="Arial"/>
           <w:b/>
           <w:bCs/>
           <w:szCs w:val="24"/>
@@ -794,20 +794,20 @@
     <w:p>
       <w:pPr>
         <w:rPr>
-          <w:rFonts w:ascii="Arial" w:hAnsi="Arial" w:cs="Arial"/>
-          <w:szCs w:val="24"/>
-        </w:rPr>
-      </w:pPr>
-      <w:r>
-        <w:rPr>
-          <w:rFonts w:ascii="Arial" w:hAnsi="Arial" w:cs="Arial"/>
+          <w:rFonts w:ascii="Arial" w:cs="Arial" w:hAnsi="Arial"/>
+          <w:szCs w:val="24"/>
+        </w:rPr>
+      </w:pPr>
+      <w:r>
+        <w:rPr>
+          <w:rFonts w:ascii="Arial" w:cs="Arial" w:hAnsi="Arial"/>
           <w:szCs w:val="24"/>
         </w:rPr>
         <w:t xml:space="preserve">Neural network architecture search is a </w:t>
       </w:r>
       <w:r>
         <w:rPr>
-          <w:rFonts w:ascii="Arial" w:hAnsi="Arial" w:cs="Arial"/>
+          <w:rFonts w:ascii="Arial" w:cs="Arial" w:hAnsi="Arial"/>
           <w:b/>
           <w:bCs/>
           <w:szCs w:val="24"/>
@@ -816,7 +816,7 @@
       </w:r>
       <w:r>
         <w:rPr>
-          <w:rFonts w:ascii="Arial" w:hAnsi="Arial" w:cs="Arial"/>
+          <w:rFonts w:ascii="Arial" w:cs="Arial" w:hAnsi="Arial"/>
           <w:b/>
           <w:bCs/>
           <w:szCs w:val="24"/>
@@ -826,21 +826,21 @@
       </w:r>
       <w:r>
         <w:rPr>
-          <w:rFonts w:ascii="Arial" w:hAnsi="Arial" w:cs="Arial"/>
+          <w:rFonts w:ascii="Arial" w:cs="Arial" w:hAnsi="Arial"/>
           <w:szCs w:val="24"/>
         </w:rPr>
         <w:t xml:space="preserve"> problem. Gradient descent cannot optimize layer counts or node counts because they are not differentiable. GAs </w:t>
       </w:r>
       <w:r>
         <w:rPr>
-          <w:rFonts w:ascii="Arial" w:hAnsi="Arial" w:cs="Arial"/>
+          <w:rFonts w:ascii="Arial" w:cs="Arial" w:hAnsi="Arial"/>
           <w:szCs w:val="24"/>
         </w:rPr>
         <w:t>excels</w:t>
       </w:r>
       <w:r>
         <w:rPr>
-          <w:rFonts w:ascii="Arial" w:hAnsi="Arial" w:cs="Arial"/>
+          <w:rFonts w:ascii="Arial" w:cs="Arial" w:hAnsi="Arial"/>
           <w:szCs w:val="24"/>
         </w:rPr>
         <w:t xml:space="preserve"> because:</w:t>
@@ -853,13 +853,13 @@
           <w:numId w:val="6"/>
         </w:numPr>
         <w:rPr>
-          <w:rFonts w:ascii="Arial" w:hAnsi="Arial" w:cs="Arial"/>
-          <w:szCs w:val="24"/>
-        </w:rPr>
-      </w:pPr>
-      <w:r>
-        <w:rPr>
-          <w:rFonts w:ascii="Arial" w:hAnsi="Arial" w:cs="Arial"/>
+          <w:rFonts w:ascii="Arial" w:cs="Arial" w:hAnsi="Arial"/>
+          <w:szCs w:val="24"/>
+        </w:rPr>
+      </w:pPr>
+      <w:r>
+        <w:rPr>
+          <w:rFonts w:ascii="Arial" w:cs="Arial" w:hAnsi="Arial"/>
           <w:szCs w:val="24"/>
         </w:rPr>
         <w:t>They explore large, irregular search spaces.</w:t>
@@ -872,13 +872,13 @@
           <w:numId w:val="6"/>
         </w:numPr>
         <w:rPr>
-          <w:rFonts w:ascii="Arial" w:hAnsi="Arial" w:cs="Arial"/>
-          <w:szCs w:val="24"/>
-        </w:rPr>
-      </w:pPr>
-      <w:r>
-        <w:rPr>
-          <w:rFonts w:ascii="Arial" w:hAnsi="Arial" w:cs="Arial"/>
+          <w:rFonts w:ascii="Arial" w:cs="Arial" w:hAnsi="Arial"/>
+          <w:szCs w:val="24"/>
+        </w:rPr>
+      </w:pPr>
+      <w:r>
+        <w:rPr>
+          <w:rFonts w:ascii="Arial" w:cs="Arial" w:hAnsi="Arial"/>
           <w:szCs w:val="24"/>
         </w:rPr>
         <w:t>They avoid getting stuck in local minima.</w:t>
@@ -891,13 +891,13 @@
           <w:numId w:val="6"/>
         </w:numPr>
         <w:rPr>
-          <w:rFonts w:ascii="Arial" w:hAnsi="Arial" w:cs="Arial"/>
-          <w:szCs w:val="24"/>
-        </w:rPr>
-      </w:pPr>
-      <w:r>
-        <w:rPr>
-          <w:rFonts w:ascii="Arial" w:hAnsi="Arial" w:cs="Arial"/>
+          <w:rFonts w:ascii="Arial" w:cs="Arial" w:hAnsi="Arial"/>
+          <w:szCs w:val="24"/>
+        </w:rPr>
+      </w:pPr>
+      <w:r>
+        <w:rPr>
+          <w:rFonts w:ascii="Arial" w:cs="Arial" w:hAnsi="Arial"/>
           <w:szCs w:val="24"/>
         </w:rPr>
         <w:t>They can optimize structure and hyperparameters jointly.</w:t>
@@ -910,13 +910,13 @@
           <w:numId w:val="6"/>
         </w:numPr>
         <w:rPr>
-          <w:rFonts w:ascii="Arial" w:hAnsi="Arial" w:cs="Arial"/>
-          <w:szCs w:val="24"/>
-        </w:rPr>
-      </w:pPr>
-      <w:r>
-        <w:rPr>
-          <w:rFonts w:ascii="Arial" w:hAnsi="Arial" w:cs="Arial"/>
+          <w:rFonts w:ascii="Arial" w:cs="Arial" w:hAnsi="Arial"/>
+          <w:szCs w:val="24"/>
+        </w:rPr>
+      </w:pPr>
+      <w:r>
+        <w:rPr>
+          <w:rFonts w:ascii="Arial" w:cs="Arial" w:hAnsi="Arial"/>
           <w:szCs w:val="24"/>
         </w:rPr>
         <w:t>They naturally support multi-objective optimization (accuracy vs. complexity).</w:t>
@@ -925,28 +925,27 @@
     <w:p>
       <w:pPr>
         <w:rPr>
-          <w:rFonts w:ascii="Arial" w:hAnsi="Arial" w:cs="Arial"/>
-          <w:szCs w:val="24"/>
-        </w:rPr>
-      </w:pPr>
-    </w:p>
-    <w:p>
-      <w:pPr>
-        <w:rPr>
-          <w:rFonts w:ascii="Arial" w:hAnsi="Arial" w:cs="Arial"/>
-          <w:b/>
-          <w:bCs/>
-          <w:szCs w:val="24"/>
-        </w:rPr>
-      </w:pPr>
-      <w:r>
-        <w:rPr>
-          <w:rFonts w:ascii="Arial" w:hAnsi="Arial" w:cs="Arial"/>
-          <w:b/>
-          <w:bCs/>
-          <w:szCs w:val="24"/>
-        </w:rPr>
-        <w:lastRenderedPageBreak/>
+          <w:rFonts w:ascii="Arial" w:cs="Arial" w:hAnsi="Arial"/>
+          <w:szCs w:val="24"/>
+        </w:rPr>
+      </w:pPr>
+    </w:p>
+    <w:p>
+      <w:pPr>
+        <w:rPr>
+          <w:rFonts w:ascii="Arial" w:cs="Arial" w:hAnsi="Arial"/>
+          <w:b/>
+          <w:bCs/>
+          <w:szCs w:val="24"/>
+        </w:rPr>
+      </w:pPr>
+      <w:r>
+        <w:rPr>
+          <w:rFonts w:ascii="Arial" w:cs="Arial" w:hAnsi="Arial"/>
+          <w:b/>
+          <w:bCs/>
+          <w:szCs w:val="24"/>
+        </w:rPr>
         <w:t>Practical workflow of GA-based architecture optimization</w:t>
       </w:r>
     </w:p>
@@ -957,13 +956,13 @@
           <w:numId w:val="7"/>
         </w:numPr>
         <w:rPr>
-          <w:rFonts w:ascii="Arial" w:hAnsi="Arial" w:cs="Arial"/>
-          <w:szCs w:val="24"/>
-        </w:rPr>
-      </w:pPr>
-      <w:r>
-        <w:rPr>
-          <w:rFonts w:ascii="Arial" w:hAnsi="Arial" w:cs="Arial"/>
+          <w:rFonts w:ascii="Arial" w:cs="Arial" w:hAnsi="Arial"/>
+          <w:szCs w:val="24"/>
+        </w:rPr>
+      </w:pPr>
+      <w:r>
+        <w:rPr>
+          <w:rFonts w:ascii="Arial" w:cs="Arial" w:hAnsi="Arial"/>
           <w:b/>
           <w:bCs/>
           <w:szCs w:val="24"/>
@@ -972,7 +971,7 @@
       </w:r>
       <w:r>
         <w:rPr>
-          <w:rFonts w:ascii="Arial" w:hAnsi="Arial" w:cs="Arial"/>
+          <w:rFonts w:ascii="Arial" w:cs="Arial" w:hAnsi="Arial"/>
           <w:szCs w:val="24"/>
         </w:rPr>
         <w:t xml:space="preserve"> of random architectures.</w:t>
@@ -985,13 +984,13 @@
           <w:numId w:val="7"/>
         </w:numPr>
         <w:rPr>
-          <w:rFonts w:ascii="Arial" w:hAnsi="Arial" w:cs="Arial"/>
-          <w:szCs w:val="24"/>
-        </w:rPr>
-      </w:pPr>
-      <w:r>
-        <w:rPr>
-          <w:rFonts w:ascii="Arial" w:hAnsi="Arial" w:cs="Arial"/>
+          <w:rFonts w:ascii="Arial" w:cs="Arial" w:hAnsi="Arial"/>
+          <w:szCs w:val="24"/>
+        </w:rPr>
+      </w:pPr>
+      <w:r>
+        <w:rPr>
+          <w:rFonts w:ascii="Arial" w:cs="Arial" w:hAnsi="Arial"/>
           <w:b/>
           <w:bCs/>
           <w:szCs w:val="24"/>
@@ -1000,7 +999,7 @@
       </w:r>
       <w:r>
         <w:rPr>
-          <w:rFonts w:ascii="Arial" w:hAnsi="Arial" w:cs="Arial"/>
+          <w:rFonts w:ascii="Arial" w:cs="Arial" w:hAnsi="Arial"/>
           <w:szCs w:val="24"/>
         </w:rPr>
         <w:t xml:space="preserve"> briefly and compute fitness.</w:t>
@@ -1013,13 +1012,13 @@
           <w:numId w:val="7"/>
         </w:numPr>
         <w:rPr>
-          <w:rFonts w:ascii="Arial" w:hAnsi="Arial" w:cs="Arial"/>
-          <w:szCs w:val="24"/>
-        </w:rPr>
-      </w:pPr>
-      <w:r>
-        <w:rPr>
-          <w:rFonts w:ascii="Arial" w:hAnsi="Arial" w:cs="Arial"/>
+          <w:rFonts w:ascii="Arial" w:cs="Arial" w:hAnsi="Arial"/>
+          <w:szCs w:val="24"/>
+        </w:rPr>
+      </w:pPr>
+      <w:r>
+        <w:rPr>
+          <w:rFonts w:ascii="Arial" w:cs="Arial" w:hAnsi="Arial"/>
           <w:b/>
           <w:bCs/>
           <w:szCs w:val="24"/>
@@ -1028,7 +1027,7 @@
       </w:r>
       <w:r>
         <w:rPr>
-          <w:rFonts w:ascii="Arial" w:hAnsi="Arial" w:cs="Arial"/>
+          <w:rFonts w:ascii="Arial" w:cs="Arial" w:hAnsi="Arial"/>
           <w:szCs w:val="24"/>
         </w:rPr>
         <w:t xml:space="preserve"> the best-performing architectures.</w:t>
@@ -1041,13 +1040,13 @@
           <w:numId w:val="7"/>
         </w:numPr>
         <w:rPr>
-          <w:rFonts w:ascii="Arial" w:hAnsi="Arial" w:cs="Arial"/>
-          <w:szCs w:val="24"/>
-        </w:rPr>
-      </w:pPr>
-      <w:r>
-        <w:rPr>
-          <w:rFonts w:ascii="Arial" w:hAnsi="Arial" w:cs="Arial"/>
+          <w:rFonts w:ascii="Arial" w:cs="Arial" w:hAnsi="Arial"/>
+          <w:szCs w:val="24"/>
+        </w:rPr>
+      </w:pPr>
+      <w:r>
+        <w:rPr>
+          <w:rFonts w:ascii="Arial" w:cs="Arial" w:hAnsi="Arial"/>
           <w:b/>
           <w:bCs/>
           <w:szCs w:val="24"/>
@@ -1056,7 +1055,7 @@
       </w:r>
       <w:r>
         <w:rPr>
-          <w:rFonts w:ascii="Arial" w:hAnsi="Arial" w:cs="Arial"/>
+          <w:rFonts w:ascii="Arial" w:cs="Arial" w:hAnsi="Arial"/>
           <w:szCs w:val="24"/>
         </w:rPr>
         <w:t xml:space="preserve"> to combine architectural traits.</w:t>
@@ -1069,13 +1068,13 @@
           <w:numId w:val="7"/>
         </w:numPr>
         <w:rPr>
-          <w:rFonts w:ascii="Arial" w:hAnsi="Arial" w:cs="Arial"/>
-          <w:szCs w:val="24"/>
-        </w:rPr>
-      </w:pPr>
-      <w:r>
-        <w:rPr>
-          <w:rFonts w:ascii="Arial" w:hAnsi="Arial" w:cs="Arial"/>
+          <w:rFonts w:ascii="Arial" w:cs="Arial" w:hAnsi="Arial"/>
+          <w:szCs w:val="24"/>
+        </w:rPr>
+      </w:pPr>
+      <w:r>
+        <w:rPr>
+          <w:rFonts w:ascii="Arial" w:cs="Arial" w:hAnsi="Arial"/>
           <w:b/>
           <w:bCs/>
           <w:szCs w:val="24"/>
@@ -1084,7 +1083,7 @@
       </w:r>
       <w:r>
         <w:rPr>
-          <w:rFonts w:ascii="Arial" w:hAnsi="Arial" w:cs="Arial"/>
+          <w:rFonts w:ascii="Arial" w:cs="Arial" w:hAnsi="Arial"/>
           <w:szCs w:val="24"/>
         </w:rPr>
         <w:t xml:space="preserve"> to introduce new structural variations.</w:t>
@@ -1097,13 +1096,13 @@
           <w:numId w:val="7"/>
         </w:numPr>
         <w:rPr>
-          <w:rFonts w:ascii="Arial" w:hAnsi="Arial" w:cs="Arial"/>
-          <w:szCs w:val="24"/>
-        </w:rPr>
-      </w:pPr>
-      <w:r>
-        <w:rPr>
-          <w:rFonts w:ascii="Arial" w:hAnsi="Arial" w:cs="Arial"/>
+          <w:rFonts w:ascii="Arial" w:cs="Arial" w:hAnsi="Arial"/>
+          <w:szCs w:val="24"/>
+        </w:rPr>
+      </w:pPr>
+      <w:r>
+        <w:rPr>
+          <w:rFonts w:ascii="Arial" w:cs="Arial" w:hAnsi="Arial"/>
           <w:b/>
           <w:bCs/>
           <w:szCs w:val="24"/>
@@ -1112,7 +1111,7 @@
       </w:r>
       <w:r>
         <w:rPr>
-          <w:rFonts w:ascii="Arial" w:hAnsi="Arial" w:cs="Arial"/>
+          <w:rFonts w:ascii="Arial" w:cs="Arial" w:hAnsi="Arial"/>
           <w:szCs w:val="24"/>
         </w:rPr>
         <w:t xml:space="preserve"> for many generations until performance converges.</w:t>
@@ -1121,13 +1120,13 @@
     <w:p>
       <w:pPr>
         <w:rPr>
-          <w:rFonts w:ascii="Arial" w:hAnsi="Arial" w:cs="Arial"/>
-          <w:szCs w:val="24"/>
-        </w:rPr>
-      </w:pPr>
-      <w:r>
-        <w:rPr>
-          <w:rFonts w:ascii="Arial" w:hAnsi="Arial" w:cs="Arial"/>
+          <w:rFonts w:ascii="Arial" w:cs="Arial" w:hAnsi="Arial"/>
+          <w:szCs w:val="24"/>
+        </w:rPr>
+      </w:pPr>
+      <w:r>
+        <w:rPr>
+          <w:rFonts w:ascii="Arial" w:cs="Arial" w:hAnsi="Arial"/>
           <w:szCs w:val="24"/>
         </w:rPr>
         <w:t>This process has been used successfully in research and practical applications, including medical imaging tasks where GA-optimized CNNs outperform manually designed ones.</w:t>
@@ -1136,15 +1135,15 @@
     <w:p>
       <w:pPr>
         <w:rPr>
-          <w:rFonts w:ascii="Arial" w:hAnsi="Arial" w:cs="Arial"/>
-          <w:b/>
-          <w:bCs/>
-          <w:szCs w:val="24"/>
-        </w:rPr>
-      </w:pPr>
-      <w:r>
-        <w:rPr>
-          <w:rFonts w:ascii="Arial" w:hAnsi="Arial" w:cs="Arial"/>
+          <w:rFonts w:ascii="Arial" w:cs="Arial" w:hAnsi="Arial"/>
+          <w:b/>
+          <w:bCs/>
+          <w:szCs w:val="24"/>
+        </w:rPr>
+      </w:pPr>
+      <w:r>
+        <w:rPr>
+          <w:rFonts w:ascii="Arial" w:cs="Arial" w:hAnsi="Arial"/>
           <w:b/>
           <w:bCs/>
           <w:szCs w:val="24"/>
@@ -1153,7 +1152,7 @@
       </w:r>
       <w:r>
         <w:rPr>
-          <w:rFonts w:ascii="Arial" w:hAnsi="Arial" w:cs="Arial"/>
+          <w:rFonts w:ascii="Arial" w:cs="Arial" w:hAnsi="Arial"/>
           <w:b/>
           <w:bCs/>
           <w:szCs w:val="24"/>
@@ -1164,27 +1163,27 @@
     <w:p>
       <w:pPr>
         <w:rPr>
-          <w:rFonts w:ascii="Arial" w:hAnsi="Arial" w:cs="Arial"/>
-          <w:szCs w:val="24"/>
-        </w:rPr>
-      </w:pPr>
-      <w:r>
-        <w:rPr>
-          <w:rFonts w:ascii="Arial" w:hAnsi="Arial" w:cs="Arial"/>
+          <w:rFonts w:ascii="Arial" w:cs="Arial" w:hAnsi="Arial"/>
+          <w:szCs w:val="24"/>
+        </w:rPr>
+      </w:pPr>
+      <w:r>
+        <w:rPr>
+          <w:rFonts w:ascii="Arial" w:cs="Arial" w:hAnsi="Arial"/>
           <w:szCs w:val="24"/>
         </w:rPr>
         <w:t xml:space="preserve">If you're exploring neural network architecture optimization, GAs </w:t>
       </w:r>
       <w:r>
         <w:rPr>
-          <w:rFonts w:ascii="Arial" w:hAnsi="Arial" w:cs="Arial"/>
+          <w:rFonts w:ascii="Arial" w:cs="Arial" w:hAnsi="Arial"/>
           <w:szCs w:val="24"/>
         </w:rPr>
         <w:t>gives</w:t>
       </w:r>
       <w:r>
         <w:rPr>
-          <w:rFonts w:ascii="Arial" w:hAnsi="Arial" w:cs="Arial"/>
+          <w:rFonts w:ascii="Arial" w:cs="Arial" w:hAnsi="Arial"/>
           <w:szCs w:val="24"/>
         </w:rPr>
         <w:t xml:space="preserve"> you a systematic way to search for:</w:t>
@@ -1197,13 +1196,13 @@
           <w:numId w:val="8"/>
         </w:numPr>
         <w:rPr>
-          <w:rFonts w:ascii="Arial" w:hAnsi="Arial" w:cs="Arial"/>
-          <w:szCs w:val="24"/>
-        </w:rPr>
-      </w:pPr>
-      <w:r>
-        <w:rPr>
-          <w:rFonts w:ascii="Arial" w:hAnsi="Arial" w:cs="Arial"/>
+          <w:rFonts w:ascii="Arial" w:cs="Arial" w:hAnsi="Arial"/>
+          <w:szCs w:val="24"/>
+        </w:rPr>
+      </w:pPr>
+      <w:r>
+        <w:rPr>
+          <w:rFonts w:ascii="Arial" w:cs="Arial" w:hAnsi="Arial"/>
           <w:szCs w:val="24"/>
         </w:rPr>
         <w:t>The right number of layers</w:t>
@@ -1216,13 +1215,13 @@
           <w:numId w:val="8"/>
         </w:numPr>
         <w:rPr>
-          <w:rFonts w:ascii="Arial" w:hAnsi="Arial" w:cs="Arial"/>
-          <w:szCs w:val="24"/>
-        </w:rPr>
-      </w:pPr>
-      <w:r>
-        <w:rPr>
-          <w:rFonts w:ascii="Arial" w:hAnsi="Arial" w:cs="Arial"/>
+          <w:rFonts w:ascii="Arial" w:cs="Arial" w:hAnsi="Arial"/>
+          <w:szCs w:val="24"/>
+        </w:rPr>
+      </w:pPr>
+      <w:r>
+        <w:rPr>
+          <w:rFonts w:ascii="Arial" w:cs="Arial" w:hAnsi="Arial"/>
           <w:szCs w:val="24"/>
         </w:rPr>
         <w:t>The right number of nodes per layer</w:t>
@@ -1235,13 +1234,13 @@
           <w:numId w:val="8"/>
         </w:numPr>
         <w:rPr>
-          <w:rFonts w:ascii="Arial" w:hAnsi="Arial" w:cs="Arial"/>
-          <w:szCs w:val="24"/>
-        </w:rPr>
-      </w:pPr>
-      <w:r>
-        <w:rPr>
-          <w:rFonts w:ascii="Arial" w:hAnsi="Arial" w:cs="Arial"/>
+          <w:rFonts w:ascii="Arial" w:cs="Arial" w:hAnsi="Arial"/>
+          <w:szCs w:val="24"/>
+        </w:rPr>
+      </w:pPr>
+      <w:r>
+        <w:rPr>
+          <w:rFonts w:ascii="Arial" w:cs="Arial" w:hAnsi="Arial"/>
           <w:szCs w:val="24"/>
         </w:rPr>
         <w:t>Efficient connectivity patterns</w:t>
@@ -1254,13 +1253,13 @@
           <w:numId w:val="8"/>
         </w:numPr>
         <w:rPr>
-          <w:rFonts w:ascii="Arial" w:hAnsi="Arial" w:cs="Arial"/>
-          <w:szCs w:val="24"/>
-        </w:rPr>
-      </w:pPr>
-      <w:r>
-        <w:rPr>
-          <w:rFonts w:ascii="Arial" w:hAnsi="Arial" w:cs="Arial"/>
+          <w:rFonts w:ascii="Arial" w:cs="Arial" w:hAnsi="Arial"/>
+          <w:szCs w:val="24"/>
+        </w:rPr>
+      </w:pPr>
+      <w:r>
+        <w:rPr>
+          <w:rFonts w:ascii="Arial" w:cs="Arial" w:hAnsi="Arial"/>
           <w:szCs w:val="24"/>
         </w:rPr>
         <w:t>Balanced accuracy vs. model size</w:t>
@@ -1273,13 +1272,13 @@
           <w:numId w:val="8"/>
         </w:numPr>
         <w:rPr>
-          <w:rFonts w:ascii="Arial" w:hAnsi="Arial" w:cs="Arial"/>
-          <w:szCs w:val="24"/>
-        </w:rPr>
-      </w:pPr>
-      <w:r>
-        <w:rPr>
-          <w:rFonts w:ascii="Arial" w:hAnsi="Arial" w:cs="Arial"/>
+          <w:rFonts w:ascii="Arial" w:cs="Arial" w:hAnsi="Arial"/>
+          <w:szCs w:val="24"/>
+        </w:rPr>
+      </w:pPr>
+      <w:r>
+        <w:rPr>
+          <w:rFonts w:ascii="Arial" w:cs="Arial" w:hAnsi="Arial"/>
           <w:szCs w:val="24"/>
         </w:rPr>
         <w:t>Hyperparameters that interact with architecture</w:t>
@@ -1288,20 +1287,20 @@
     <w:p>
       <w:pPr>
         <w:rPr>
-          <w:rFonts w:ascii="Arial" w:hAnsi="Arial" w:cs="Arial"/>
-          <w:szCs w:val="24"/>
-        </w:rPr>
-      </w:pPr>
-      <w:r>
-        <w:rPr>
-          <w:rFonts w:ascii="Arial" w:hAnsi="Arial" w:cs="Arial"/>
+          <w:rFonts w:ascii="Arial" w:cs="Arial" w:hAnsi="Arial"/>
+          <w:szCs w:val="24"/>
+        </w:rPr>
+      </w:pPr>
+      <w:r>
+        <w:rPr>
+          <w:rFonts w:ascii="Arial" w:cs="Arial" w:hAnsi="Arial"/>
           <w:szCs w:val="24"/>
         </w:rPr>
         <w:t xml:space="preserve">They are especially useful when you want to understand </w:t>
       </w:r>
       <w:r>
         <w:rPr>
-          <w:rFonts w:ascii="Arial" w:hAnsi="Arial" w:cs="Arial"/>
+          <w:rFonts w:ascii="Arial" w:cs="Arial" w:hAnsi="Arial"/>
           <w:i/>
           <w:iCs/>
           <w:szCs w:val="24"/>
@@ -1310,7 +1309,7 @@
       </w:r>
       <w:r>
         <w:rPr>
-          <w:rFonts w:ascii="Arial" w:hAnsi="Arial" w:cs="Arial"/>
+          <w:rFonts w:ascii="Arial" w:cs="Arial" w:hAnsi="Arial"/>
           <w:szCs w:val="24"/>
         </w:rPr>
         <w:t xml:space="preserve"> certain architectures work, because the evolutionary process often reveals patterns (e.g., bottlenecks, sparse connections) that manual tuning might miss.</w:t>
@@ -1319,13 +1318,13 @@
     <w:p>
       <w:pPr>
         <w:rPr>
-          <w:rFonts w:ascii="Arial" w:hAnsi="Arial" w:cs="Arial"/>
-          <w:szCs w:val="24"/>
-        </w:rPr>
-      </w:pPr>
-      <w:r>
-        <w:rPr>
-          <w:rFonts w:ascii="Arial" w:hAnsi="Arial" w:cs="Arial"/>
+          <w:rFonts w:ascii="Arial" w:cs="Arial" w:hAnsi="Arial"/>
+          <w:szCs w:val="24"/>
+        </w:rPr>
+      </w:pPr>
+      <w:r>
+        <w:rPr>
+          <w:rFonts w:ascii="Arial" w:cs="Arial" w:hAnsi="Arial"/>
           <w:szCs w:val="24"/>
         </w:rPr>
         <w:br w:type="page"/>
@@ -1334,28 +1333,27 @@
     <w:p>
       <w:pPr>
         <w:rPr>
-          <w:rFonts w:ascii="Arial" w:hAnsi="Arial" w:cs="Arial"/>
-          <w:szCs w:val="24"/>
-        </w:rPr>
-      </w:pPr>
-      <w:r>
-        <w:rPr>
-          <w:rFonts w:ascii="Arial" w:hAnsi="Arial" w:cs="Arial"/>
-          <w:szCs w:val="24"/>
-        </w:rPr>
-        <w:lastRenderedPageBreak/>
+          <w:rFonts w:ascii="Arial" w:cs="Arial" w:hAnsi="Arial"/>
+          <w:szCs w:val="24"/>
+        </w:rPr>
+      </w:pPr>
+      <w:r>
+        <w:rPr>
+          <w:rFonts w:ascii="Arial" w:cs="Arial" w:hAnsi="Arial"/>
+          <w:szCs w:val="24"/>
+        </w:rPr>
         <w:t>Below is a</w:t>
       </w:r>
       <w:r>
         <w:rPr>
-          <w:rFonts w:ascii="Arial" w:hAnsi="Arial" w:cs="Arial"/>
+          <w:rFonts w:ascii="Arial" w:cs="Arial" w:hAnsi="Arial"/>
           <w:szCs w:val="24"/>
         </w:rPr>
         <w:t xml:space="preserve"> walk through how to </w:t>
       </w:r>
       <w:r>
         <w:rPr>
-          <w:rFonts w:ascii="Arial" w:hAnsi="Arial" w:cs="Arial"/>
+          <w:rFonts w:ascii="Arial" w:cs="Arial" w:hAnsi="Arial"/>
           <w:b/>
           <w:bCs/>
           <w:szCs w:val="24"/>
@@ -1364,28 +1362,28 @@
       </w:r>
       <w:r>
         <w:rPr>
-          <w:rFonts w:ascii="Arial" w:hAnsi="Arial" w:cs="Arial"/>
+          <w:rFonts w:ascii="Arial" w:cs="Arial" w:hAnsi="Arial"/>
           <w:szCs w:val="24"/>
         </w:rPr>
         <w:t xml:space="preserve"> </w:t>
       </w:r>
       <w:r>
         <w:rPr>
-          <w:rFonts w:ascii="Arial" w:hAnsi="Arial" w:cs="Arial"/>
+          <w:rFonts w:ascii="Arial" w:cs="Arial" w:hAnsi="Arial"/>
           <w:szCs w:val="24"/>
         </w:rPr>
         <w:t>and</w:t>
       </w:r>
       <w:r>
         <w:rPr>
-          <w:rFonts w:ascii="Arial" w:hAnsi="Arial" w:cs="Arial"/>
+          <w:rFonts w:ascii="Arial" w:cs="Arial" w:hAnsi="Arial"/>
           <w:szCs w:val="24"/>
         </w:rPr>
         <w:t xml:space="preserve"> sketch a </w:t>
       </w:r>
       <w:r>
         <w:rPr>
-          <w:rFonts w:ascii="Arial" w:hAnsi="Arial" w:cs="Arial"/>
+          <w:rFonts w:ascii="Arial" w:cs="Arial" w:hAnsi="Arial"/>
           <w:b/>
           <w:bCs/>
           <w:szCs w:val="24"/>
@@ -1394,7 +1392,7 @@
       </w:r>
       <w:r>
         <w:rPr>
-          <w:rFonts w:ascii="Arial" w:hAnsi="Arial" w:cs="Arial"/>
+          <w:rFonts w:ascii="Arial" w:cs="Arial" w:hAnsi="Arial"/>
           <w:szCs w:val="24"/>
         </w:rPr>
         <w:t>.</w:t>
@@ -1403,23 +1401,23 @@
     <w:p>
       <w:pPr>
         <w:rPr>
-          <w:rFonts w:ascii="Arial" w:hAnsi="Arial" w:cs="Arial"/>
-          <w:szCs w:val="24"/>
-        </w:rPr>
-      </w:pPr>
-    </w:p>
-    <w:p>
-      <w:pPr>
-        <w:rPr>
-          <w:rFonts w:ascii="Arial" w:hAnsi="Arial" w:cs="Arial"/>
-          <w:b/>
-          <w:bCs/>
-          <w:szCs w:val="24"/>
-        </w:rPr>
-      </w:pPr>
-      <w:r>
-        <w:rPr>
-          <w:rFonts w:ascii="Arial" w:hAnsi="Arial" w:cs="Arial"/>
+          <w:rFonts w:ascii="Arial" w:cs="Arial" w:hAnsi="Arial"/>
+          <w:szCs w:val="24"/>
+        </w:rPr>
+      </w:pPr>
+    </w:p>
+    <w:p>
+      <w:pPr>
+        <w:rPr>
+          <w:rFonts w:ascii="Arial" w:cs="Arial" w:hAnsi="Arial"/>
+          <w:b/>
+          <w:bCs/>
+          <w:szCs w:val="24"/>
+        </w:rPr>
+      </w:pPr>
+      <w:r>
+        <w:rPr>
+          <w:rFonts w:ascii="Arial" w:cs="Arial" w:hAnsi="Arial"/>
           <w:b/>
           <w:bCs/>
           <w:szCs w:val="24"/>
@@ -1430,20 +1428,20 @@
     <w:p>
       <w:pPr>
         <w:rPr>
-          <w:rFonts w:ascii="Arial" w:hAnsi="Arial" w:cs="Arial"/>
-          <w:szCs w:val="24"/>
-        </w:rPr>
-      </w:pPr>
-      <w:r>
-        <w:rPr>
-          <w:rFonts w:ascii="Arial" w:hAnsi="Arial" w:cs="Arial"/>
+          <w:rFonts w:ascii="Arial" w:cs="Arial" w:hAnsi="Arial"/>
+          <w:szCs w:val="24"/>
+        </w:rPr>
+      </w:pPr>
+      <w:r>
+        <w:rPr>
+          <w:rFonts w:ascii="Arial" w:cs="Arial" w:hAnsi="Arial"/>
           <w:szCs w:val="24"/>
         </w:rPr>
         <w:t>A genetic algorithm needs a fixed-length or variable-length representation that fully describes a candidate network. Three common encoding strategies exist, each with different trade</w:t>
       </w:r>
       <w:r>
         <w:rPr>
-          <w:rFonts w:ascii="Arial" w:hAnsi="Arial" w:cs="Arial"/>
+          <w:rFonts w:ascii="Arial" w:cs="Arial" w:hAnsi="Arial"/>
           <w:szCs w:val="24"/>
         </w:rPr>
         <w:noBreakHyphen/>
@@ -1453,15 +1451,15 @@
     <w:p>
       <w:pPr>
         <w:rPr>
-          <w:rFonts w:ascii="Arial" w:hAnsi="Arial" w:cs="Arial"/>
-          <w:b/>
-          <w:bCs/>
-          <w:szCs w:val="24"/>
-        </w:rPr>
-      </w:pPr>
-      <w:r>
-        <w:rPr>
-          <w:rFonts w:ascii="Arial" w:hAnsi="Arial" w:cs="Arial"/>
+          <w:rFonts w:ascii="Arial" w:cs="Arial" w:hAnsi="Arial"/>
+          <w:b/>
+          <w:bCs/>
+          <w:szCs w:val="24"/>
+        </w:rPr>
+      </w:pPr>
+      <w:r>
+        <w:rPr>
+          <w:rFonts w:ascii="Arial" w:cs="Arial" w:hAnsi="Arial"/>
           <w:b/>
           <w:bCs/>
           <w:szCs w:val="24"/>
@@ -1472,13 +1470,13 @@
     <w:p>
       <w:pPr>
         <w:rPr>
-          <w:rFonts w:ascii="Arial" w:hAnsi="Arial" w:cs="Arial"/>
-          <w:szCs w:val="24"/>
-        </w:rPr>
-      </w:pPr>
-      <w:r>
-        <w:rPr>
-          <w:rFonts w:ascii="Arial" w:hAnsi="Arial" w:cs="Arial"/>
+          <w:rFonts w:ascii="Arial" w:cs="Arial" w:hAnsi="Arial"/>
+          <w:szCs w:val="24"/>
+        </w:rPr>
+      </w:pPr>
+      <w:r>
+        <w:rPr>
+          <w:rFonts w:ascii="Arial" w:cs="Arial" w:hAnsi="Arial"/>
           <w:szCs w:val="24"/>
         </w:rPr>
         <w:t>Each gene represents a structural choice.</w:t>
@@ -1491,13 +1489,13 @@
           <w:numId w:val="9"/>
         </w:numPr>
         <w:rPr>
-          <w:rFonts w:ascii="Arial" w:hAnsi="Arial" w:cs="Arial"/>
-          <w:szCs w:val="24"/>
-        </w:rPr>
-      </w:pPr>
-      <w:r>
-        <w:rPr>
-          <w:rFonts w:ascii="Arial" w:hAnsi="Arial" w:cs="Arial"/>
+          <w:rFonts w:ascii="Arial" w:cs="Arial" w:hAnsi="Arial"/>
+          <w:szCs w:val="24"/>
+        </w:rPr>
+      </w:pPr>
+      <w:r>
+        <w:rPr>
+          <w:rFonts w:ascii="Arial" w:cs="Arial" w:hAnsi="Arial"/>
           <w:b/>
           <w:bCs/>
           <w:szCs w:val="24"/>
@@ -1506,7 +1504,7 @@
       </w:r>
       <w:r>
         <w:rPr>
-          <w:rFonts w:ascii="Arial" w:hAnsi="Arial" w:cs="Arial"/>
+          <w:rFonts w:ascii="Arial" w:cs="Arial" w:hAnsi="Arial"/>
           <w:szCs w:val="24"/>
         </w:rPr>
         <w:t xml:space="preserve"> number of hidden layers</w:t>
@@ -1519,13 +1517,13 @@
           <w:numId w:val="9"/>
         </w:numPr>
         <w:rPr>
-          <w:rFonts w:ascii="Arial" w:hAnsi="Arial" w:cs="Arial"/>
-          <w:szCs w:val="24"/>
-        </w:rPr>
-      </w:pPr>
-      <w:r>
-        <w:rPr>
-          <w:rFonts w:ascii="Arial" w:hAnsi="Arial" w:cs="Arial"/>
+          <w:rFonts w:ascii="Arial" w:cs="Arial" w:hAnsi="Arial"/>
+          <w:szCs w:val="24"/>
+        </w:rPr>
+      </w:pPr>
+      <w:r>
+        <w:rPr>
+          <w:rFonts w:ascii="Arial" w:cs="Arial" w:hAnsi="Arial"/>
           <w:b/>
           <w:bCs/>
           <w:szCs w:val="24"/>
@@ -1534,7 +1532,7 @@
       </w:r>
       <w:r>
         <w:rPr>
-          <w:rFonts w:ascii="Arial" w:hAnsi="Arial" w:cs="Arial"/>
+          <w:rFonts w:ascii="Arial" w:cs="Arial" w:hAnsi="Arial"/>
           <w:b/>
           <w:bCs/>
           <w:szCs w:val="24"/>
@@ -1543,7 +1541,7 @@
       </w:r>
       <w:r>
         <w:rPr>
-          <w:rFonts w:ascii="Arial" w:hAnsi="Arial" w:cs="Arial"/>
+          <w:rFonts w:ascii="Arial" w:cs="Arial" w:hAnsi="Arial"/>
           <w:b/>
           <w:bCs/>
           <w:szCs w:val="24"/>
@@ -1552,7 +1550,7 @@
       </w:r>
       <w:r>
         <w:rPr>
-          <w:rFonts w:ascii="Arial" w:hAnsi="Arial" w:cs="Arial"/>
+          <w:rFonts w:ascii="Arial" w:cs="Arial" w:hAnsi="Arial"/>
           <w:szCs w:val="24"/>
         </w:rPr>
         <w:t xml:space="preserve"> number of neurons in each layer</w:t>
@@ -1565,13 +1563,13 @@
           <w:numId w:val="9"/>
         </w:numPr>
         <w:rPr>
-          <w:rFonts w:ascii="Arial" w:hAnsi="Arial" w:cs="Arial"/>
-          <w:szCs w:val="24"/>
-        </w:rPr>
-      </w:pPr>
-      <w:r>
-        <w:rPr>
-          <w:rFonts w:ascii="Arial" w:hAnsi="Arial" w:cs="Arial"/>
+          <w:rFonts w:ascii="Arial" w:cs="Arial" w:hAnsi="Arial"/>
+          <w:szCs w:val="24"/>
+        </w:rPr>
+      </w:pPr>
+      <w:r>
+        <w:rPr>
+          <w:rFonts w:ascii="Arial" w:cs="Arial" w:hAnsi="Arial"/>
           <w:b/>
           <w:bCs/>
           <w:szCs w:val="24"/>
@@ -1580,7 +1578,7 @@
       </w:r>
       <w:r>
         <w:rPr>
-          <w:rFonts w:ascii="Arial" w:hAnsi="Arial" w:cs="Arial"/>
+          <w:rFonts w:ascii="Arial" w:cs="Arial" w:hAnsi="Arial"/>
           <w:szCs w:val="24"/>
         </w:rPr>
         <w:t xml:space="preserve"> activation functions, dropout, learning rate</w:t>
@@ -1589,13 +1587,13 @@
     <w:p>
       <w:pPr>
         <w:rPr>
-          <w:rFonts w:ascii="Arial" w:hAnsi="Arial" w:cs="Arial"/>
-          <w:szCs w:val="24"/>
-        </w:rPr>
-      </w:pPr>
-      <w:r>
-        <w:rPr>
-          <w:rFonts w:ascii="Arial" w:hAnsi="Arial" w:cs="Arial"/>
+          <w:rFonts w:ascii="Arial" w:cs="Arial" w:hAnsi="Arial"/>
+          <w:szCs w:val="24"/>
+        </w:rPr>
+      </w:pPr>
+      <w:r>
+        <w:rPr>
+          <w:rFonts w:ascii="Arial" w:cs="Arial" w:hAnsi="Arial"/>
           <w:szCs w:val="24"/>
         </w:rPr>
         <w:t>Example genome (variable length):</w:t>
@@ -1604,13 +1602,13 @@
     <w:p>
       <w:pPr>
         <w:rPr>
-          <w:rFonts w:ascii="Arial" w:hAnsi="Arial" w:cs="Arial"/>
-          <w:szCs w:val="24"/>
-        </w:rPr>
-      </w:pPr>
-      <w:r>
-        <w:rPr>
-          <w:rFonts w:ascii="Arial" w:hAnsi="Arial" w:cs="Arial"/>
+          <w:rFonts w:ascii="Arial" w:cs="Arial" w:hAnsi="Arial"/>
+          <w:szCs w:val="24"/>
+        </w:rPr>
+      </w:pPr>
+      <w:r>
+        <w:rPr>
+          <w:rFonts w:ascii="Arial" w:cs="Arial" w:hAnsi="Arial"/>
           <w:szCs w:val="24"/>
         </w:rPr>
         <w:t>[3 | 64 | 32 | 16 | relu | relu | relu | lr=0.001]</w:t>
@@ -1619,13 +1617,13 @@
     <w:p>
       <w:pPr>
         <w:rPr>
-          <w:rFonts w:ascii="Arial" w:hAnsi="Arial" w:cs="Arial"/>
-          <w:szCs w:val="24"/>
-        </w:rPr>
-      </w:pPr>
-      <w:r>
-        <w:rPr>
-          <w:rFonts w:ascii="Arial" w:hAnsi="Arial" w:cs="Arial"/>
+          <w:rFonts w:ascii="Arial" w:cs="Arial" w:hAnsi="Arial"/>
+          <w:szCs w:val="24"/>
+        </w:rPr>
+      </w:pPr>
+      <w:r>
+        <w:rPr>
+          <w:rFonts w:ascii="Arial" w:cs="Arial" w:hAnsi="Arial"/>
           <w:szCs w:val="24"/>
         </w:rPr>
         <w:t>Meaning:</w:t>
@@ -1638,13 +1636,13 @@
           <w:numId w:val="10"/>
         </w:numPr>
         <w:rPr>
-          <w:rFonts w:ascii="Arial" w:hAnsi="Arial" w:cs="Arial"/>
-          <w:szCs w:val="24"/>
-        </w:rPr>
-      </w:pPr>
-      <w:r>
-        <w:rPr>
-          <w:rFonts w:ascii="Arial" w:hAnsi="Arial" w:cs="Arial"/>
+          <w:rFonts w:ascii="Arial" w:cs="Arial" w:hAnsi="Arial"/>
+          <w:szCs w:val="24"/>
+        </w:rPr>
+      </w:pPr>
+      <w:r>
+        <w:rPr>
+          <w:rFonts w:ascii="Arial" w:cs="Arial" w:hAnsi="Arial"/>
           <w:szCs w:val="24"/>
         </w:rPr>
         <w:t>3 hidden layers</w:t>
@@ -1657,13 +1655,13 @@
           <w:numId w:val="10"/>
         </w:numPr>
         <w:rPr>
-          <w:rFonts w:ascii="Arial" w:hAnsi="Arial" w:cs="Arial"/>
-          <w:szCs w:val="24"/>
-        </w:rPr>
-      </w:pPr>
-      <w:r>
-        <w:rPr>
-          <w:rFonts w:ascii="Arial" w:hAnsi="Arial" w:cs="Arial"/>
+          <w:rFonts w:ascii="Arial" w:cs="Arial" w:hAnsi="Arial"/>
+          <w:szCs w:val="24"/>
+        </w:rPr>
+      </w:pPr>
+      <w:r>
+        <w:rPr>
+          <w:rFonts w:ascii="Arial" w:cs="Arial" w:hAnsi="Arial"/>
           <w:szCs w:val="24"/>
         </w:rPr>
         <w:t>Layer sizes: 64 → 32 → 16</w:t>
@@ -1676,13 +1674,13 @@
           <w:numId w:val="10"/>
         </w:numPr>
         <w:rPr>
-          <w:rFonts w:ascii="Arial" w:hAnsi="Arial" w:cs="Arial"/>
-          <w:szCs w:val="24"/>
-        </w:rPr>
-      </w:pPr>
-      <w:r>
-        <w:rPr>
-          <w:rFonts w:ascii="Arial" w:hAnsi="Arial" w:cs="Arial"/>
+          <w:rFonts w:ascii="Arial" w:cs="Arial" w:hAnsi="Arial"/>
+          <w:szCs w:val="24"/>
+        </w:rPr>
+      </w:pPr>
+      <w:r>
+        <w:rPr>
+          <w:rFonts w:ascii="Arial" w:cs="Arial" w:hAnsi="Arial"/>
           <w:szCs w:val="24"/>
         </w:rPr>
         <w:t>All ReLU</w:t>
@@ -1695,13 +1693,13 @@
           <w:numId w:val="10"/>
         </w:numPr>
         <w:rPr>
-          <w:rFonts w:ascii="Arial" w:hAnsi="Arial" w:cs="Arial"/>
-          <w:szCs w:val="24"/>
-        </w:rPr>
-      </w:pPr>
-      <w:r>
-        <w:rPr>
-          <w:rFonts w:ascii="Arial" w:hAnsi="Arial" w:cs="Arial"/>
+          <w:rFonts w:ascii="Arial" w:cs="Arial" w:hAnsi="Arial"/>
+          <w:szCs w:val="24"/>
+        </w:rPr>
+      </w:pPr>
+      <w:r>
+        <w:rPr>
+          <w:rFonts w:ascii="Arial" w:cs="Arial" w:hAnsi="Arial"/>
           <w:szCs w:val="24"/>
         </w:rPr>
         <w:t>Learning rate 0.001</w:t>
@@ -1710,13 +1708,13 @@
     <w:p>
       <w:pPr>
         <w:rPr>
-          <w:rFonts w:ascii="Arial" w:hAnsi="Arial" w:cs="Arial"/>
-          <w:szCs w:val="24"/>
-        </w:rPr>
-      </w:pPr>
-      <w:r>
-        <w:rPr>
-          <w:rFonts w:ascii="Arial" w:hAnsi="Arial" w:cs="Arial"/>
+          <w:rFonts w:ascii="Arial" w:cs="Arial" w:hAnsi="Arial"/>
+          <w:szCs w:val="24"/>
+        </w:rPr>
+      </w:pPr>
+      <w:r>
+        <w:rPr>
+          <w:rFonts w:ascii="Arial" w:cs="Arial" w:hAnsi="Arial"/>
           <w:szCs w:val="24"/>
         </w:rPr>
         <w:t>This encoding is compact and easy to mutate.</w:t>
@@ -1725,15 +1723,15 @@
     <w:p>
       <w:pPr>
         <w:rPr>
-          <w:rFonts w:ascii="Arial" w:hAnsi="Arial" w:cs="Arial"/>
-          <w:b/>
-          <w:bCs/>
-          <w:szCs w:val="24"/>
-        </w:rPr>
-      </w:pPr>
-      <w:r>
-        <w:rPr>
-          <w:rFonts w:ascii="Arial" w:hAnsi="Arial" w:cs="Arial"/>
+          <w:rFonts w:ascii="Arial" w:cs="Arial" w:hAnsi="Arial"/>
+          <w:b/>
+          <w:bCs/>
+          <w:szCs w:val="24"/>
+        </w:rPr>
+      </w:pPr>
+      <w:r>
+        <w:rPr>
+          <w:rFonts w:ascii="Arial" w:cs="Arial" w:hAnsi="Arial"/>
           <w:b/>
           <w:bCs/>
           <w:szCs w:val="24"/>
@@ -1744,13 +1742,13 @@
     <w:p>
       <w:pPr>
         <w:rPr>
-          <w:rFonts w:ascii="Arial" w:hAnsi="Arial" w:cs="Arial"/>
-          <w:szCs w:val="24"/>
-        </w:rPr>
-      </w:pPr>
-      <w:r>
-        <w:rPr>
-          <w:rFonts w:ascii="Arial" w:hAnsi="Arial" w:cs="Arial"/>
+          <w:rFonts w:ascii="Arial" w:cs="Arial" w:hAnsi="Arial"/>
+          <w:szCs w:val="24"/>
+        </w:rPr>
+      </w:pPr>
+      <w:r>
+        <w:rPr>
+          <w:rFonts w:ascii="Arial" w:cs="Arial" w:hAnsi="Arial"/>
           <w:szCs w:val="24"/>
         </w:rPr>
         <w:t>Instead of only layer sizes, the genome includes binary masks for connections.</w:t>
@@ -1759,13 +1757,13 @@
     <w:p>
       <w:pPr>
         <w:rPr>
-          <w:rFonts w:ascii="Arial" w:hAnsi="Arial" w:cs="Arial"/>
-          <w:szCs w:val="24"/>
-        </w:rPr>
-      </w:pPr>
-      <w:r>
-        <w:rPr>
-          <w:rFonts w:ascii="Arial" w:hAnsi="Arial" w:cs="Arial"/>
+          <w:rFonts w:ascii="Arial" w:cs="Arial" w:hAnsi="Arial"/>
+          <w:szCs w:val="24"/>
+        </w:rPr>
+      </w:pPr>
+      <w:r>
+        <w:rPr>
+          <w:rFonts w:ascii="Arial" w:cs="Arial" w:hAnsi="Arial"/>
           <w:szCs w:val="24"/>
         </w:rPr>
         <w:t>Example for a small 3-layer network:</w:t>
@@ -1774,13 +1772,13 @@
     <w:p>
       <w:pPr>
         <w:rPr>
-          <w:rFonts w:ascii="Arial" w:hAnsi="Arial" w:cs="Arial"/>
-          <w:szCs w:val="24"/>
-        </w:rPr>
-      </w:pPr>
-      <w:r>
-        <w:rPr>
-          <w:rFonts w:ascii="Arial" w:hAnsi="Arial" w:cs="Arial"/>
+          <w:rFonts w:ascii="Arial" w:cs="Arial" w:hAnsi="Arial"/>
+          <w:szCs w:val="24"/>
+        </w:rPr>
+      </w:pPr>
+      <w:r>
+        <w:rPr>
+          <w:rFonts w:ascii="Arial" w:cs="Arial" w:hAnsi="Arial"/>
           <w:szCs w:val="24"/>
         </w:rPr>
         <w:t>Layer1: [1 1 0 1]</w:t>
@@ -1789,13 +1787,13 @@
     <w:p>
       <w:pPr>
         <w:rPr>
-          <w:rFonts w:ascii="Arial" w:hAnsi="Arial" w:cs="Arial"/>
-          <w:szCs w:val="24"/>
-        </w:rPr>
-      </w:pPr>
-      <w:r>
-        <w:rPr>
-          <w:rFonts w:ascii="Arial" w:hAnsi="Arial" w:cs="Arial"/>
+          <w:rFonts w:ascii="Arial" w:cs="Arial" w:hAnsi="Arial"/>
+          <w:szCs w:val="24"/>
+        </w:rPr>
+      </w:pPr>
+      <w:r>
+        <w:rPr>
+          <w:rFonts w:ascii="Arial" w:cs="Arial" w:hAnsi="Arial"/>
           <w:szCs w:val="24"/>
         </w:rPr>
         <w:t>Layer2: [1 0 1]</w:t>
@@ -1804,13 +1802,13 @@
     <w:p>
       <w:pPr>
         <w:rPr>
-          <w:rFonts w:ascii="Arial" w:hAnsi="Arial" w:cs="Arial"/>
-          <w:szCs w:val="24"/>
-        </w:rPr>
-      </w:pPr>
-      <w:r>
-        <w:rPr>
-          <w:rFonts w:ascii="Arial" w:hAnsi="Arial" w:cs="Arial"/>
+          <w:rFonts w:ascii="Arial" w:cs="Arial" w:hAnsi="Arial"/>
+          <w:szCs w:val="24"/>
+        </w:rPr>
+      </w:pPr>
+      <w:r>
+        <w:rPr>
+          <w:rFonts w:ascii="Arial" w:cs="Arial" w:hAnsi="Arial"/>
           <w:szCs w:val="24"/>
         </w:rPr>
         <w:t>Layer3: [1 1]</w:t>
@@ -1819,28 +1817,34 @@
     <w:p>
       <w:pPr>
         <w:rPr>
-          <w:rFonts w:ascii="Arial" w:hAnsi="Arial" w:cs="Arial"/>
-          <w:szCs w:val="24"/>
-        </w:rPr>
-      </w:pPr>
-      <w:r>
-        <w:rPr>
-          <w:rFonts w:ascii="Arial" w:hAnsi="Arial" w:cs="Arial"/>
+          <w:rFonts w:ascii="Arial" w:cs="Arial" w:hAnsi="Arial"/>
+          <w:szCs w:val="24"/>
+        </w:rPr>
+      </w:pPr>
+      <w:r>
+        <w:rPr>
+          <w:rFonts w:ascii="Arial" w:cs="Arial" w:hAnsi="Arial"/>
           <w:szCs w:val="24"/>
         </w:rPr>
         <w:t>A “0” means the connection is removed.</w:t>
       </w:r>
       <w:r>
         <w:rPr>
-          <w:rFonts w:ascii="Arial" w:hAnsi="Arial" w:cs="Arial"/>
-          <w:szCs w:val="24"/>
-        </w:rPr>
-        <w:br/>
+          <w:rFonts w:ascii="Arial" w:cs="Arial" w:hAnsi="Arial"/>
+          <w:szCs w:val="24"/>
+        </w:rPr>
+        <w:br w:type="textWrapping"/>
+      </w:r>
+      <w:r>
+        <w:rPr>
+          <w:rFonts w:ascii="Arial" w:cs="Arial" w:hAnsi="Arial"/>
+          <w:szCs w:val="24"/>
+        </w:rPr>
         <w:t xml:space="preserve">This allows the GA to evolve </w:t>
       </w:r>
       <w:r>
         <w:rPr>
-          <w:rFonts w:ascii="Arial" w:hAnsi="Arial" w:cs="Arial"/>
+          <w:rFonts w:ascii="Arial" w:cs="Arial" w:hAnsi="Arial"/>
           <w:b/>
           <w:bCs/>
           <w:szCs w:val="24"/>
@@ -1849,7 +1853,7 @@
       </w:r>
       <w:r>
         <w:rPr>
-          <w:rFonts w:ascii="Arial" w:hAnsi="Arial" w:cs="Arial"/>
+          <w:rFonts w:ascii="Arial" w:cs="Arial" w:hAnsi="Arial"/>
           <w:szCs w:val="24"/>
         </w:rPr>
         <w:t>, reducing total weights.</w:t>
@@ -1858,13 +1862,13 @@
     <w:p>
       <w:pPr>
         <w:rPr>
-          <w:rFonts w:ascii="Arial" w:hAnsi="Arial" w:cs="Arial"/>
-          <w:szCs w:val="24"/>
-        </w:rPr>
-      </w:pPr>
-      <w:r>
-        <w:rPr>
-          <w:rFonts w:ascii="Arial" w:hAnsi="Arial" w:cs="Arial"/>
+          <w:rFonts w:ascii="Arial" w:cs="Arial" w:hAnsi="Arial"/>
+          <w:szCs w:val="24"/>
+        </w:rPr>
+      </w:pPr>
+      <w:r>
+        <w:rPr>
+          <w:rFonts w:ascii="Arial" w:cs="Arial" w:hAnsi="Arial"/>
           <w:szCs w:val="24"/>
         </w:rPr>
         <w:br w:type="page"/>
@@ -1873,33 +1877,32 @@
     <w:p>
       <w:pPr>
         <w:rPr>
-          <w:rFonts w:ascii="Arial" w:hAnsi="Arial" w:cs="Arial"/>
-          <w:b/>
-          <w:bCs/>
-          <w:szCs w:val="24"/>
-        </w:rPr>
-      </w:pPr>
-      <w:r>
-        <w:rPr>
-          <w:rFonts w:ascii="Arial" w:hAnsi="Arial" w:cs="Arial"/>
-          <w:b/>
-          <w:bCs/>
-          <w:szCs w:val="24"/>
-        </w:rPr>
-        <w:lastRenderedPageBreak/>
+          <w:rFonts w:ascii="Arial" w:cs="Arial" w:hAnsi="Arial"/>
+          <w:b/>
+          <w:bCs/>
+          <w:szCs w:val="24"/>
+        </w:rPr>
+      </w:pPr>
+      <w:r>
+        <w:rPr>
+          <w:rFonts w:ascii="Arial" w:cs="Arial" w:hAnsi="Arial"/>
+          <w:b/>
+          <w:bCs/>
+          <w:szCs w:val="24"/>
+        </w:rPr>
         <w:t>3. Direct weight encoding (rare, but conceptually important)</w:t>
       </w:r>
     </w:p>
     <w:p>
       <w:pPr>
         <w:rPr>
-          <w:rFonts w:ascii="Arial" w:hAnsi="Arial" w:cs="Arial"/>
-          <w:szCs w:val="24"/>
-        </w:rPr>
-      </w:pPr>
-      <w:r>
-        <w:rPr>
-          <w:rFonts w:ascii="Arial" w:hAnsi="Arial" w:cs="Arial"/>
+          <w:rFonts w:ascii="Arial" w:cs="Arial" w:hAnsi="Arial"/>
+          <w:szCs w:val="24"/>
+        </w:rPr>
+      </w:pPr>
+      <w:r>
+        <w:rPr>
+          <w:rFonts w:ascii="Arial" w:cs="Arial" w:hAnsi="Arial"/>
           <w:szCs w:val="24"/>
         </w:rPr>
         <w:t>Every weight is a gene:</w:t>
@@ -1908,13 +1911,13 @@
     <w:p>
       <w:pPr>
         <w:rPr>
-          <w:rFonts w:ascii="Arial" w:hAnsi="Arial" w:cs="Arial"/>
-          <w:szCs w:val="24"/>
-        </w:rPr>
-      </w:pPr>
-      <w:r>
-        <w:rPr>
-          <w:rFonts w:ascii="Arial" w:hAnsi="Arial" w:cs="Arial"/>
+          <w:rFonts w:ascii="Arial" w:cs="Arial" w:hAnsi="Arial"/>
+          <w:szCs w:val="24"/>
+        </w:rPr>
+      </w:pPr>
+      <w:r>
+        <w:rPr>
+          <w:rFonts w:ascii="Arial" w:cs="Arial" w:hAnsi="Arial"/>
           <w:szCs w:val="24"/>
         </w:rPr>
         <w:t>[w1, w2, w3, ..., wN]</w:t>
@@ -1923,28 +1926,34 @@
     <w:p>
       <w:pPr>
         <w:rPr>
-          <w:rFonts w:ascii="Arial" w:hAnsi="Arial" w:cs="Arial"/>
-          <w:szCs w:val="24"/>
-        </w:rPr>
-      </w:pPr>
-      <w:r>
-        <w:rPr>
-          <w:rFonts w:ascii="Arial" w:hAnsi="Arial" w:cs="Arial"/>
+          <w:rFonts w:ascii="Arial" w:cs="Arial" w:hAnsi="Arial"/>
+          <w:szCs w:val="24"/>
+        </w:rPr>
+      </w:pPr>
+      <w:r>
+        <w:rPr>
+          <w:rFonts w:ascii="Arial" w:cs="Arial" w:hAnsi="Arial"/>
           <w:szCs w:val="24"/>
         </w:rPr>
         <w:t>This is only feasible for tiny networks because the genome becomes huge.</w:t>
       </w:r>
       <w:r>
         <w:rPr>
-          <w:rFonts w:ascii="Arial" w:hAnsi="Arial" w:cs="Arial"/>
-          <w:szCs w:val="24"/>
-        </w:rPr>
-        <w:br/>
+          <w:rFonts w:ascii="Arial" w:cs="Arial" w:hAnsi="Arial"/>
+          <w:szCs w:val="24"/>
+        </w:rPr>
+        <w:br w:type="textWrapping"/>
+      </w:r>
+      <w:r>
+        <w:rPr>
+          <w:rFonts w:ascii="Arial" w:cs="Arial" w:hAnsi="Arial"/>
+          <w:szCs w:val="24"/>
+        </w:rPr>
         <w:t xml:space="preserve">It’s useful to understand because it shows how GAs can optimize </w:t>
       </w:r>
       <w:r>
         <w:rPr>
-          <w:rFonts w:ascii="Arial" w:hAnsi="Arial" w:cs="Arial"/>
+          <w:rFonts w:ascii="Arial" w:cs="Arial" w:hAnsi="Arial"/>
           <w:i/>
           <w:iCs/>
           <w:szCs w:val="24"/>
@@ -1953,7 +1962,7 @@
       </w:r>
       <w:r>
         <w:rPr>
-          <w:rFonts w:ascii="Arial" w:hAnsi="Arial" w:cs="Arial"/>
+          <w:rFonts w:ascii="Arial" w:cs="Arial" w:hAnsi="Arial"/>
           <w:szCs w:val="24"/>
         </w:rPr>
         <w:t xml:space="preserve"> structure and weights, but in practice weight-level evolution is replaced by gradient descent.</w:t>
@@ -1962,23 +1971,23 @@
     <w:p>
       <w:pPr>
         <w:rPr>
-          <w:rFonts w:ascii="Segoe UI Emoji" w:hAnsi="Segoe UI Emoji" w:cs="Segoe UI Emoji"/>
-          <w:szCs w:val="24"/>
-        </w:rPr>
-      </w:pPr>
-    </w:p>
-    <w:p>
-      <w:pPr>
-        <w:rPr>
-          <w:rFonts w:ascii="Arial" w:hAnsi="Arial" w:cs="Arial"/>
-          <w:b/>
-          <w:bCs/>
-          <w:szCs w:val="24"/>
-        </w:rPr>
-      </w:pPr>
-      <w:r>
-        <w:rPr>
-          <w:rFonts w:ascii="Arial" w:hAnsi="Arial" w:cs="Arial"/>
+          <w:rFonts w:ascii="Segoe UI Emoji" w:cs="Segoe UI Emoji" w:hAnsi="Segoe UI Emoji"/>
+          <w:szCs w:val="24"/>
+        </w:rPr>
+      </w:pPr>
+    </w:p>
+    <w:p>
+      <w:pPr>
+        <w:rPr>
+          <w:rFonts w:ascii="Arial" w:cs="Arial" w:hAnsi="Arial"/>
+          <w:b/>
+          <w:bCs/>
+          <w:szCs w:val="24"/>
+        </w:rPr>
+      </w:pPr>
+      <w:r>
+        <w:rPr>
+          <w:rFonts w:ascii="Arial" w:cs="Arial" w:hAnsi="Arial"/>
           <w:b/>
           <w:bCs/>
           <w:szCs w:val="24"/>
@@ -1987,7 +1996,7 @@
       </w:r>
       <w:r>
         <w:rPr>
-          <w:rFonts w:ascii="Arial" w:hAnsi="Arial" w:cs="Arial"/>
+          <w:rFonts w:ascii="Arial" w:cs="Arial" w:hAnsi="Arial"/>
           <w:b/>
           <w:bCs/>
           <w:szCs w:val="24"/>
@@ -1998,13 +2007,13 @@
     <w:p>
       <w:pPr>
         <w:rPr>
-          <w:rFonts w:ascii="Arial" w:hAnsi="Arial" w:cs="Arial"/>
-          <w:szCs w:val="24"/>
-        </w:rPr>
-      </w:pPr>
-      <w:r>
-        <w:rPr>
-          <w:rFonts w:ascii="Arial" w:hAnsi="Arial" w:cs="Arial"/>
+          <w:rFonts w:ascii="Arial" w:cs="Arial" w:hAnsi="Arial"/>
+          <w:szCs w:val="24"/>
+        </w:rPr>
+      </w:pPr>
+      <w:r>
+        <w:rPr>
+          <w:rFonts w:ascii="Arial" w:cs="Arial" w:hAnsi="Arial"/>
           <w:szCs w:val="24"/>
         </w:rPr>
         <w:t>Mutation operations</w:t>
@@ -2017,13 +2026,13 @@
           <w:numId w:val="11"/>
         </w:numPr>
         <w:rPr>
-          <w:rFonts w:ascii="Arial" w:hAnsi="Arial" w:cs="Arial"/>
-          <w:szCs w:val="24"/>
-        </w:rPr>
-      </w:pPr>
-      <w:r>
-        <w:rPr>
-          <w:rFonts w:ascii="Arial" w:hAnsi="Arial" w:cs="Arial"/>
+          <w:rFonts w:ascii="Arial" w:cs="Arial" w:hAnsi="Arial"/>
+          <w:szCs w:val="24"/>
+        </w:rPr>
+      </w:pPr>
+      <w:r>
+        <w:rPr>
+          <w:rFonts w:ascii="Arial" w:cs="Arial" w:hAnsi="Arial"/>
           <w:b/>
           <w:bCs/>
           <w:szCs w:val="24"/>
@@ -2032,7 +2041,7 @@
       </w:r>
       <w:r>
         <w:rPr>
-          <w:rFonts w:ascii="Arial" w:hAnsi="Arial" w:cs="Arial"/>
+          <w:rFonts w:ascii="Arial" w:cs="Arial" w:hAnsi="Arial"/>
           <w:szCs w:val="24"/>
         </w:rPr>
         <w:t xml:space="preserve"> insert a new integer gene</w:t>
@@ -2045,13 +2054,13 @@
           <w:numId w:val="11"/>
         </w:numPr>
         <w:rPr>
-          <w:rFonts w:ascii="Arial" w:hAnsi="Arial" w:cs="Arial"/>
-          <w:szCs w:val="24"/>
-        </w:rPr>
-      </w:pPr>
-      <w:r>
-        <w:rPr>
-          <w:rFonts w:ascii="Arial" w:hAnsi="Arial" w:cs="Arial"/>
+          <w:rFonts w:ascii="Arial" w:cs="Arial" w:hAnsi="Arial"/>
+          <w:szCs w:val="24"/>
+        </w:rPr>
+      </w:pPr>
+      <w:r>
+        <w:rPr>
+          <w:rFonts w:ascii="Arial" w:cs="Arial" w:hAnsi="Arial"/>
           <w:b/>
           <w:bCs/>
           <w:szCs w:val="24"/>
@@ -2060,7 +2069,7 @@
       </w:r>
       <w:r>
         <w:rPr>
-          <w:rFonts w:ascii="Arial" w:hAnsi="Arial" w:cs="Arial"/>
+          <w:rFonts w:ascii="Arial" w:cs="Arial" w:hAnsi="Arial"/>
           <w:szCs w:val="24"/>
         </w:rPr>
         <w:t xml:space="preserve"> delete a gene</w:t>
@@ -2073,13 +2082,13 @@
           <w:numId w:val="11"/>
         </w:numPr>
         <w:rPr>
-          <w:rFonts w:ascii="Arial" w:hAnsi="Arial" w:cs="Arial"/>
-          <w:szCs w:val="24"/>
-        </w:rPr>
-      </w:pPr>
-      <w:r>
-        <w:rPr>
-          <w:rFonts w:ascii="Arial" w:hAnsi="Arial" w:cs="Arial"/>
+          <w:rFonts w:ascii="Arial" w:cs="Arial" w:hAnsi="Arial"/>
+          <w:szCs w:val="24"/>
+        </w:rPr>
+      </w:pPr>
+      <w:r>
+        <w:rPr>
+          <w:rFonts w:ascii="Arial" w:cs="Arial" w:hAnsi="Arial"/>
           <w:b/>
           <w:bCs/>
           <w:szCs w:val="24"/>
@@ -2088,7 +2097,7 @@
       </w:r>
       <w:r>
         <w:rPr>
-          <w:rFonts w:ascii="Arial" w:hAnsi="Arial" w:cs="Arial"/>
+          <w:rFonts w:ascii="Arial" w:cs="Arial" w:hAnsi="Arial"/>
           <w:szCs w:val="24"/>
         </w:rPr>
         <w:t xml:space="preserve"> ± random integer</w:t>
@@ -2101,13 +2110,13 @@
           <w:numId w:val="11"/>
         </w:numPr>
         <w:rPr>
-          <w:rFonts w:ascii="Arial" w:hAnsi="Arial" w:cs="Arial"/>
-          <w:szCs w:val="24"/>
-        </w:rPr>
-      </w:pPr>
-      <w:r>
-        <w:rPr>
-          <w:rFonts w:ascii="Arial" w:hAnsi="Arial" w:cs="Arial"/>
+          <w:rFonts w:ascii="Arial" w:cs="Arial" w:hAnsi="Arial"/>
+          <w:szCs w:val="24"/>
+        </w:rPr>
+      </w:pPr>
+      <w:r>
+        <w:rPr>
+          <w:rFonts w:ascii="Arial" w:cs="Arial" w:hAnsi="Arial"/>
           <w:b/>
           <w:bCs/>
           <w:szCs w:val="24"/>
@@ -2116,7 +2125,7 @@
       </w:r>
       <w:r>
         <w:rPr>
-          <w:rFonts w:ascii="Arial" w:hAnsi="Arial" w:cs="Arial"/>
+          <w:rFonts w:ascii="Arial" w:cs="Arial" w:hAnsi="Arial"/>
           <w:szCs w:val="24"/>
         </w:rPr>
         <w:t xml:space="preserve"> for sparse networks</w:t>
@@ -2129,13 +2138,13 @@
           <w:numId w:val="11"/>
         </w:numPr>
         <w:rPr>
-          <w:rFonts w:ascii="Arial" w:hAnsi="Arial" w:cs="Arial"/>
-          <w:szCs w:val="24"/>
-        </w:rPr>
-      </w:pPr>
-      <w:r>
-        <w:rPr>
-          <w:rFonts w:ascii="Arial" w:hAnsi="Arial" w:cs="Arial"/>
+          <w:rFonts w:ascii="Arial" w:cs="Arial" w:hAnsi="Arial"/>
+          <w:szCs w:val="24"/>
+        </w:rPr>
+      </w:pPr>
+      <w:r>
+        <w:rPr>
+          <w:rFonts w:ascii="Arial" w:cs="Arial" w:hAnsi="Arial"/>
           <w:b/>
           <w:bCs/>
           <w:szCs w:val="24"/>
@@ -2144,7 +2153,7 @@
       </w:r>
       <w:r>
         <w:rPr>
-          <w:rFonts w:ascii="Arial" w:hAnsi="Arial" w:cs="Arial"/>
+          <w:rFonts w:ascii="Arial" w:cs="Arial" w:hAnsi="Arial"/>
           <w:szCs w:val="24"/>
         </w:rPr>
         <w:t xml:space="preserve"> e.g., learning rate × random factor</w:t>
@@ -2153,13 +2162,13 @@
     <w:p>
       <w:pPr>
         <w:rPr>
-          <w:rFonts w:ascii="Arial" w:hAnsi="Arial" w:cs="Arial"/>
-          <w:szCs w:val="24"/>
-        </w:rPr>
-      </w:pPr>
-      <w:r>
-        <w:rPr>
-          <w:rFonts w:ascii="Arial" w:hAnsi="Arial" w:cs="Arial"/>
+          <w:rFonts w:ascii="Arial" w:cs="Arial" w:hAnsi="Arial"/>
+          <w:szCs w:val="24"/>
+        </w:rPr>
+      </w:pPr>
+      <w:r>
+        <w:rPr>
+          <w:rFonts w:ascii="Arial" w:cs="Arial" w:hAnsi="Arial"/>
           <w:szCs w:val="24"/>
         </w:rPr>
         <w:t>Mutation introduces novelty — the GA’s exploration mechanism.</w:t>
@@ -2168,13 +2177,13 @@
     <w:p>
       <w:pPr>
         <w:rPr>
-          <w:rFonts w:ascii="Arial" w:hAnsi="Arial" w:cs="Arial"/>
-          <w:szCs w:val="24"/>
-        </w:rPr>
-      </w:pPr>
-      <w:r>
-        <w:rPr>
-          <w:rFonts w:ascii="Arial" w:hAnsi="Arial" w:cs="Arial"/>
+          <w:rFonts w:ascii="Arial" w:cs="Arial" w:hAnsi="Arial"/>
+          <w:szCs w:val="24"/>
+        </w:rPr>
+      </w:pPr>
+      <w:r>
+        <w:rPr>
+          <w:rFonts w:ascii="Arial" w:cs="Arial" w:hAnsi="Arial"/>
           <w:szCs w:val="24"/>
         </w:rPr>
         <w:t>Crossover operations</w:t>
@@ -2183,13 +2192,13 @@
     <w:p>
       <w:pPr>
         <w:rPr>
-          <w:rFonts w:ascii="Arial" w:hAnsi="Arial" w:cs="Arial"/>
-          <w:szCs w:val="24"/>
-        </w:rPr>
-      </w:pPr>
-      <w:r>
-        <w:rPr>
-          <w:rFonts w:ascii="Arial" w:hAnsi="Arial" w:cs="Arial"/>
+          <w:rFonts w:ascii="Arial" w:cs="Arial" w:hAnsi="Arial"/>
+          <w:szCs w:val="24"/>
+        </w:rPr>
+      </w:pPr>
+      <w:r>
+        <w:rPr>
+          <w:rFonts w:ascii="Arial" w:cs="Arial" w:hAnsi="Arial"/>
           <w:szCs w:val="24"/>
         </w:rPr>
         <w:t>Two parent architectures combine their genes:</w:t>
@@ -2198,36 +2207,42 @@
     <w:p>
       <w:pPr>
         <w:rPr>
-          <w:rFonts w:ascii="Arial" w:hAnsi="Arial" w:cs="Arial"/>
-          <w:szCs w:val="24"/>
-        </w:rPr>
-      </w:pPr>
-      <w:r>
-        <w:rPr>
-          <w:rFonts w:ascii="Arial" w:hAnsi="Arial" w:cs="Arial"/>
+          <w:rFonts w:ascii="Arial" w:cs="Arial" w:hAnsi="Arial"/>
+          <w:szCs w:val="24"/>
+        </w:rPr>
+      </w:pPr>
+      <w:r>
+        <w:rPr>
+          <w:rFonts w:ascii="Arial" w:cs="Arial" w:hAnsi="Arial"/>
           <w:szCs w:val="24"/>
         </w:rPr>
         <w:t>Parent A: [3 | 64 | 32 | 16]</w:t>
       </w:r>
       <w:r>
         <w:rPr>
-          <w:rFonts w:ascii="Arial" w:hAnsi="Arial" w:cs="Arial"/>
-          <w:szCs w:val="24"/>
-        </w:rPr>
-        <w:br/>
+          <w:rFonts w:ascii="Arial" w:cs="Arial" w:hAnsi="Arial"/>
+          <w:szCs w:val="24"/>
+        </w:rPr>
+        <w:br w:type="textWrapping"/>
+      </w:r>
+      <w:r>
+        <w:rPr>
+          <w:rFonts w:ascii="Arial" w:cs="Arial" w:hAnsi="Arial"/>
+          <w:szCs w:val="24"/>
+        </w:rPr>
         <w:t>Parent B: [2 | 128 | 64]</w:t>
       </w:r>
     </w:p>
     <w:p>
       <w:pPr>
         <w:rPr>
-          <w:rFonts w:ascii="Arial" w:hAnsi="Arial" w:cs="Arial"/>
-          <w:szCs w:val="24"/>
-        </w:rPr>
-      </w:pPr>
-      <w:r>
-        <w:rPr>
-          <w:rFonts w:ascii="Arial" w:hAnsi="Arial" w:cs="Arial"/>
+          <w:rFonts w:ascii="Arial" w:cs="Arial" w:hAnsi="Arial"/>
+          <w:szCs w:val="24"/>
+        </w:rPr>
+      </w:pPr>
+      <w:r>
+        <w:rPr>
+          <w:rFonts w:ascii="Arial" w:cs="Arial" w:hAnsi="Arial"/>
           <w:szCs w:val="24"/>
         </w:rPr>
         <w:t>Possible child:</w:t>
@@ -2236,13 +2251,13 @@
     <w:p>
       <w:pPr>
         <w:rPr>
-          <w:rFonts w:ascii="Arial" w:hAnsi="Arial" w:cs="Arial"/>
-          <w:szCs w:val="24"/>
-        </w:rPr>
-      </w:pPr>
-      <w:r>
-        <w:rPr>
-          <w:rFonts w:ascii="Arial" w:hAnsi="Arial" w:cs="Arial"/>
+          <w:rFonts w:ascii="Arial" w:cs="Arial" w:hAnsi="Arial"/>
+          <w:szCs w:val="24"/>
+        </w:rPr>
+      </w:pPr>
+      <w:r>
+        <w:rPr>
+          <w:rFonts w:ascii="Arial" w:cs="Arial" w:hAnsi="Arial"/>
           <w:szCs w:val="24"/>
         </w:rPr>
         <w:t>[3 | 64 | 64 | 16]</w:t>
@@ -2251,13 +2266,13 @@
     <w:p>
       <w:pPr>
         <w:rPr>
-          <w:rFonts w:ascii="Arial" w:hAnsi="Arial" w:cs="Arial"/>
-          <w:szCs w:val="24"/>
-        </w:rPr>
-      </w:pPr>
-      <w:r>
-        <w:rPr>
-          <w:rFonts w:ascii="Arial" w:hAnsi="Arial" w:cs="Arial"/>
+          <w:rFonts w:ascii="Arial" w:cs="Arial" w:hAnsi="Arial"/>
+          <w:szCs w:val="24"/>
+        </w:rPr>
+      </w:pPr>
+      <w:r>
+        <w:rPr>
+          <w:rFonts w:ascii="Arial" w:cs="Arial" w:hAnsi="Arial"/>
           <w:szCs w:val="24"/>
         </w:rPr>
         <w:t>Or</w:t>
@@ -2266,13 +2281,13 @@
     <w:p>
       <w:pPr>
         <w:rPr>
-          <w:rFonts w:ascii="Arial" w:hAnsi="Arial" w:cs="Arial"/>
-          <w:szCs w:val="24"/>
-        </w:rPr>
-      </w:pPr>
-      <w:r>
-        <w:rPr>
-          <w:rFonts w:ascii="Arial" w:hAnsi="Arial" w:cs="Arial"/>
+          <w:rFonts w:ascii="Arial" w:cs="Arial" w:hAnsi="Arial"/>
+          <w:szCs w:val="24"/>
+        </w:rPr>
+      </w:pPr>
+      <w:r>
+        <w:rPr>
+          <w:rFonts w:ascii="Arial" w:cs="Arial" w:hAnsi="Arial"/>
           <w:szCs w:val="24"/>
         </w:rPr>
         <w:t>[2 | 128 | 32]</w:t>
@@ -2281,13 +2296,13 @@
     <w:p>
       <w:pPr>
         <w:rPr>
-          <w:rFonts w:ascii="Arial" w:hAnsi="Arial" w:cs="Arial"/>
-          <w:szCs w:val="24"/>
-        </w:rPr>
-      </w:pPr>
-      <w:r>
-        <w:rPr>
-          <w:rFonts w:ascii="Arial" w:hAnsi="Arial" w:cs="Arial"/>
+          <w:rFonts w:ascii="Arial" w:cs="Arial" w:hAnsi="Arial"/>
+          <w:szCs w:val="24"/>
+        </w:rPr>
+      </w:pPr>
+      <w:r>
+        <w:rPr>
+          <w:rFonts w:ascii="Arial" w:cs="Arial" w:hAnsi="Arial"/>
           <w:szCs w:val="24"/>
         </w:rPr>
         <w:t>Crossover recombines useful architectural patterns discovered by evolution.</w:t>
@@ -2296,13 +2311,13 @@
     <w:p>
       <w:pPr>
         <w:rPr>
-          <w:rFonts w:ascii="Arial" w:hAnsi="Arial" w:cs="Arial"/>
-          <w:szCs w:val="24"/>
-        </w:rPr>
-      </w:pPr>
-      <w:r>
-        <w:rPr>
-          <w:rFonts w:ascii="Arial" w:hAnsi="Arial" w:cs="Arial"/>
+          <w:rFonts w:ascii="Arial" w:cs="Arial" w:hAnsi="Arial"/>
+          <w:szCs w:val="24"/>
+        </w:rPr>
+      </w:pPr>
+      <w:r>
+        <w:rPr>
+          <w:rFonts w:ascii="Arial" w:cs="Arial" w:hAnsi="Arial"/>
           <w:szCs w:val="24"/>
         </w:rPr>
         <w:br w:type="page"/>
@@ -2311,33 +2326,32 @@
     <w:p>
       <w:pPr>
         <w:rPr>
-          <w:rFonts w:ascii="Arial" w:hAnsi="Arial" w:cs="Arial"/>
-          <w:b/>
-          <w:bCs/>
-          <w:szCs w:val="24"/>
-        </w:rPr>
-      </w:pPr>
-      <w:r>
-        <w:rPr>
-          <w:rFonts w:ascii="Arial" w:hAnsi="Arial" w:cs="Arial"/>
-          <w:b/>
-          <w:bCs/>
-          <w:szCs w:val="24"/>
-        </w:rPr>
-        <w:lastRenderedPageBreak/>
+          <w:rFonts w:ascii="Arial" w:cs="Arial" w:hAnsi="Arial"/>
+          <w:b/>
+          <w:bCs/>
+          <w:szCs w:val="24"/>
+        </w:rPr>
+      </w:pPr>
+      <w:r>
+        <w:rPr>
+          <w:rFonts w:ascii="Arial" w:cs="Arial" w:hAnsi="Arial"/>
+          <w:b/>
+          <w:bCs/>
+          <w:szCs w:val="24"/>
+        </w:rPr>
         <w:t>Fitness evaluation: how the GA decides which architectures survive</w:t>
       </w:r>
     </w:p>
     <w:p>
       <w:pPr>
         <w:rPr>
-          <w:rFonts w:ascii="Arial" w:hAnsi="Arial" w:cs="Arial"/>
-          <w:szCs w:val="24"/>
-        </w:rPr>
-      </w:pPr>
-      <w:r>
-        <w:rPr>
-          <w:rFonts w:ascii="Arial" w:hAnsi="Arial" w:cs="Arial"/>
+          <w:rFonts w:ascii="Arial" w:cs="Arial" w:hAnsi="Arial"/>
+          <w:szCs w:val="24"/>
+        </w:rPr>
+      </w:pPr>
+      <w:r>
+        <w:rPr>
+          <w:rFonts w:ascii="Arial" w:cs="Arial" w:hAnsi="Arial"/>
           <w:szCs w:val="24"/>
         </w:rPr>
         <w:t>Each candidate network is trained briefly (often 5–10 epochs or even fewer) and evaluated on a validation set.</w:t>
@@ -2346,13 +2360,13 @@
     <w:p>
       <w:pPr>
         <w:rPr>
-          <w:rFonts w:ascii="Arial" w:hAnsi="Arial" w:cs="Arial"/>
-          <w:szCs w:val="24"/>
-        </w:rPr>
-      </w:pPr>
-      <w:r>
-        <w:rPr>
-          <w:rFonts w:ascii="Arial" w:hAnsi="Arial" w:cs="Arial"/>
+          <w:rFonts w:ascii="Arial" w:cs="Arial" w:hAnsi="Arial"/>
+          <w:szCs w:val="24"/>
+        </w:rPr>
+      </w:pPr>
+      <w:r>
+        <w:rPr>
+          <w:rFonts w:ascii="Arial" w:cs="Arial" w:hAnsi="Arial"/>
           <w:szCs w:val="24"/>
         </w:rPr>
         <w:t>A typical fitness function:</w:t>
@@ -2361,13 +2375,13 @@
     <w:p>
       <w:pPr>
         <w:rPr>
-          <w:rFonts w:ascii="Arial" w:hAnsi="Arial" w:cs="Arial"/>
-          <w:szCs w:val="24"/>
-        </w:rPr>
-      </w:pPr>
-      <w:r>
-        <w:rPr>
-          <w:rFonts w:ascii="Arial" w:hAnsi="Arial" w:cs="Arial"/>
+          <w:rFonts w:ascii="Arial" w:cs="Arial" w:hAnsi="Arial"/>
+          <w:szCs w:val="24"/>
+        </w:rPr>
+      </w:pPr>
+      <w:r>
+        <w:rPr>
+          <w:rFonts w:ascii="Arial" w:cs="Arial" w:hAnsi="Arial"/>
           <w:szCs w:val="24"/>
         </w:rPr>
         <w:t>Fitness = α x Accuracy – β x Model Size – π x Training Time</w:t>
@@ -2376,13 +2390,13 @@
     <w:p>
       <w:pPr>
         <w:rPr>
-          <w:rFonts w:ascii="Arial" w:hAnsi="Arial" w:cs="Arial"/>
-          <w:szCs w:val="24"/>
-        </w:rPr>
-      </w:pPr>
-      <w:r>
-        <w:rPr>
-          <w:rFonts w:ascii="Arial" w:hAnsi="Arial" w:cs="Arial"/>
+          <w:rFonts w:ascii="Arial" w:cs="Arial" w:hAnsi="Arial"/>
+          <w:szCs w:val="24"/>
+        </w:rPr>
+      </w:pPr>
+      <w:r>
+        <w:rPr>
+          <w:rFonts w:ascii="Arial" w:cs="Arial" w:hAnsi="Arial"/>
           <w:szCs w:val="24"/>
         </w:rPr>
         <w:t>Where:</w:t>
@@ -2395,13 +2409,13 @@
           <w:numId w:val="12"/>
         </w:numPr>
         <w:rPr>
-          <w:rFonts w:ascii="Arial" w:hAnsi="Arial" w:cs="Arial"/>
-          <w:szCs w:val="24"/>
-        </w:rPr>
-      </w:pPr>
-      <w:r>
-        <w:rPr>
-          <w:rFonts w:ascii="Arial" w:hAnsi="Arial" w:cs="Arial"/>
+          <w:rFonts w:ascii="Arial" w:cs="Arial" w:hAnsi="Arial"/>
+          <w:szCs w:val="24"/>
+        </w:rPr>
+      </w:pPr>
+      <w:r>
+        <w:rPr>
+          <w:rFonts w:ascii="Arial" w:cs="Arial" w:hAnsi="Arial"/>
           <w:b/>
           <w:bCs/>
           <w:szCs w:val="24"/>
@@ -2410,7 +2424,7 @@
       </w:r>
       <w:r>
         <w:rPr>
-          <w:rFonts w:ascii="Arial" w:hAnsi="Arial" w:cs="Arial"/>
+          <w:rFonts w:ascii="Arial" w:cs="Arial" w:hAnsi="Arial"/>
           <w:szCs w:val="24"/>
         </w:rPr>
         <w:t xml:space="preserve"> rewards good performance</w:t>
@@ -2423,13 +2437,13 @@
           <w:numId w:val="12"/>
         </w:numPr>
         <w:rPr>
-          <w:rFonts w:ascii="Arial" w:hAnsi="Arial" w:cs="Arial"/>
-          <w:szCs w:val="24"/>
-        </w:rPr>
-      </w:pPr>
-      <w:r>
-        <w:rPr>
-          <w:rFonts w:ascii="Arial" w:hAnsi="Arial" w:cs="Arial"/>
+          <w:rFonts w:ascii="Arial" w:cs="Arial" w:hAnsi="Arial"/>
+          <w:szCs w:val="24"/>
+        </w:rPr>
+      </w:pPr>
+      <w:r>
+        <w:rPr>
+          <w:rFonts w:ascii="Arial" w:cs="Arial" w:hAnsi="Arial"/>
           <w:b/>
           <w:bCs/>
           <w:szCs w:val="24"/>
@@ -2438,7 +2452,7 @@
       </w:r>
       <w:r>
         <w:rPr>
-          <w:rFonts w:ascii="Arial" w:hAnsi="Arial" w:cs="Arial"/>
+          <w:rFonts w:ascii="Arial" w:cs="Arial" w:hAnsi="Arial"/>
           <w:szCs w:val="24"/>
         </w:rPr>
         <w:t xml:space="preserve"> penalizes too many weights</w:t>
@@ -2451,13 +2465,13 @@
           <w:numId w:val="12"/>
         </w:numPr>
         <w:rPr>
-          <w:rFonts w:ascii="Arial" w:hAnsi="Arial" w:cs="Arial"/>
-          <w:szCs w:val="24"/>
-        </w:rPr>
-      </w:pPr>
-      <w:r>
-        <w:rPr>
-          <w:rFonts w:ascii="Arial" w:hAnsi="Arial" w:cs="Arial"/>
+          <w:rFonts w:ascii="Arial" w:cs="Arial" w:hAnsi="Arial"/>
+          <w:szCs w:val="24"/>
+        </w:rPr>
+      </w:pPr>
+      <w:r>
+        <w:rPr>
+          <w:rFonts w:ascii="Arial" w:cs="Arial" w:hAnsi="Arial"/>
           <w:b/>
           <w:bCs/>
           <w:szCs w:val="24"/>
@@ -2466,7 +2480,7 @@
       </w:r>
       <w:r>
         <w:rPr>
-          <w:rFonts w:ascii="Arial" w:hAnsi="Arial" w:cs="Arial"/>
+          <w:rFonts w:ascii="Arial" w:cs="Arial" w:hAnsi="Arial"/>
           <w:szCs w:val="24"/>
         </w:rPr>
         <w:t xml:space="preserve"> penalizes slow architectures</w:t>
@@ -2475,13 +2489,13 @@
     <w:p>
       <w:pPr>
         <w:rPr>
-          <w:rFonts w:ascii="Arial" w:hAnsi="Arial" w:cs="Arial"/>
-          <w:szCs w:val="24"/>
-        </w:rPr>
-      </w:pPr>
-      <w:r>
-        <w:rPr>
-          <w:rFonts w:ascii="Arial" w:hAnsi="Arial" w:cs="Arial"/>
+          <w:rFonts w:ascii="Arial" w:cs="Arial" w:hAnsi="Arial"/>
+          <w:szCs w:val="24"/>
+        </w:rPr>
+      </w:pPr>
+      <w:r>
+        <w:rPr>
+          <w:rFonts w:ascii="Arial" w:cs="Arial" w:hAnsi="Arial"/>
           <w:szCs w:val="24"/>
         </w:rPr>
         <w:t>This is how the GA naturally balances:</w:t>
@@ -2494,13 +2508,13 @@
           <w:numId w:val="13"/>
         </w:numPr>
         <w:rPr>
-          <w:rFonts w:ascii="Arial" w:hAnsi="Arial" w:cs="Arial"/>
-          <w:szCs w:val="24"/>
-        </w:rPr>
-      </w:pPr>
-      <w:r>
-        <w:rPr>
-          <w:rFonts w:ascii="Arial" w:hAnsi="Arial" w:cs="Arial"/>
+          <w:rFonts w:ascii="Arial" w:cs="Arial" w:hAnsi="Arial"/>
+          <w:szCs w:val="24"/>
+        </w:rPr>
+      </w:pPr>
+      <w:r>
+        <w:rPr>
+          <w:rFonts w:ascii="Arial" w:cs="Arial" w:hAnsi="Arial"/>
           <w:szCs w:val="24"/>
         </w:rPr>
         <w:t>number of layers</w:t>
@@ -2513,13 +2527,13 @@
           <w:numId w:val="13"/>
         </w:numPr>
         <w:rPr>
-          <w:rFonts w:ascii="Arial" w:hAnsi="Arial" w:cs="Arial"/>
-          <w:szCs w:val="24"/>
-        </w:rPr>
-      </w:pPr>
-      <w:r>
-        <w:rPr>
-          <w:rFonts w:ascii="Arial" w:hAnsi="Arial" w:cs="Arial"/>
+          <w:rFonts w:ascii="Arial" w:cs="Arial" w:hAnsi="Arial"/>
+          <w:szCs w:val="24"/>
+        </w:rPr>
+      </w:pPr>
+      <w:r>
+        <w:rPr>
+          <w:rFonts w:ascii="Arial" w:cs="Arial" w:hAnsi="Arial"/>
           <w:szCs w:val="24"/>
         </w:rPr>
         <w:t>number of nodes</w:t>
@@ -2532,13 +2546,13 @@
           <w:numId w:val="13"/>
         </w:numPr>
         <w:rPr>
-          <w:rFonts w:ascii="Arial" w:hAnsi="Arial" w:cs="Arial"/>
-          <w:szCs w:val="24"/>
-        </w:rPr>
-      </w:pPr>
-      <w:r>
-        <w:rPr>
-          <w:rFonts w:ascii="Arial" w:hAnsi="Arial" w:cs="Arial"/>
+          <w:rFonts w:ascii="Arial" w:cs="Arial" w:hAnsi="Arial"/>
+          <w:szCs w:val="24"/>
+        </w:rPr>
+      </w:pPr>
+      <w:r>
+        <w:rPr>
+          <w:rFonts w:ascii="Arial" w:cs="Arial" w:hAnsi="Arial"/>
           <w:szCs w:val="24"/>
         </w:rPr>
         <w:t>number of weights</w:t>
@@ -2551,13 +2565,13 @@
           <w:numId w:val="13"/>
         </w:numPr>
         <w:rPr>
-          <w:rFonts w:ascii="Arial" w:hAnsi="Arial" w:cs="Arial"/>
-          <w:szCs w:val="24"/>
-        </w:rPr>
-      </w:pPr>
-      <w:r>
-        <w:rPr>
-          <w:rFonts w:ascii="Arial" w:hAnsi="Arial" w:cs="Arial"/>
+          <w:rFonts w:ascii="Arial" w:cs="Arial" w:hAnsi="Arial"/>
+          <w:szCs w:val="24"/>
+        </w:rPr>
+      </w:pPr>
+      <w:r>
+        <w:rPr>
+          <w:rFonts w:ascii="Arial" w:cs="Arial" w:hAnsi="Arial"/>
           <w:szCs w:val="24"/>
         </w:rPr>
         <w:t>computational cost</w:t>
@@ -2566,23 +2580,23 @@
     <w:p>
       <w:pPr>
         <w:rPr>
-          <w:rFonts w:ascii="Arial" w:hAnsi="Arial" w:cs="Arial"/>
-          <w:szCs w:val="24"/>
-        </w:rPr>
-      </w:pPr>
-    </w:p>
-    <w:p>
-      <w:pPr>
-        <w:rPr>
-          <w:rFonts w:ascii="Arial" w:hAnsi="Arial" w:cs="Arial"/>
-          <w:b/>
-          <w:bCs/>
-          <w:szCs w:val="24"/>
-        </w:rPr>
-      </w:pPr>
-      <w:r>
-        <w:rPr>
-          <w:rFonts w:ascii="Arial" w:hAnsi="Arial" w:cs="Arial"/>
+          <w:rFonts w:ascii="Arial" w:cs="Arial" w:hAnsi="Arial"/>
+          <w:szCs w:val="24"/>
+        </w:rPr>
+      </w:pPr>
+    </w:p>
+    <w:p>
+      <w:pPr>
+        <w:rPr>
+          <w:rFonts w:ascii="Arial" w:cs="Arial" w:hAnsi="Arial"/>
+          <w:b/>
+          <w:bCs/>
+          <w:szCs w:val="24"/>
+        </w:rPr>
+      </w:pPr>
+      <w:r>
+        <w:rPr>
+          <w:rFonts w:ascii="Arial" w:cs="Arial" w:hAnsi="Arial"/>
           <w:b/>
           <w:bCs/>
           <w:szCs w:val="24"/>
@@ -2591,7 +2605,7 @@
       </w:r>
       <w:r>
         <w:rPr>
-          <w:rFonts w:ascii="Arial" w:hAnsi="Arial" w:cs="Arial"/>
+          <w:rFonts w:ascii="Arial" w:cs="Arial" w:hAnsi="Arial"/>
           <w:b/>
           <w:bCs/>
           <w:szCs w:val="24"/>
@@ -2602,27 +2616,27 @@
     <w:p>
       <w:pPr>
         <w:rPr>
-          <w:rFonts w:ascii="Arial" w:hAnsi="Arial" w:cs="Arial"/>
-          <w:szCs w:val="24"/>
-        </w:rPr>
-      </w:pPr>
-      <w:r>
-        <w:rPr>
-          <w:rFonts w:ascii="Arial" w:hAnsi="Arial" w:cs="Arial"/>
+          <w:rFonts w:ascii="Arial" w:cs="Arial" w:hAnsi="Arial"/>
+          <w:szCs w:val="24"/>
+        </w:rPr>
+      </w:pPr>
+      <w:r>
+        <w:rPr>
+          <w:rFonts w:ascii="Arial" w:cs="Arial" w:hAnsi="Arial"/>
           <w:szCs w:val="24"/>
         </w:rPr>
         <w:t xml:space="preserve">Across generations, GAs </w:t>
       </w:r>
       <w:r>
         <w:rPr>
-          <w:rFonts w:ascii="Arial" w:hAnsi="Arial" w:cs="Arial"/>
+          <w:rFonts w:ascii="Arial" w:cs="Arial" w:hAnsi="Arial"/>
           <w:szCs w:val="24"/>
         </w:rPr>
         <w:t>tends</w:t>
       </w:r>
       <w:r>
         <w:rPr>
-          <w:rFonts w:ascii="Arial" w:hAnsi="Arial" w:cs="Arial"/>
+          <w:rFonts w:ascii="Arial" w:cs="Arial" w:hAnsi="Arial"/>
           <w:szCs w:val="24"/>
         </w:rPr>
         <w:t xml:space="preserve"> to converge toward architectures with:</w:t>
@@ -2635,13 +2649,13 @@
           <w:numId w:val="14"/>
         </w:numPr>
         <w:rPr>
-          <w:rFonts w:ascii="Arial" w:hAnsi="Arial" w:cs="Arial"/>
-          <w:szCs w:val="24"/>
-        </w:rPr>
-      </w:pPr>
-      <w:r>
-        <w:rPr>
-          <w:rFonts w:ascii="Arial" w:hAnsi="Arial" w:cs="Arial"/>
+          <w:rFonts w:ascii="Arial" w:cs="Arial" w:hAnsi="Arial"/>
+          <w:szCs w:val="24"/>
+        </w:rPr>
+      </w:pPr>
+      <w:r>
+        <w:rPr>
+          <w:rFonts w:ascii="Arial" w:cs="Arial" w:hAnsi="Arial"/>
           <w:b/>
           <w:bCs/>
           <w:szCs w:val="24"/>
@@ -2650,7 +2664,7 @@
       </w:r>
       <w:r>
         <w:rPr>
-          <w:rFonts w:ascii="Arial" w:hAnsi="Arial" w:cs="Arial"/>
+          <w:rFonts w:ascii="Arial" w:cs="Arial" w:hAnsi="Arial"/>
           <w:szCs w:val="24"/>
         </w:rPr>
         <w:t xml:space="preserve"> but not too deep to overfit</w:t>
@@ -2663,13 +2677,13 @@
           <w:numId w:val="14"/>
         </w:numPr>
         <w:rPr>
-          <w:rFonts w:ascii="Arial" w:hAnsi="Arial" w:cs="Arial"/>
-          <w:szCs w:val="24"/>
-        </w:rPr>
-      </w:pPr>
-      <w:r>
-        <w:rPr>
-          <w:rFonts w:ascii="Arial" w:hAnsi="Arial" w:cs="Arial"/>
+          <w:rFonts w:ascii="Arial" w:cs="Arial" w:hAnsi="Arial"/>
+          <w:szCs w:val="24"/>
+        </w:rPr>
+      </w:pPr>
+      <w:r>
+        <w:rPr>
+          <w:rFonts w:ascii="Arial" w:cs="Arial" w:hAnsi="Arial"/>
           <w:b/>
           <w:bCs/>
           <w:szCs w:val="24"/>
@@ -2678,7 +2692,7 @@
       </w:r>
       <w:r>
         <w:rPr>
-          <w:rFonts w:ascii="Arial" w:hAnsi="Arial" w:cs="Arial"/>
+          <w:rFonts w:ascii="Arial" w:cs="Arial" w:hAnsi="Arial"/>
           <w:szCs w:val="24"/>
         </w:rPr>
         <w:t xml:space="preserve"> (e.g., bottlenecks or pyramids)</w:t>
@@ -2691,13 +2705,13 @@
           <w:numId w:val="14"/>
         </w:numPr>
         <w:rPr>
-          <w:rFonts w:ascii="Arial" w:hAnsi="Arial" w:cs="Arial"/>
-          <w:szCs w:val="24"/>
-        </w:rPr>
-      </w:pPr>
-      <w:r>
-        <w:rPr>
-          <w:rFonts w:ascii="Arial" w:hAnsi="Arial" w:cs="Arial"/>
+          <w:rFonts w:ascii="Arial" w:cs="Arial" w:hAnsi="Arial"/>
+          <w:szCs w:val="24"/>
+        </w:rPr>
+      </w:pPr>
+      <w:r>
+        <w:rPr>
+          <w:rFonts w:ascii="Arial" w:cs="Arial" w:hAnsi="Arial"/>
           <w:b/>
           <w:bCs/>
           <w:szCs w:val="24"/>
@@ -2706,7 +2720,7 @@
       </w:r>
       <w:r>
         <w:rPr>
-          <w:rFonts w:ascii="Arial" w:hAnsi="Arial" w:cs="Arial"/>
+          <w:rFonts w:ascii="Arial" w:cs="Arial" w:hAnsi="Arial"/>
           <w:szCs w:val="24"/>
         </w:rPr>
         <w:t xml:space="preserve"> when masks are used</w:t>
@@ -2719,13 +2733,13 @@
           <w:numId w:val="14"/>
         </w:numPr>
         <w:rPr>
-          <w:rFonts w:ascii="Arial" w:hAnsi="Arial" w:cs="Arial"/>
-          <w:szCs w:val="24"/>
-        </w:rPr>
-      </w:pPr>
-      <w:r>
-        <w:rPr>
-          <w:rFonts w:ascii="Arial" w:hAnsi="Arial" w:cs="Arial"/>
+          <w:rFonts w:ascii="Arial" w:cs="Arial" w:hAnsi="Arial"/>
+          <w:szCs w:val="24"/>
+        </w:rPr>
+      </w:pPr>
+      <w:r>
+        <w:rPr>
+          <w:rFonts w:ascii="Arial" w:cs="Arial" w:hAnsi="Arial"/>
           <w:b/>
           <w:bCs/>
           <w:szCs w:val="24"/>
@@ -2734,7 +2748,7 @@
       </w:r>
       <w:r>
         <w:rPr>
-          <w:rFonts w:ascii="Arial" w:hAnsi="Arial" w:cs="Arial"/>
+          <w:rFonts w:ascii="Arial" w:cs="Arial" w:hAnsi="Arial"/>
           <w:szCs w:val="24"/>
         </w:rPr>
         <w:t xml:space="preserve"> — not too many, not too few</w:t>
@@ -2743,13 +2757,13 @@
     <w:p>
       <w:pPr>
         <w:rPr>
-          <w:rFonts w:ascii="Arial" w:hAnsi="Arial" w:cs="Arial"/>
-          <w:szCs w:val="24"/>
-        </w:rPr>
-      </w:pPr>
-      <w:r>
-        <w:rPr>
-          <w:rFonts w:ascii="Arial" w:hAnsi="Arial" w:cs="Arial"/>
+          <w:rFonts w:ascii="Arial" w:cs="Arial" w:hAnsi="Arial"/>
+          <w:szCs w:val="24"/>
+        </w:rPr>
+      </w:pPr>
+      <w:r>
+        <w:rPr>
+          <w:rFonts w:ascii="Arial" w:cs="Arial" w:hAnsi="Arial"/>
           <w:szCs w:val="24"/>
         </w:rPr>
         <w:t>This is why GA-based architecture search often finds designs that humans wouldn’t guess.</w:t>
@@ -2758,23 +2772,23 @@
     <w:p>
       <w:pPr>
         <w:rPr>
-          <w:rFonts w:ascii="Arial" w:hAnsi="Arial" w:cs="Arial"/>
-          <w:szCs w:val="24"/>
-        </w:rPr>
-      </w:pPr>
-    </w:p>
-    <w:p>
-      <w:pPr>
-        <w:rPr>
-          <w:rFonts w:ascii="Arial" w:hAnsi="Arial" w:cs="Arial"/>
-          <w:b/>
-          <w:bCs/>
-          <w:szCs w:val="24"/>
-        </w:rPr>
-      </w:pPr>
-      <w:r>
-        <w:rPr>
-          <w:rFonts w:ascii="Arial" w:hAnsi="Arial" w:cs="Arial"/>
+          <w:rFonts w:ascii="Arial" w:cs="Arial" w:hAnsi="Arial"/>
+          <w:szCs w:val="24"/>
+        </w:rPr>
+      </w:pPr>
+    </w:p>
+    <w:p>
+      <w:pPr>
+        <w:rPr>
+          <w:rFonts w:ascii="Arial" w:cs="Arial" w:hAnsi="Arial"/>
+          <w:b/>
+          <w:bCs/>
+          <w:szCs w:val="24"/>
+        </w:rPr>
+      </w:pPr>
+      <w:r>
+        <w:rPr>
+          <w:rFonts w:ascii="Arial" w:cs="Arial" w:hAnsi="Arial"/>
           <w:b/>
           <w:bCs/>
           <w:szCs w:val="24"/>
@@ -2785,13 +2799,13 @@
     <w:p>
       <w:pPr>
         <w:rPr>
-          <w:rFonts w:ascii="Arial" w:hAnsi="Arial" w:cs="Arial"/>
-          <w:szCs w:val="24"/>
-        </w:rPr>
-      </w:pPr>
-      <w:r>
-        <w:rPr>
-          <w:rFonts w:ascii="Arial" w:hAnsi="Arial" w:cs="Arial"/>
+          <w:rFonts w:ascii="Arial" w:cs="Arial" w:hAnsi="Arial"/>
+          <w:szCs w:val="24"/>
+        </w:rPr>
+      </w:pPr>
+      <w:r>
+        <w:rPr>
+          <w:rFonts w:ascii="Arial" w:cs="Arial" w:hAnsi="Arial"/>
           <w:szCs w:val="24"/>
         </w:rPr>
         <w:t>Step-by-step</w:t>
@@ -2804,13 +2818,13 @@
           <w:numId w:val="15"/>
         </w:numPr>
         <w:rPr>
-          <w:rFonts w:ascii="Arial" w:hAnsi="Arial" w:cs="Arial"/>
-          <w:szCs w:val="24"/>
-        </w:rPr>
-      </w:pPr>
-      <w:r>
-        <w:rPr>
-          <w:rFonts w:ascii="Arial" w:hAnsi="Arial" w:cs="Arial"/>
+          <w:rFonts w:ascii="Arial" w:cs="Arial" w:hAnsi="Arial"/>
+          <w:szCs w:val="24"/>
+        </w:rPr>
+      </w:pPr>
+      <w:r>
+        <w:rPr>
+          <w:rFonts w:ascii="Arial" w:cs="Arial" w:hAnsi="Arial"/>
           <w:b/>
           <w:bCs/>
           <w:szCs w:val="24"/>
@@ -2819,10 +2833,16 @@
       </w:r>
       <w:r>
         <w:rPr>
-          <w:rFonts w:ascii="Arial" w:hAnsi="Arial" w:cs="Arial"/>
-          <w:szCs w:val="24"/>
-        </w:rPr>
-        <w:br/>
+          <w:rFonts w:ascii="Arial" w:cs="Arial" w:hAnsi="Arial"/>
+          <w:szCs w:val="24"/>
+        </w:rPr>
+        <w:br w:type="textWrapping"/>
+      </w:r>
+      <w:r>
+        <w:rPr>
+          <w:rFonts w:ascii="Arial" w:cs="Arial" w:hAnsi="Arial"/>
+          <w:szCs w:val="24"/>
+        </w:rPr>
         <w:t>(layer count, neurons per layer, activations, etc.)</w:t>
       </w:r>
     </w:p>
@@ -2833,13 +2853,13 @@
           <w:numId w:val="15"/>
         </w:numPr>
         <w:rPr>
-          <w:rFonts w:ascii="Arial" w:hAnsi="Arial" w:cs="Arial"/>
-          <w:szCs w:val="24"/>
-        </w:rPr>
-      </w:pPr>
-      <w:r>
-        <w:rPr>
-          <w:rFonts w:ascii="Arial" w:hAnsi="Arial" w:cs="Arial"/>
+          <w:rFonts w:ascii="Arial" w:cs="Arial" w:hAnsi="Arial"/>
+          <w:szCs w:val="24"/>
+        </w:rPr>
+      </w:pPr>
+      <w:r>
+        <w:rPr>
+          <w:rFonts w:ascii="Arial" w:cs="Arial" w:hAnsi="Arial"/>
           <w:b/>
           <w:bCs/>
           <w:szCs w:val="24"/>
@@ -2848,10 +2868,16 @@
       </w:r>
       <w:r>
         <w:rPr>
-          <w:rFonts w:ascii="Arial" w:hAnsi="Arial" w:cs="Arial"/>
-          <w:szCs w:val="24"/>
-        </w:rPr>
-        <w:br/>
+          <w:rFonts w:ascii="Arial" w:cs="Arial" w:hAnsi="Arial"/>
+          <w:szCs w:val="24"/>
+        </w:rPr>
+        <w:br w:type="textWrapping"/>
+      </w:r>
+      <w:r>
+        <w:rPr>
+          <w:rFonts w:ascii="Arial" w:cs="Arial" w:hAnsi="Arial"/>
+          <w:szCs w:val="24"/>
+        </w:rPr>
         <w:t>Random architectures within allowed ranges.</w:t>
       </w:r>
     </w:p>
@@ -2862,26 +2888,31 @@
           <w:numId w:val="15"/>
         </w:numPr>
         <w:rPr>
-          <w:rFonts w:ascii="Arial" w:hAnsi="Arial" w:cs="Arial"/>
-          <w:szCs w:val="24"/>
-        </w:rPr>
-      </w:pPr>
-      <w:r>
-        <w:rPr>
-          <w:rFonts w:ascii="Arial" w:hAnsi="Arial" w:cs="Arial"/>
-          <w:b/>
-          <w:bCs/>
-          <w:szCs w:val="24"/>
-        </w:rPr>
-        <w:lastRenderedPageBreak/>
+          <w:rFonts w:ascii="Arial" w:cs="Arial" w:hAnsi="Arial"/>
+          <w:szCs w:val="24"/>
+        </w:rPr>
+      </w:pPr>
+      <w:r>
+        <w:rPr>
+          <w:rFonts w:ascii="Arial" w:cs="Arial" w:hAnsi="Arial"/>
+          <w:b/>
+          <w:bCs/>
+          <w:szCs w:val="24"/>
+        </w:rPr>
         <w:t>Evaluate fitness</w:t>
       </w:r>
       <w:r>
         <w:rPr>
-          <w:rFonts w:ascii="Arial" w:hAnsi="Arial" w:cs="Arial"/>
-          <w:szCs w:val="24"/>
-        </w:rPr>
-        <w:br/>
+          <w:rFonts w:ascii="Arial" w:cs="Arial" w:hAnsi="Arial"/>
+          <w:szCs w:val="24"/>
+        </w:rPr>
+        <w:br w:type="textWrapping"/>
+      </w:r>
+      <w:r>
+        <w:rPr>
+          <w:rFonts w:ascii="Arial" w:cs="Arial" w:hAnsi="Arial"/>
+          <w:szCs w:val="24"/>
+        </w:rPr>
         <w:t>Train each network briefly and compute accuracy + complexity penalty.</w:t>
       </w:r>
     </w:p>
@@ -2892,13 +2923,13 @@
           <w:numId w:val="15"/>
         </w:numPr>
         <w:rPr>
-          <w:rFonts w:ascii="Arial" w:hAnsi="Arial" w:cs="Arial"/>
-          <w:szCs w:val="24"/>
-        </w:rPr>
-      </w:pPr>
-      <w:r>
-        <w:rPr>
-          <w:rFonts w:ascii="Arial" w:hAnsi="Arial" w:cs="Arial"/>
+          <w:rFonts w:ascii="Arial" w:cs="Arial" w:hAnsi="Arial"/>
+          <w:szCs w:val="24"/>
+        </w:rPr>
+      </w:pPr>
+      <w:r>
+        <w:rPr>
+          <w:rFonts w:ascii="Arial" w:cs="Arial" w:hAnsi="Arial"/>
           <w:b/>
           <w:bCs/>
           <w:szCs w:val="24"/>
@@ -2907,10 +2938,16 @@
       </w:r>
       <w:r>
         <w:rPr>
-          <w:rFonts w:ascii="Arial" w:hAnsi="Arial" w:cs="Arial"/>
-          <w:szCs w:val="24"/>
-        </w:rPr>
-        <w:br/>
+          <w:rFonts w:ascii="Arial" w:cs="Arial" w:hAnsi="Arial"/>
+          <w:szCs w:val="24"/>
+        </w:rPr>
+        <w:br w:type="textWrapping"/>
+      </w:r>
+      <w:r>
+        <w:rPr>
+          <w:rFonts w:ascii="Arial" w:cs="Arial" w:hAnsi="Arial"/>
+          <w:szCs w:val="24"/>
+        </w:rPr>
         <w:t>Tournament selection or roulette wheel.</w:t>
       </w:r>
     </w:p>
@@ -2921,13 +2958,13 @@
           <w:numId w:val="15"/>
         </w:numPr>
         <w:rPr>
-          <w:rFonts w:ascii="Arial" w:hAnsi="Arial" w:cs="Arial"/>
-          <w:szCs w:val="24"/>
-        </w:rPr>
-      </w:pPr>
-      <w:r>
-        <w:rPr>
-          <w:rFonts w:ascii="Arial" w:hAnsi="Arial" w:cs="Arial"/>
+          <w:rFonts w:ascii="Arial" w:cs="Arial" w:hAnsi="Arial"/>
+          <w:szCs w:val="24"/>
+        </w:rPr>
+      </w:pPr>
+      <w:r>
+        <w:rPr>
+          <w:rFonts w:ascii="Arial" w:cs="Arial" w:hAnsi="Arial"/>
           <w:b/>
           <w:bCs/>
           <w:szCs w:val="24"/>
@@ -2936,10 +2973,16 @@
       </w:r>
       <w:r>
         <w:rPr>
-          <w:rFonts w:ascii="Arial" w:hAnsi="Arial" w:cs="Arial"/>
-          <w:szCs w:val="24"/>
-        </w:rPr>
-        <w:br/>
+          <w:rFonts w:ascii="Arial" w:cs="Arial" w:hAnsi="Arial"/>
+          <w:szCs w:val="24"/>
+        </w:rPr>
+        <w:br w:type="textWrapping"/>
+      </w:r>
+      <w:r>
+        <w:rPr>
+          <w:rFonts w:ascii="Arial" w:cs="Arial" w:hAnsi="Arial"/>
+          <w:szCs w:val="24"/>
+        </w:rPr>
         <w:t>Combine architectural traits.</w:t>
       </w:r>
     </w:p>
@@ -2950,13 +2993,13 @@
           <w:numId w:val="15"/>
         </w:numPr>
         <w:rPr>
-          <w:rFonts w:ascii="Arial" w:hAnsi="Arial" w:cs="Arial"/>
-          <w:szCs w:val="24"/>
-        </w:rPr>
-      </w:pPr>
-      <w:r>
-        <w:rPr>
-          <w:rFonts w:ascii="Arial" w:hAnsi="Arial" w:cs="Arial"/>
+          <w:rFonts w:ascii="Arial" w:cs="Arial" w:hAnsi="Arial"/>
+          <w:szCs w:val="24"/>
+        </w:rPr>
+      </w:pPr>
+      <w:r>
+        <w:rPr>
+          <w:rFonts w:ascii="Arial" w:cs="Arial" w:hAnsi="Arial"/>
           <w:b/>
           <w:bCs/>
           <w:szCs w:val="24"/>
@@ -2965,10 +3008,16 @@
       </w:r>
       <w:r>
         <w:rPr>
-          <w:rFonts w:ascii="Arial" w:hAnsi="Arial" w:cs="Arial"/>
-          <w:szCs w:val="24"/>
-        </w:rPr>
-        <w:br/>
+          <w:rFonts w:ascii="Arial" w:cs="Arial" w:hAnsi="Arial"/>
+          <w:szCs w:val="24"/>
+        </w:rPr>
+        <w:br w:type="textWrapping"/>
+      </w:r>
+      <w:r>
+        <w:rPr>
+          <w:rFonts w:ascii="Arial" w:cs="Arial" w:hAnsi="Arial"/>
+          <w:szCs w:val="24"/>
+        </w:rPr>
         <w:t>Add/remove layers, change neurons, flip connectivity bits.</w:t>
       </w:r>
     </w:p>
@@ -2979,13 +3028,13 @@
           <w:numId w:val="15"/>
         </w:numPr>
         <w:rPr>
-          <w:rFonts w:ascii="Arial" w:hAnsi="Arial" w:cs="Arial"/>
-          <w:szCs w:val="24"/>
-        </w:rPr>
-      </w:pPr>
-      <w:r>
-        <w:rPr>
-          <w:rFonts w:ascii="Arial" w:hAnsi="Arial" w:cs="Arial"/>
+          <w:rFonts w:ascii="Arial" w:cs="Arial" w:hAnsi="Arial"/>
+          <w:szCs w:val="24"/>
+        </w:rPr>
+      </w:pPr>
+      <w:r>
+        <w:rPr>
+          <w:rFonts w:ascii="Arial" w:cs="Arial" w:hAnsi="Arial"/>
           <w:b/>
           <w:bCs/>
           <w:szCs w:val="24"/>
@@ -2994,10 +3043,16 @@
       </w:r>
       <w:r>
         <w:rPr>
-          <w:rFonts w:ascii="Arial" w:hAnsi="Arial" w:cs="Arial"/>
-          <w:szCs w:val="24"/>
-        </w:rPr>
-        <w:br/>
+          <w:rFonts w:ascii="Arial" w:cs="Arial" w:hAnsi="Arial"/>
+          <w:szCs w:val="24"/>
+        </w:rPr>
+        <w:br w:type="textWrapping"/>
+      </w:r>
+      <w:r>
+        <w:rPr>
+          <w:rFonts w:ascii="Arial" w:cs="Arial" w:hAnsi="Arial"/>
+          <w:szCs w:val="24"/>
+        </w:rPr>
         <w:t>Keep elites + new offspring.</w:t>
       </w:r>
     </w:p>
@@ -3008,13 +3063,13 @@
           <w:numId w:val="15"/>
         </w:numPr>
         <w:rPr>
-          <w:rFonts w:ascii="Arial" w:hAnsi="Arial" w:cs="Arial"/>
-          <w:szCs w:val="24"/>
-        </w:rPr>
-      </w:pPr>
-      <w:r>
-        <w:rPr>
-          <w:rFonts w:ascii="Arial" w:hAnsi="Arial" w:cs="Arial"/>
+          <w:rFonts w:ascii="Arial" w:cs="Arial" w:hAnsi="Arial"/>
+          <w:szCs w:val="24"/>
+        </w:rPr>
+      </w:pPr>
+      <w:r>
+        <w:rPr>
+          <w:rFonts w:ascii="Arial" w:cs="Arial" w:hAnsi="Arial"/>
           <w:b/>
           <w:bCs/>
           <w:szCs w:val="24"/>
@@ -3023,33 +3078,39 @@
       </w:r>
       <w:r>
         <w:rPr>
-          <w:rFonts w:ascii="Arial" w:hAnsi="Arial" w:cs="Arial"/>
-          <w:szCs w:val="24"/>
-        </w:rPr>
-        <w:br/>
+          <w:rFonts w:ascii="Arial" w:cs="Arial" w:hAnsi="Arial"/>
+          <w:szCs w:val="24"/>
+        </w:rPr>
+        <w:br w:type="textWrapping"/>
+      </w:r>
+      <w:r>
+        <w:rPr>
+          <w:rFonts w:ascii="Arial" w:cs="Arial" w:hAnsi="Arial"/>
+          <w:szCs w:val="24"/>
+        </w:rPr>
         <w:t>Continue until convergence or time budget is reached.</w:t>
       </w:r>
     </w:p>
     <w:p>
       <w:pPr>
         <w:rPr>
-          <w:rFonts w:ascii="Arial" w:hAnsi="Arial" w:cs="Arial"/>
-          <w:szCs w:val="24"/>
-        </w:rPr>
-      </w:pPr>
-    </w:p>
-    <w:p>
-      <w:pPr>
-        <w:rPr>
-          <w:rFonts w:ascii="Arial" w:hAnsi="Arial" w:cs="Arial"/>
-          <w:szCs w:val="24"/>
-        </w:rPr>
-      </w:pPr>
-    </w:p>
-    <w:p>
-      <w:pPr>
-        <w:rPr>
-          <w:rFonts w:ascii="Arial" w:hAnsi="Arial" w:cs="Arial"/>
+          <w:rFonts w:ascii="Arial" w:cs="Arial" w:hAnsi="Arial"/>
+          <w:szCs w:val="24"/>
+        </w:rPr>
+      </w:pPr>
+    </w:p>
+    <w:p>
+      <w:pPr>
+        <w:rPr>
+          <w:rFonts w:ascii="Arial" w:cs="Arial" w:hAnsi="Arial"/>
+          <w:szCs w:val="24"/>
+        </w:rPr>
+      </w:pPr>
+    </w:p>
+    <w:p>
+      <w:pPr>
+        <w:rPr>
+          <w:rFonts w:ascii="Arial" w:cs="Arial" w:hAnsi="Arial"/>
           <w:szCs w:val="24"/>
         </w:rPr>
       </w:pPr>
@@ -3058,19 +3119,16 @@
       <w:pgSz w:w="11906" w:h="16838"/>
       <w:pgMar w:top="1440" w:right="1440" w:bottom="1440" w:left="1440" w:header="708" w:footer="708" w:gutter="0"/>
       <w:cols w:space="708"/>
-      <w:docGrid w:linePitch="360"/>
     </w:sectPr>
   </w:body>
 </w:document>
 </file>
 
 <file path=word/numbering.xml><?xml version="1.0" encoding="utf-8"?>
-<w:numbering xmlns:wpc="http://schemas.microsoft.com/office/word/2010/wordprocessingCanvas" xmlns:cx="http://schemas.microsoft.com/office/drawing/2014/chartex" xmlns:cx1="http://schemas.microsoft.com/office/drawing/2015/9/8/chartex" xmlns:cx2="http://schemas.microsoft.com/office/drawing/2015/10/21/chartex" xmlns:cx3="http://schemas.microsoft.com/office/drawing/2016/5/9/chartex" xmlns:cx4="http://schemas.microsoft.com/office/drawing/2016/5/10/chartex" xmlns:cx5="http://schemas.microsoft.com/office/drawing/2016/5/11/chartex" xmlns:cx6="http://schemas.microsoft.com/office/drawing/2016/5/12/chartex" xmlns:cx7="http://schemas.microsoft.com/office/drawing/2016/5/13/chartex" xmlns:cx8="http://schemas.microsoft.com/office/drawing/2016/5/14/chartex" xmlns:mc="http://schemas.openxmlformats.org/markup-compatibility/2006" xmlns:aink="http://schemas.microsoft.com/office/drawing/2016/ink" xmlns:am3d="http://schemas.microsoft.com/office/drawing/2017/model3d" xmlns:o="urn:schemas-microsoft-com:office:office" xmlns:oel="http://schemas.microsoft.com/office/2019/extlst" xmlns:r="http://schemas.openxmlformats.org/officeDocument/2006/relationships" xmlns:m="http://schemas.openxmlformats.org/officeDocument/2006/math" xmlns:v="urn:schemas-microsoft-com:vml" xmlns:wp14="http://schemas.microsoft.com/office/word/2010/wordprocessingDrawing" xmlns:wp="http://schemas.openxmlformats.org/drawingml/2006/wordprocessingDrawing" xmlns:w10="urn:schemas-microsoft-com:office:word" xmlns:w="http://schemas.openxmlformats.org/wordprocessingml/2006/main" xmlns:w14="http://schemas.microsoft.com/office/word/2010/wordml" xmlns:w15="http://schemas.microsoft.com/office/word/2012/wordml" xmlns:w16cex="http://schemas.microsoft.com/office/word/2018/wordml/cex" xmlns:w16cid="http://schemas.microsoft.com/office/word/2016/wordml/cid" xmlns:w16="http://schemas.microsoft.com/office/word/2018/wordml" xmlns:w16du="http://schemas.microsoft.com/office/word/2023/wordml/word16du" xmlns:w16sdtdh="http://schemas.microsoft.com/office/word/2020/wordml/sdtdatahash" xmlns:w16sdtfl="http://schemas.microsoft.com/office/word/2024/wordml/sdtformatlock" xmlns:w16se="http://schemas.microsoft.com/office/word/2015/wordml/symex" xmlns:wpg="http://schemas.microsoft.com/office/word/2010/wordprocessingGroup" xmlns:wpi="http://schemas.microsoft.com/office/word/2010/wordprocessingInk" xmlns:wne="http://schemas.microsoft.com/office/word/2006/wordml" xmlns:wps="http://schemas.microsoft.com/office/word/2010/wordprocessingShape" mc:Ignorable="w14 w15 w16se w16cid w16 w16cex w16sdtdh w16sdtfl w16du wp14">
-  <w:abstractNum w:abstractNumId="0" w15:restartNumberingAfterBreak="0">
-    <w:nsid w:val="0A39687E"/>
+<w:numbering xmlns:mc="http://schemas.openxmlformats.org/markup-compatibility/2006" xmlns:o="urn:schemas-microsoft-com:office:office" xmlns:r="http://schemas.openxmlformats.org/officeDocument/2006/relationships" xmlns:m="http://schemas.openxmlformats.org/officeDocument/2006/math" xmlns:v="urn:schemas-microsoft-com:vml" xmlns:wp="http://schemas.openxmlformats.org/drawingml/2006/wordprocessingDrawing" xmlns:w10="urn:schemas-microsoft-com:office:word" xmlns:wne="http://schemas.microsoft.com/office/word/2006/wordml" xmlns:w14="http://schemas.microsoft.com/office/word/2010/wordml" xmlns:w="http://schemas.openxmlformats.org/wordprocessingml/2006/main">
+  <w:abstractNum w:abstractNumId="0">
     <w:multiLevelType w:val="multilevel"/>
-    <w:tmpl w:val="FC18D374"/>
-    <w:lvl w:ilvl="0">
+    <w:lvl w:ilvl="0" w:tentative="0">
       <w:start w:val="1"/>
       <w:numFmt w:val="bullet"/>
       <w:lvlText w:val=""/>
@@ -3215,11 +3273,9 @@
       </w:rPr>
     </w:lvl>
   </w:abstractNum>
-  <w:abstractNum w:abstractNumId="1" w15:restartNumberingAfterBreak="0">
-    <w:nsid w:val="139E58EA"/>
+  <w:abstractNum w:abstractNumId="1">
     <w:multiLevelType w:val="multilevel"/>
-    <w:tmpl w:val="8C562648"/>
-    <w:lvl w:ilvl="0">
+    <w:lvl w:ilvl="0" w:tentative="0">
       <w:start w:val="1"/>
       <w:numFmt w:val="bullet"/>
       <w:lvlText w:val=""/>
@@ -3364,11 +3420,9 @@
       </w:rPr>
     </w:lvl>
   </w:abstractNum>
-  <w:abstractNum w:abstractNumId="2" w15:restartNumberingAfterBreak="0">
-    <w:nsid w:val="14361F02"/>
+  <w:abstractNum w:abstractNumId="2">
     <w:multiLevelType w:val="multilevel"/>
-    <w:tmpl w:val="8AAEA02C"/>
-    <w:lvl w:ilvl="0">
+    <w:lvl w:ilvl="0" w:tentative="0">
       <w:start w:val="1"/>
       <w:numFmt w:val="bullet"/>
       <w:lvlText w:val=""/>
@@ -3513,11 +3567,9 @@
       </w:rPr>
     </w:lvl>
   </w:abstractNum>
-  <w:abstractNum w:abstractNumId="3" w15:restartNumberingAfterBreak="0">
-    <w:nsid w:val="16980C24"/>
+  <w:abstractNum w:abstractNumId="3">
     <w:multiLevelType w:val="multilevel"/>
-    <w:tmpl w:val="E536DAA2"/>
-    <w:lvl w:ilvl="0">
+    <w:lvl w:ilvl="0" w:tentative="0">
       <w:start w:val="1"/>
       <w:numFmt w:val="decimal"/>
       <w:lvlText w:val="%1."/>
@@ -3626,11 +3678,9 @@
       </w:pPr>
     </w:lvl>
   </w:abstractNum>
-  <w:abstractNum w:abstractNumId="4" w15:restartNumberingAfterBreak="0">
-    <w:nsid w:val="19237CB1"/>
+  <w:abstractNum w:abstractNumId="4">
     <w:multiLevelType w:val="multilevel"/>
-    <w:tmpl w:val="C08C3F7A"/>
-    <w:lvl w:ilvl="0">
+    <w:lvl w:ilvl="0" w:tentative="0">
       <w:start w:val="1"/>
       <w:numFmt w:val="bullet"/>
       <w:lvlText w:val=""/>
@@ -3775,11 +3825,9 @@
       </w:rPr>
     </w:lvl>
   </w:abstractNum>
-  <w:abstractNum w:abstractNumId="5" w15:restartNumberingAfterBreak="0">
-    <w:nsid w:val="1AEF0A13"/>
+  <w:abstractNum w:abstractNumId="5">
     <w:multiLevelType w:val="multilevel"/>
-    <w:tmpl w:val="5E7884D4"/>
-    <w:lvl w:ilvl="0">
+    <w:lvl w:ilvl="0" w:tentative="0">
       <w:start w:val="1"/>
       <w:numFmt w:val="bullet"/>
       <w:lvlText w:val=""/>
@@ -3924,11 +3972,9 @@
       </w:rPr>
     </w:lvl>
   </w:abstractNum>
-  <w:abstractNum w:abstractNumId="6" w15:restartNumberingAfterBreak="0">
-    <w:nsid w:val="279C50A6"/>
+  <w:abstractNum w:abstractNumId="6">
     <w:multiLevelType w:val="multilevel"/>
-    <w:tmpl w:val="59B28458"/>
-    <w:lvl w:ilvl="0">
+    <w:lvl w:ilvl="0" w:tentative="0">
       <w:start w:val="1"/>
       <w:numFmt w:val="bullet"/>
       <w:lvlText w:val=""/>
@@ -4073,11 +4119,9 @@
       </w:rPr>
     </w:lvl>
   </w:abstractNum>
-  <w:abstractNum w:abstractNumId="7" w15:restartNumberingAfterBreak="0">
-    <w:nsid w:val="3D4A101B"/>
+  <w:abstractNum w:abstractNumId="7">
     <w:multiLevelType w:val="multilevel"/>
-    <w:tmpl w:val="F8AEF09C"/>
-    <w:lvl w:ilvl="0">
+    <w:lvl w:ilvl="0" w:tentative="0">
       <w:start w:val="1"/>
       <w:numFmt w:val="bullet"/>
       <w:lvlText w:val=""/>
@@ -4222,11 +4266,9 @@
       </w:rPr>
     </w:lvl>
   </w:abstractNum>
-  <w:abstractNum w:abstractNumId="8" w15:restartNumberingAfterBreak="0">
-    <w:nsid w:val="43F6002E"/>
+  <w:abstractNum w:abstractNumId="8">
     <w:multiLevelType w:val="multilevel"/>
-    <w:tmpl w:val="47029CDC"/>
-    <w:lvl w:ilvl="0">
+    <w:lvl w:ilvl="0" w:tentative="0">
       <w:start w:val="1"/>
       <w:numFmt w:val="decimal"/>
       <w:lvlText w:val="%1."/>
@@ -4335,11 +4377,9 @@
       </w:pPr>
     </w:lvl>
   </w:abstractNum>
-  <w:abstractNum w:abstractNumId="9" w15:restartNumberingAfterBreak="0">
-    <w:nsid w:val="455B0976"/>
+  <w:abstractNum w:abstractNumId="9">
     <w:multiLevelType w:val="multilevel"/>
-    <w:tmpl w:val="4FA8422C"/>
-    <w:lvl w:ilvl="0">
+    <w:lvl w:ilvl="0" w:tentative="0">
       <w:start w:val="1"/>
       <w:numFmt w:val="bullet"/>
       <w:lvlText w:val=""/>
@@ -4484,11 +4524,9 @@
       </w:rPr>
     </w:lvl>
   </w:abstractNum>
-  <w:abstractNum w:abstractNumId="10" w15:restartNumberingAfterBreak="0">
-    <w:nsid w:val="4F605F36"/>
+  <w:abstractNum w:abstractNumId="10">
     <w:multiLevelType w:val="multilevel"/>
-    <w:tmpl w:val="C60EA6F0"/>
-    <w:lvl w:ilvl="0">
+    <w:lvl w:ilvl="0" w:tentative="0">
       <w:start w:val="1"/>
       <w:numFmt w:val="bullet"/>
       <w:lvlText w:val=""/>
@@ -4633,11 +4671,9 @@
       </w:rPr>
     </w:lvl>
   </w:abstractNum>
-  <w:abstractNum w:abstractNumId="11" w15:restartNumberingAfterBreak="0">
-    <w:nsid w:val="503B3D00"/>
+  <w:abstractNum w:abstractNumId="11">
     <w:multiLevelType w:val="multilevel"/>
-    <w:tmpl w:val="C3AE88DA"/>
-    <w:lvl w:ilvl="0">
+    <w:lvl w:ilvl="0" w:tentative="0">
       <w:start w:val="1"/>
       <w:numFmt w:val="bullet"/>
       <w:lvlText w:val=""/>
@@ -4782,11 +4818,9 @@
       </w:rPr>
     </w:lvl>
   </w:abstractNum>
-  <w:abstractNum w:abstractNumId="12" w15:restartNumberingAfterBreak="0">
-    <w:nsid w:val="59AF5FC7"/>
+  <w:abstractNum w:abstractNumId="12">
     <w:multiLevelType w:val="multilevel"/>
-    <w:tmpl w:val="1EC24142"/>
-    <w:lvl w:ilvl="0">
+    <w:lvl w:ilvl="0" w:tentative="0">
       <w:start w:val="1"/>
       <w:numFmt w:val="bullet"/>
       <w:lvlText w:val=""/>
@@ -4931,11 +4965,9 @@
       </w:rPr>
     </w:lvl>
   </w:abstractNum>
-  <w:abstractNum w:abstractNumId="13" w15:restartNumberingAfterBreak="0">
-    <w:nsid w:val="5DF53855"/>
+  <w:abstractNum w:abstractNumId="13">
     <w:multiLevelType w:val="multilevel"/>
-    <w:tmpl w:val="A3B266A0"/>
-    <w:lvl w:ilvl="0">
+    <w:lvl w:ilvl="0" w:tentative="0">
       <w:start w:val="1"/>
       <w:numFmt w:val="bullet"/>
       <w:lvlText w:val=""/>
@@ -5080,11 +5112,9 @@
       </w:rPr>
     </w:lvl>
   </w:abstractNum>
-  <w:abstractNum w:abstractNumId="14" w15:restartNumberingAfterBreak="0">
-    <w:nsid w:val="6A103387"/>
+  <w:abstractNum w:abstractNumId="14">
     <w:multiLevelType w:val="multilevel"/>
-    <w:tmpl w:val="E73CA70C"/>
-    <w:lvl w:ilvl="0">
+    <w:lvl w:ilvl="0" w:tentative="0">
       <w:start w:val="1"/>
       <w:numFmt w:val="bullet"/>
       <w:lvlText w:val=""/>
@@ -5229,664 +5259,500 @@
       </w:rPr>
     </w:lvl>
   </w:abstractNum>
-  <w:num w:numId="1" w16cid:durableId="1223559135">
+  <w:num w:numId="1">
     <w:abstractNumId w:val="11"/>
   </w:num>
-  <w:num w:numId="2" w16cid:durableId="714814410">
+  <w:num w:numId="2">
     <w:abstractNumId w:val="5"/>
   </w:num>
-  <w:num w:numId="3" w16cid:durableId="62723488">
+  <w:num w:numId="3">
     <w:abstractNumId w:val="1"/>
   </w:num>
-  <w:num w:numId="4" w16cid:durableId="1127889895">
+  <w:num w:numId="4">
     <w:abstractNumId w:val="13"/>
   </w:num>
-  <w:num w:numId="5" w16cid:durableId="1719013911">
+  <w:num w:numId="5">
     <w:abstractNumId w:val="12"/>
   </w:num>
-  <w:num w:numId="6" w16cid:durableId="287591852">
+  <w:num w:numId="6">
     <w:abstractNumId w:val="7"/>
   </w:num>
-  <w:num w:numId="7" w16cid:durableId="2138835916">
+  <w:num w:numId="7">
     <w:abstractNumId w:val="3"/>
   </w:num>
-  <w:num w:numId="8" w16cid:durableId="1823349783">
+  <w:num w:numId="8">
     <w:abstractNumId w:val="10"/>
   </w:num>
-  <w:num w:numId="9" w16cid:durableId="1363019966">
+  <w:num w:numId="9">
     <w:abstractNumId w:val="0"/>
   </w:num>
-  <w:num w:numId="10" w16cid:durableId="1290547324">
+  <w:num w:numId="10">
     <w:abstractNumId w:val="6"/>
   </w:num>
-  <w:num w:numId="11" w16cid:durableId="1313951509">
+  <w:num w:numId="11">
     <w:abstractNumId w:val="4"/>
   </w:num>
-  <w:num w:numId="12" w16cid:durableId="2048413694">
+  <w:num w:numId="12">
     <w:abstractNumId w:val="9"/>
   </w:num>
-  <w:num w:numId="13" w16cid:durableId="754278498">
+  <w:num w:numId="13">
     <w:abstractNumId w:val="2"/>
   </w:num>
-  <w:num w:numId="14" w16cid:durableId="86973598">
+  <w:num w:numId="14">
     <w:abstractNumId w:val="14"/>
   </w:num>
-  <w:num w:numId="15" w16cid:durableId="149833028">
+  <w:num w:numId="15">
     <w:abstractNumId w:val="8"/>
   </w:num>
 </w:numbering>
 </file>
 
 <file path=word/styles.xml><?xml version="1.0" encoding="utf-8"?>
-<w:styles xmlns:mc="http://schemas.openxmlformats.org/markup-compatibility/2006" xmlns:r="http://schemas.openxmlformats.org/officeDocument/2006/relationships" xmlns:w="http://schemas.openxmlformats.org/wordprocessingml/2006/main" xmlns:w14="http://schemas.microsoft.com/office/word/2010/wordml" xmlns:w15="http://schemas.microsoft.com/office/word/2012/wordml" xmlns:w16cex="http://schemas.microsoft.com/office/word/2018/wordml/cex" xmlns:w16cid="http://schemas.microsoft.com/office/word/2016/wordml/cid" xmlns:w16="http://schemas.microsoft.com/office/word/2018/wordml" xmlns:w16du="http://schemas.microsoft.com/office/word/2023/wordml/word16du" xmlns:w16sdtdh="http://schemas.microsoft.com/office/word/2020/wordml/sdtdatahash" xmlns:w16sdtfl="http://schemas.microsoft.com/office/word/2024/wordml/sdtformatlock" xmlns:w16se="http://schemas.microsoft.com/office/word/2015/wordml/symex" mc:Ignorable="w14 w15 w16se w16cid w16 w16cex w16sdtdh w16sdtfl w16du">
+<w:styles xmlns:r="http://schemas.openxmlformats.org/officeDocument/2006/relationships" xmlns:w14="http://schemas.microsoft.com/office/word/2010/wordml" xmlns:w="http://schemas.openxmlformats.org/wordprocessingml/2006/main">
   <w:docDefaults>
     <w:rPrDefault>
       <w:rPr>
-        <w:rFonts w:asciiTheme="minorHAnsi" w:eastAsiaTheme="minorEastAsia" w:hAnsiTheme="minorHAnsi" w:cstheme="minorBidi"/>
-        <w:kern w:val="2"/>
+        <w:rFonts w:asciiTheme="minorHAnsi" w:cstheme="minorBidi" w:eastAsiaTheme="minorEastAsia" w:hAnsiTheme="minorHAnsi"/>
         <w:sz w:val="24"/>
         <w:szCs w:val="30"/>
-        <w:lang w:val="en-GB" w:eastAsia="zh-CN" w:bidi="th-TH"/>
+        <w:lang w:val="en-GB" w:bidi="th-TH" w:eastAsia="zh-CN"/>
         <w14:ligatures w14:val="standardContextual"/>
       </w:rPr>
     </w:rPrDefault>
     <w:pPrDefault>
       <w:pPr>
-        <w:spacing w:after="160" w:line="278" w:lineRule="auto"/>
+        <w:spacing w:beforeAutospacing="0" w:after="160" w:afterAutospacing="0" w:line="278" w:lineRule="auto"/>
       </w:pPr>
     </w:pPrDefault>
   </w:docDefaults>
-  <w:latentStyles w:defLockedState="0" w:defUIPriority="99" w:defSemiHidden="0" w:defUnhideWhenUsed="0" w:defQFormat="0" w:count="376">
-    <w:lsdException w:name="Normal" w:uiPriority="0" w:qFormat="1"/>
-    <w:lsdException w:name="heading 1" w:uiPriority="9" w:qFormat="1"/>
-    <w:lsdException w:name="heading 2" w:semiHidden="1" w:uiPriority="9" w:unhideWhenUsed="1" w:qFormat="1"/>
-    <w:lsdException w:name="heading 3" w:semiHidden="1" w:uiPriority="9" w:unhideWhenUsed="1" w:qFormat="1"/>
-    <w:lsdException w:name="heading 4" w:semiHidden="1" w:uiPriority="9" w:unhideWhenUsed="1" w:qFormat="1"/>
-    <w:lsdException w:name="heading 5" w:semiHidden="1" w:uiPriority="9" w:unhideWhenUsed="1" w:qFormat="1"/>
-    <w:lsdException w:name="heading 6" w:semiHidden="1" w:uiPriority="9" w:unhideWhenUsed="1" w:qFormat="1"/>
-    <w:lsdException w:name="heading 7" w:semiHidden="1" w:uiPriority="9" w:unhideWhenUsed="1" w:qFormat="1"/>
-    <w:lsdException w:name="heading 8" w:semiHidden="1" w:uiPriority="9" w:unhideWhenUsed="1" w:qFormat="1"/>
-    <w:lsdException w:name="heading 9" w:semiHidden="1" w:uiPriority="9" w:unhideWhenUsed="1" w:qFormat="1"/>
-    <w:lsdException w:name="index 1" w:semiHidden="1" w:unhideWhenUsed="1"/>
-    <w:lsdException w:name="index 2" w:semiHidden="1" w:unhideWhenUsed="1"/>
-    <w:lsdException w:name="index 3" w:semiHidden="1" w:unhideWhenUsed="1"/>
-    <w:lsdException w:name="index 4" w:semiHidden="1" w:unhideWhenUsed="1"/>
-    <w:lsdException w:name="index 5" w:semiHidden="1" w:unhideWhenUsed="1"/>
-    <w:lsdException w:name="index 6" w:semiHidden="1" w:unhideWhenUsed="1"/>
-    <w:lsdException w:name="index 7" w:semiHidden="1" w:unhideWhenUsed="1"/>
-    <w:lsdException w:name="index 8" w:semiHidden="1" w:unhideWhenUsed="1"/>
-    <w:lsdException w:name="index 9" w:semiHidden="1" w:unhideWhenUsed="1"/>
-    <w:lsdException w:name="toc 1" w:semiHidden="1" w:uiPriority="39" w:unhideWhenUsed="1"/>
-    <w:lsdException w:name="toc 2" w:semiHidden="1" w:uiPriority="39" w:unhideWhenUsed="1"/>
-    <w:lsdException w:name="toc 3" w:semiHidden="1" w:uiPriority="39" w:unhideWhenUsed="1"/>
-    <w:lsdException w:name="toc 4" w:semiHidden="1" w:uiPriority="39" w:unhideWhenUsed="1"/>
-    <w:lsdException w:name="toc 5" w:semiHidden="1" w:uiPriority="39" w:unhideWhenUsed="1"/>
-    <w:lsdException w:name="toc 6" w:semiHidden="1" w:uiPriority="39" w:unhideWhenUsed="1"/>
-    <w:lsdException w:name="toc 7" w:semiHidden="1" w:uiPriority="39" w:unhideWhenUsed="1"/>
-    <w:lsdException w:name="toc 8" w:semiHidden="1" w:uiPriority="39" w:unhideWhenUsed="1"/>
-    <w:lsdException w:name="toc 9" w:semiHidden="1" w:uiPriority="39" w:unhideWhenUsed="1"/>
-    <w:lsdException w:name="Normal Indent" w:semiHidden="1" w:unhideWhenUsed="1"/>
-    <w:lsdException w:name="footnote text" w:semiHidden="1" w:unhideWhenUsed="1"/>
-    <w:lsdException w:name="annotation text" w:semiHidden="1" w:unhideWhenUsed="1"/>
-    <w:lsdException w:name="header" w:semiHidden="1" w:unhideWhenUsed="1"/>
-    <w:lsdException w:name="footer" w:semiHidden="1" w:unhideWhenUsed="1"/>
-    <w:lsdException w:name="index heading" w:semiHidden="1" w:unhideWhenUsed="1"/>
-    <w:lsdException w:name="caption" w:semiHidden="1" w:uiPriority="35" w:unhideWhenUsed="1" w:qFormat="1"/>
-    <w:lsdException w:name="table of figures" w:semiHidden="1" w:unhideWhenUsed="1"/>
-    <w:lsdException w:name="envelope address" w:semiHidden="1" w:unhideWhenUsed="1"/>
-    <w:lsdException w:name="envelope return" w:semiHidden="1" w:unhideWhenUsed="1"/>
-    <w:lsdException w:name="footnote reference" w:semiHidden="1" w:unhideWhenUsed="1"/>
-    <w:lsdException w:name="annotation reference" w:semiHidden="1" w:unhideWhenUsed="1"/>
-    <w:lsdException w:name="line number" w:semiHidden="1" w:unhideWhenUsed="1"/>
-    <w:lsdException w:name="page number" w:semiHidden="1" w:unhideWhenUsed="1"/>
-    <w:lsdException w:name="endnote reference" w:semiHidden="1" w:unhideWhenUsed="1"/>
-    <w:lsdException w:name="endnote text" w:semiHidden="1" w:unhideWhenUsed="1"/>
-    <w:lsdException w:name="table of authorities" w:semiHidden="1" w:unhideWhenUsed="1"/>
-    <w:lsdException w:name="macro" w:semiHidden="1" w:unhideWhenUsed="1"/>
-    <w:lsdException w:name="toa heading" w:semiHidden="1" w:unhideWhenUsed="1"/>
-    <w:lsdException w:name="List" w:semiHidden="1" w:unhideWhenUsed="1"/>
-    <w:lsdException w:name="List Bullet" w:semiHidden="1" w:unhideWhenUsed="1"/>
-    <w:lsdException w:name="List Number" w:semiHidden="1" w:unhideWhenUsed="1"/>
-    <w:lsdException w:name="List 2" w:semiHidden="1" w:unhideWhenUsed="1"/>
-    <w:lsdException w:name="List 3" w:semiHidden="1" w:unhideWhenUsed="1"/>
-    <w:lsdException w:name="List 4" w:semiHidden="1" w:unhideWhenUsed="1"/>
-    <w:lsdException w:name="List 5" w:semiHidden="1" w:unhideWhenUsed="1"/>
-    <w:lsdException w:name="List Bullet 2" w:semiHidden="1" w:unhideWhenUsed="1"/>
-    <w:lsdException w:name="List Bullet 3" w:semiHidden="1" w:unhideWhenUsed="1"/>
-    <w:lsdException w:name="List Bullet 4" w:semiHidden="1" w:unhideWhenUsed="1"/>
-    <w:lsdException w:name="List Bullet 5" w:semiHidden="1" w:unhideWhenUsed="1"/>
-    <w:lsdException w:name="List Number 2" w:semiHidden="1" w:unhideWhenUsed="1"/>
-    <w:lsdException w:name="List Number 3" w:semiHidden="1" w:unhideWhenUsed="1"/>
-    <w:lsdException w:name="List Number 4" w:semiHidden="1" w:unhideWhenUsed="1"/>
-    <w:lsdException w:name="List Number 5" w:semiHidden="1" w:unhideWhenUsed="1"/>
-    <w:lsdException w:name="Title" w:uiPriority="10" w:qFormat="1"/>
-    <w:lsdException w:name="Closing" w:semiHidden="1" w:unhideWhenUsed="1"/>
-    <w:lsdException w:name="Signature" w:semiHidden="1" w:unhideWhenUsed="1"/>
-    <w:lsdException w:name="Default Paragraph Font" w:semiHidden="1" w:uiPriority="1" w:unhideWhenUsed="1"/>
-    <w:lsdException w:name="Body Text" w:semiHidden="1" w:unhideWhenUsed="1"/>
-    <w:lsdException w:name="Body Text Indent" w:semiHidden="1" w:unhideWhenUsed="1"/>
-    <w:lsdException w:name="List Continue" w:semiHidden="1" w:unhideWhenUsed="1"/>
-    <w:lsdException w:name="List Continue 2" w:semiHidden="1" w:unhideWhenUsed="1"/>
-    <w:lsdException w:name="List Continue 3" w:semiHidden="1" w:unhideWhenUsed="1"/>
-    <w:lsdException w:name="List Continue 4" w:semiHidden="1" w:unhideWhenUsed="1"/>
-    <w:lsdException w:name="List Continue 5" w:semiHidden="1" w:unhideWhenUsed="1"/>
-    <w:lsdException w:name="Message Header" w:semiHidden="1" w:unhideWhenUsed="1"/>
-    <w:lsdException w:name="Subtitle" w:uiPriority="11" w:qFormat="1"/>
-    <w:lsdException w:name="Salutation" w:semiHidden="1" w:unhideWhenUsed="1"/>
-    <w:lsdException w:name="Date" w:semiHidden="1" w:unhideWhenUsed="1"/>
-    <w:lsdException w:name="Body Text First Indent" w:semiHidden="1" w:unhideWhenUsed="1"/>
-    <w:lsdException w:name="Body Text First Indent 2" w:semiHidden="1" w:unhideWhenUsed="1"/>
-    <w:lsdException w:name="Note Heading" w:semiHidden="1" w:unhideWhenUsed="1"/>
-    <w:lsdException w:name="Body Text 2" w:semiHidden="1" w:unhideWhenUsed="1"/>
-    <w:lsdException w:name="Body Text 3" w:semiHidden="1" w:unhideWhenUsed="1"/>
-    <w:lsdException w:name="Body Text Indent 2" w:semiHidden="1" w:unhideWhenUsed="1"/>
-    <w:lsdException w:name="Body Text Indent 3" w:semiHidden="1" w:unhideWhenUsed="1"/>
-    <w:lsdException w:name="Block Text" w:semiHidden="1" w:unhideWhenUsed="1"/>
-    <w:lsdException w:name="Hyperlink" w:semiHidden="1" w:unhideWhenUsed="1"/>
-    <w:lsdException w:name="FollowedHyperlink" w:semiHidden="1" w:unhideWhenUsed="1"/>
-    <w:lsdException w:name="Strong" w:uiPriority="22" w:qFormat="1"/>
-    <w:lsdException w:name="Emphasis" w:uiPriority="20" w:qFormat="1"/>
-    <w:lsdException w:name="Document Map" w:semiHidden="1" w:unhideWhenUsed="1"/>
-    <w:lsdException w:name="Plain Text" w:semiHidden="1" w:unhideWhenUsed="1"/>
-    <w:lsdException w:name="E-mail Signature" w:semiHidden="1" w:unhideWhenUsed="1"/>
-    <w:lsdException w:name="HTML Top of Form" w:semiHidden="1" w:unhideWhenUsed="1"/>
-    <w:lsdException w:name="HTML Bottom of Form" w:semiHidden="1" w:unhideWhenUsed="1"/>
-    <w:lsdException w:name="Normal (Web)" w:semiHidden="1" w:unhideWhenUsed="1"/>
-    <w:lsdException w:name="HTML Acronym" w:semiHidden="1" w:unhideWhenUsed="1"/>
-    <w:lsdException w:name="HTML Address" w:semiHidden="1" w:unhideWhenUsed="1"/>
-    <w:lsdException w:name="HTML Cite" w:semiHidden="1" w:unhideWhenUsed="1"/>
-    <w:lsdException w:name="HTML Code" w:semiHidden="1" w:unhideWhenUsed="1"/>
-    <w:lsdException w:name="HTML Definition" w:semiHidden="1" w:unhideWhenUsed="1"/>
-    <w:lsdException w:name="HTML Keyboard" w:semiHidden="1" w:unhideWhenUsed="1"/>
-    <w:lsdException w:name="HTML Preformatted" w:semiHidden="1" w:unhideWhenUsed="1"/>
-    <w:lsdException w:name="HTML Sample" w:semiHidden="1" w:unhideWhenUsed="1"/>
-    <w:lsdException w:name="HTML Typewriter" w:semiHidden="1" w:unhideWhenUsed="1"/>
-    <w:lsdException w:name="HTML Variable" w:semiHidden="1" w:unhideWhenUsed="1"/>
-    <w:lsdException w:name="Normal Table" w:semiHidden="1" w:unhideWhenUsed="1"/>
-    <w:lsdException w:name="annotation subject" w:semiHidden="1" w:unhideWhenUsed="1"/>
-    <w:lsdException w:name="No List" w:semiHidden="1" w:unhideWhenUsed="1"/>
-    <w:lsdException w:name="Outline List 1" w:semiHidden="1" w:unhideWhenUsed="1"/>
-    <w:lsdException w:name="Outline List 2" w:semiHidden="1" w:unhideWhenUsed="1"/>
-    <w:lsdException w:name="Outline List 3" w:semiHidden="1" w:unhideWhenUsed="1"/>
-    <w:lsdException w:name="Table Simple 1" w:semiHidden="1" w:unhideWhenUsed="1"/>
-    <w:lsdException w:name="Table Simple 2" w:semiHidden="1" w:unhideWhenUsed="1"/>
-    <w:lsdException w:name="Table Simple 3" w:semiHidden="1" w:unhideWhenUsed="1"/>
-    <w:lsdException w:name="Table Classic 1" w:semiHidden="1" w:unhideWhenUsed="1"/>
-    <w:lsdException w:name="Table Classic 2" w:semiHidden="1" w:unhideWhenUsed="1"/>
-    <w:lsdException w:name="Table Classic 3" w:semiHidden="1" w:unhideWhenUsed="1"/>
-    <w:lsdException w:name="Table Classic 4" w:semiHidden="1" w:unhideWhenUsed="1"/>
-    <w:lsdException w:name="Table Colorful 1" w:semiHidden="1" w:unhideWhenUsed="1"/>
-    <w:lsdException w:name="Table Colorful 2" w:semiHidden="1" w:unhideWhenUsed="1"/>
-    <w:lsdException w:name="Table Colorful 3" w:semiHidden="1" w:unhideWhenUsed="1"/>
-    <w:lsdException w:name="Table Columns 1" w:semiHidden="1" w:unhideWhenUsed="1"/>
-    <w:lsdException w:name="Table Columns 2" w:semiHidden="1" w:unhideWhenUsed="1"/>
-    <w:lsdException w:name="Table Columns 3" w:semiHidden="1" w:unhideWhenUsed="1"/>
-    <w:lsdException w:name="Table Columns 4" w:semiHidden="1" w:unhideWhenUsed="1"/>
-    <w:lsdException w:name="Table Columns 5" w:semiHidden="1" w:unhideWhenUsed="1"/>
-    <w:lsdException w:name="Table Grid 1" w:semiHidden="1" w:unhideWhenUsed="1"/>
-    <w:lsdException w:name="Table Grid 2" w:semiHidden="1" w:unhideWhenUsed="1"/>
-    <w:lsdException w:name="Table Grid 3" w:semiHidden="1" w:unhideWhenUsed="1"/>
-    <w:lsdException w:name="Table Grid 4" w:semiHidden="1" w:unhideWhenUsed="1"/>
-    <w:lsdException w:name="Table Grid 5" w:semiHidden="1" w:unhideWhenUsed="1"/>
-    <w:lsdException w:name="Table Grid 6" w:semiHidden="1" w:unhideWhenUsed="1"/>
-    <w:lsdException w:name="Table Grid 7" w:semiHidden="1" w:unhideWhenUsed="1"/>
-    <w:lsdException w:name="Table Grid 8" w:semiHidden="1" w:unhideWhenUsed="1"/>
-    <w:lsdException w:name="Table List 1" w:semiHidden="1" w:unhideWhenUsed="1"/>
-    <w:lsdException w:name="Table List 2" w:semiHidden="1" w:unhideWhenUsed="1"/>
-    <w:lsdException w:name="Table List 3" w:semiHidden="1" w:unhideWhenUsed="1"/>
-    <w:lsdException w:name="Table List 4" w:semiHidden="1" w:unhideWhenUsed="1"/>
-    <w:lsdException w:name="Table List 5" w:semiHidden="1" w:unhideWhenUsed="1"/>
-    <w:lsdException w:name="Table List 6" w:semiHidden="1" w:unhideWhenUsed="1"/>
-    <w:lsdException w:name="Table List 7" w:semiHidden="1" w:unhideWhenUsed="1"/>
-    <w:lsdException w:name="Table List 8" w:semiHidden="1" w:unhideWhenUsed="1"/>
-    <w:lsdException w:name="Table 3D effects 1" w:semiHidden="1" w:unhideWhenUsed="1"/>
-    <w:lsdException w:name="Table 3D effects 2" w:semiHidden="1" w:unhideWhenUsed="1"/>
-    <w:lsdException w:name="Table 3D effects 3" w:semiHidden="1" w:unhideWhenUsed="1"/>
-    <w:lsdException w:name="Table Contemporary" w:semiHidden="1" w:unhideWhenUsed="1"/>
-    <w:lsdException w:name="Table Elegant" w:semiHidden="1" w:unhideWhenUsed="1"/>
-    <w:lsdException w:name="Table Professional" w:semiHidden="1" w:unhideWhenUsed="1"/>
-    <w:lsdException w:name="Table Subtle 1" w:semiHidden="1" w:unhideWhenUsed="1"/>
-    <w:lsdException w:name="Table Subtle 2" w:semiHidden="1" w:unhideWhenUsed="1"/>
-    <w:lsdException w:name="Table Web 1" w:semiHidden="1" w:unhideWhenUsed="1"/>
-    <w:lsdException w:name="Table Web 2" w:semiHidden="1" w:unhideWhenUsed="1"/>
-    <w:lsdException w:name="Table Web 3" w:semiHidden="1" w:unhideWhenUsed="1"/>
-    <w:lsdException w:name="Balloon Text" w:semiHidden="1" w:unhideWhenUsed="1"/>
-    <w:lsdException w:name="Table Grid" w:uiPriority="39"/>
-    <w:lsdException w:name="Table Theme" w:semiHidden="1" w:unhideWhenUsed="1"/>
-    <w:lsdException w:name="Placeholder Text" w:semiHidden="1"/>
-    <w:lsdException w:name="No Spacing" w:uiPriority="1" w:qFormat="1"/>
-    <w:lsdException w:name="Light Shading" w:uiPriority="60"/>
-    <w:lsdException w:name="Light List" w:uiPriority="61"/>
-    <w:lsdException w:name="Light Grid" w:uiPriority="62"/>
-    <w:lsdException w:name="Medium Shading 1" w:uiPriority="63"/>
-    <w:lsdException w:name="Medium Shading 2" w:uiPriority="64"/>
-    <w:lsdException w:name="Medium List 1" w:uiPriority="65"/>
-    <w:lsdException w:name="Medium List 2" w:uiPriority="66"/>
-    <w:lsdException w:name="Medium Grid 1" w:uiPriority="67"/>
-    <w:lsdException w:name="Medium Grid 2" w:uiPriority="68"/>
-    <w:lsdException w:name="Medium Grid 3" w:uiPriority="69"/>
-    <w:lsdException w:name="Dark List" w:uiPriority="70"/>
-    <w:lsdException w:name="Colorful Shading" w:uiPriority="71"/>
-    <w:lsdException w:name="Colorful List" w:uiPriority="72"/>
-    <w:lsdException w:name="Colorful Grid" w:uiPriority="73"/>
-    <w:lsdException w:name="Light Shading Accent 1" w:uiPriority="60"/>
-    <w:lsdException w:name="Light List Accent 1" w:uiPriority="61"/>
-    <w:lsdException w:name="Light Grid Accent 1" w:uiPriority="62"/>
-    <w:lsdException w:name="Medium Shading 1 Accent 1" w:uiPriority="63"/>
-    <w:lsdException w:name="Medium Shading 2 Accent 1" w:uiPriority="64"/>
-    <w:lsdException w:name="Medium List 1 Accent 1" w:uiPriority="65"/>
-    <w:lsdException w:name="Revision" w:semiHidden="1"/>
-    <w:lsdException w:name="List Paragraph" w:uiPriority="34" w:qFormat="1"/>
-    <w:lsdException w:name="Quote" w:uiPriority="29" w:qFormat="1"/>
-    <w:lsdException w:name="Intense Quote" w:uiPriority="30" w:qFormat="1"/>
-    <w:lsdException w:name="Medium List 2 Accent 1" w:uiPriority="66"/>
-    <w:lsdException w:name="Medium Grid 1 Accent 1" w:uiPriority="67"/>
-    <w:lsdException w:name="Medium Grid 2 Accent 1" w:uiPriority="68"/>
-    <w:lsdException w:name="Medium Grid 3 Accent 1" w:uiPriority="69"/>
-    <w:lsdException w:name="Dark List Accent 1" w:uiPriority="70"/>
-    <w:lsdException w:name="Colorful Shading Accent 1" w:uiPriority="71"/>
-    <w:lsdException w:name="Colorful List Accent 1" w:uiPriority="72"/>
-    <w:lsdException w:name="Colorful Grid Accent 1" w:uiPriority="73"/>
-    <w:lsdException w:name="Light Shading Accent 2" w:uiPriority="60"/>
-    <w:lsdException w:name="Light List Accent 2" w:uiPriority="61"/>
-    <w:lsdException w:name="Light Grid Accent 2" w:uiPriority="62"/>
-    <w:lsdException w:name="Medium Shading 1 Accent 2" w:uiPriority="63"/>
-    <w:lsdException w:name="Medium Shading 2 Accent 2" w:uiPriority="64"/>
-    <w:lsdException w:name="Medium List 1 Accent 2" w:uiPriority="65"/>
-    <w:lsdException w:name="Medium List 2 Accent 2" w:uiPriority="66"/>
-    <w:lsdException w:name="Medium Grid 1 Accent 2" w:uiPriority="67"/>
-    <w:lsdException w:name="Medium Grid 2 Accent 2" w:uiPriority="68"/>
-    <w:lsdException w:name="Medium Grid 3 Accent 2" w:uiPriority="69"/>
-    <w:lsdException w:name="Dark List Accent 2" w:uiPriority="70"/>
-    <w:lsdException w:name="Colorful Shading Accent 2" w:uiPriority="71"/>
-    <w:lsdException w:name="Colorful List Accent 2" w:uiPriority="72"/>
-    <w:lsdException w:name="Colorful Grid Accent 2" w:uiPriority="73"/>
-    <w:lsdException w:name="Light Shading Accent 3" w:uiPriority="60"/>
-    <w:lsdException w:name="Light List Accent 3" w:uiPriority="61"/>
-    <w:lsdException w:name="Light Grid Accent 3" w:uiPriority="62"/>
-    <w:lsdException w:name="Medium Shading 1 Accent 3" w:uiPriority="63"/>
-    <w:lsdException w:name="Medium Shading 2 Accent 3" w:uiPriority="64"/>
-    <w:lsdException w:name="Medium List 1 Accent 3" w:uiPriority="65"/>
-    <w:lsdException w:name="Medium List 2 Accent 3" w:uiPriority="66"/>
-    <w:lsdException w:name="Medium Grid 1 Accent 3" w:uiPriority="67"/>
-    <w:lsdException w:name="Medium Grid 2 Accent 3" w:uiPriority="68"/>
-    <w:lsdException w:name="Medium Grid 3 Accent 3" w:uiPriority="69"/>
-    <w:lsdException w:name="Dark List Accent 3" w:uiPriority="70"/>
-    <w:lsdException w:name="Colorful Shading Accent 3" w:uiPriority="71"/>
-    <w:lsdException w:name="Colorful List Accent 3" w:uiPriority="72"/>
-    <w:lsdException w:name="Colorful Grid Accent 3" w:uiPriority="73"/>
-    <w:lsdException w:name="Light Shading Accent 4" w:uiPriority="60"/>
-    <w:lsdException w:name="Light List Accent 4" w:uiPriority="61"/>
-    <w:lsdException w:name="Light Grid Accent 4" w:uiPriority="62"/>
-    <w:lsdException w:name="Medium Shading 1 Accent 4" w:uiPriority="63"/>
-    <w:lsdException w:name="Medium Shading 2 Accent 4" w:uiPriority="64"/>
-    <w:lsdException w:name="Medium List 1 Accent 4" w:uiPriority="65"/>
-    <w:lsdException w:name="Medium List 2 Accent 4" w:uiPriority="66"/>
-    <w:lsdException w:name="Medium Grid 1 Accent 4" w:uiPriority="67"/>
-    <w:lsdException w:name="Medium Grid 2 Accent 4" w:uiPriority="68"/>
-    <w:lsdException w:name="Medium Grid 3 Accent 4" w:uiPriority="69"/>
-    <w:lsdException w:name="Dark List Accent 4" w:uiPriority="70"/>
-    <w:lsdException w:name="Colorful Shading Accent 4" w:uiPriority="71"/>
-    <w:lsdException w:name="Colorful List Accent 4" w:uiPriority="72"/>
-    <w:lsdException w:name="Colorful Grid Accent 4" w:uiPriority="73"/>
-    <w:lsdException w:name="Light Shading Accent 5" w:uiPriority="60"/>
-    <w:lsdException w:name="Light List Accent 5" w:uiPriority="61"/>
-    <w:lsdException w:name="Light Grid Accent 5" w:uiPriority="62"/>
-    <w:lsdException w:name="Medium Shading 1 Accent 5" w:uiPriority="63"/>
-    <w:lsdException w:name="Medium Shading 2 Accent 5" w:uiPriority="64"/>
-    <w:lsdException w:name="Medium List 1 Accent 5" w:uiPriority="65"/>
-    <w:lsdException w:name="Medium List 2 Accent 5" w:uiPriority="66"/>
-    <w:lsdException w:name="Medium Grid 1 Accent 5" w:uiPriority="67"/>
-    <w:lsdException w:name="Medium Grid 2 Accent 5" w:uiPriority="68"/>
-    <w:lsdException w:name="Medium Grid 3 Accent 5" w:uiPriority="69"/>
-    <w:lsdException w:name="Dark List Accent 5" w:uiPriority="70"/>
-    <w:lsdException w:name="Colorful Shading Accent 5" w:uiPriority="71"/>
-    <w:lsdException w:name="Colorful List Accent 5" w:uiPriority="72"/>
-    <w:lsdException w:name="Colorful Grid Accent 5" w:uiPriority="73"/>
-    <w:lsdException w:name="Light Shading Accent 6" w:uiPriority="60"/>
-    <w:lsdException w:name="Light List Accent 6" w:uiPriority="61"/>
-    <w:lsdException w:name="Light Grid Accent 6" w:uiPriority="62"/>
-    <w:lsdException w:name="Medium Shading 1 Accent 6" w:uiPriority="63"/>
-    <w:lsdException w:name="Medium Shading 2 Accent 6" w:uiPriority="64"/>
-    <w:lsdException w:name="Medium List 1 Accent 6" w:uiPriority="65"/>
-    <w:lsdException w:name="Medium List 2 Accent 6" w:uiPriority="66"/>
-    <w:lsdException w:name="Medium Grid 1 Accent 6" w:uiPriority="67"/>
-    <w:lsdException w:name="Medium Grid 2 Accent 6" w:uiPriority="68"/>
-    <w:lsdException w:name="Medium Grid 3 Accent 6" w:uiPriority="69"/>
-    <w:lsdException w:name="Dark List Accent 6" w:uiPriority="70"/>
-    <w:lsdException w:name="Colorful Shading Accent 6" w:uiPriority="71"/>
-    <w:lsdException w:name="Colorful List Accent 6" w:uiPriority="72"/>
-    <w:lsdException w:name="Colorful Grid Accent 6" w:uiPriority="73"/>
-    <w:lsdException w:name="Subtle Emphasis" w:uiPriority="19" w:qFormat="1"/>
-    <w:lsdException w:name="Intense Emphasis" w:uiPriority="21" w:qFormat="1"/>
-    <w:lsdException w:name="Subtle Reference" w:uiPriority="31" w:qFormat="1"/>
-    <w:lsdException w:name="Intense Reference" w:uiPriority="32" w:qFormat="1"/>
-    <w:lsdException w:name="Book Title" w:uiPriority="33" w:qFormat="1"/>
-    <w:lsdException w:name="Bibliography" w:semiHidden="1" w:uiPriority="37" w:unhideWhenUsed="1"/>
-    <w:lsdException w:name="TOC Heading" w:semiHidden="1" w:uiPriority="39" w:unhideWhenUsed="1" w:qFormat="1"/>
-    <w:lsdException w:name="Plain Table 1" w:uiPriority="41"/>
-    <w:lsdException w:name="Plain Table 2" w:uiPriority="42"/>
-    <w:lsdException w:name="Plain Table 3" w:uiPriority="43"/>
-    <w:lsdException w:name="Plain Table 4" w:uiPriority="44"/>
-    <w:lsdException w:name="Plain Table 5" w:uiPriority="45"/>
-    <w:lsdException w:name="Grid Table Light" w:uiPriority="40"/>
-    <w:lsdException w:name="Grid Table 1 Light" w:uiPriority="46"/>
-    <w:lsdException w:name="Grid Table 2" w:uiPriority="47"/>
-    <w:lsdException w:name="Grid Table 3" w:uiPriority="48"/>
-    <w:lsdException w:name="Grid Table 4" w:uiPriority="49"/>
-    <w:lsdException w:name="Grid Table 5 Dark" w:uiPriority="50"/>
-    <w:lsdException w:name="Grid Table 6 Colorful" w:uiPriority="51"/>
-    <w:lsdException w:name="Grid Table 7 Colorful" w:uiPriority="52"/>
-    <w:lsdException w:name="Grid Table 1 Light Accent 1" w:uiPriority="46"/>
-    <w:lsdException w:name="Grid Table 2 Accent 1" w:uiPriority="47"/>
-    <w:lsdException w:name="Grid Table 3 Accent 1" w:uiPriority="48"/>
-    <w:lsdException w:name="Grid Table 4 Accent 1" w:uiPriority="49"/>
-    <w:lsdException w:name="Grid Table 5 Dark Accent 1" w:uiPriority="50"/>
-    <w:lsdException w:name="Grid Table 6 Colorful Accent 1" w:uiPriority="51"/>
-    <w:lsdException w:name="Grid Table 7 Colorful Accent 1" w:uiPriority="52"/>
-    <w:lsdException w:name="Grid Table 1 Light Accent 2" w:uiPriority="46"/>
-    <w:lsdException w:name="Grid Table 2 Accent 2" w:uiPriority="47"/>
-    <w:lsdException w:name="Grid Table 3 Accent 2" w:uiPriority="48"/>
-    <w:lsdException w:name="Grid Table 4 Accent 2" w:uiPriority="49"/>
-    <w:lsdException w:name="Grid Table 5 Dark Accent 2" w:uiPriority="50"/>
-    <w:lsdException w:name="Grid Table 6 Colorful Accent 2" w:uiPriority="51"/>
-    <w:lsdException w:name="Grid Table 7 Colorful Accent 2" w:uiPriority="52"/>
-    <w:lsdException w:name="Grid Table 1 Light Accent 3" w:uiPriority="46"/>
-    <w:lsdException w:name="Grid Table 2 Accent 3" w:uiPriority="47"/>
-    <w:lsdException w:name="Grid Table 3 Accent 3" w:uiPriority="48"/>
-    <w:lsdException w:name="Grid Table 4 Accent 3" w:uiPriority="49"/>
-    <w:lsdException w:name="Grid Table 5 Dark Accent 3" w:uiPriority="50"/>
-    <w:lsdException w:name="Grid Table 6 Colorful Accent 3" w:uiPriority="51"/>
-    <w:lsdException w:name="Grid Table 7 Colorful Accent 3" w:uiPriority="52"/>
-    <w:lsdException w:name="Grid Table 1 Light Accent 4" w:uiPriority="46"/>
-    <w:lsdException w:name="Grid Table 2 Accent 4" w:uiPriority="47"/>
-    <w:lsdException w:name="Grid Table 3 Accent 4" w:uiPriority="48"/>
-    <w:lsdException w:name="Grid Table 4 Accent 4" w:uiPriority="49"/>
-    <w:lsdException w:name="Grid Table 5 Dark Accent 4" w:uiPriority="50"/>
-    <w:lsdException w:name="Grid Table 6 Colorful Accent 4" w:uiPriority="51"/>
-    <w:lsdException w:name="Grid Table 7 Colorful Accent 4" w:uiPriority="52"/>
-    <w:lsdException w:name="Grid Table 1 Light Accent 5" w:uiPriority="46"/>
-    <w:lsdException w:name="Grid Table 2 Accent 5" w:uiPriority="47"/>
-    <w:lsdException w:name="Grid Table 3 Accent 5" w:uiPriority="48"/>
-    <w:lsdException w:name="Grid Table 4 Accent 5" w:uiPriority="49"/>
-    <w:lsdException w:name="Grid Table 5 Dark Accent 5" w:uiPriority="50"/>
-    <w:lsdException w:name="Grid Table 6 Colorful Accent 5" w:uiPriority="51"/>
-    <w:lsdException w:name="Grid Table 7 Colorful Accent 5" w:uiPriority="52"/>
-    <w:lsdException w:name="Grid Table 1 Light Accent 6" w:uiPriority="46"/>
-    <w:lsdException w:name="Grid Table 2 Accent 6" w:uiPriority="47"/>
-    <w:lsdException w:name="Grid Table 3 Accent 6" w:uiPriority="48"/>
-    <w:lsdException w:name="Grid Table 4 Accent 6" w:uiPriority="49"/>
-    <w:lsdException w:name="Grid Table 5 Dark Accent 6" w:uiPriority="50"/>
-    <w:lsdException w:name="Grid Table 6 Colorful Accent 6" w:uiPriority="51"/>
-    <w:lsdException w:name="Grid Table 7 Colorful Accent 6" w:uiPriority="52"/>
-    <w:lsdException w:name="List Table 1 Light" w:uiPriority="46"/>
-    <w:lsdException w:name="List Table 2" w:uiPriority="47"/>
-    <w:lsdException w:name="List Table 3" w:uiPriority="48"/>
-    <w:lsdException w:name="List Table 4" w:uiPriority="49"/>
-    <w:lsdException w:name="List Table 5 Dark" w:uiPriority="50"/>
-    <w:lsdException w:name="List Table 6 Colorful" w:uiPriority="51"/>
-    <w:lsdException w:name="List Table 7 Colorful" w:uiPriority="52"/>
-    <w:lsdException w:name="List Table 1 Light Accent 1" w:uiPriority="46"/>
-    <w:lsdException w:name="List Table 2 Accent 1" w:uiPriority="47"/>
-    <w:lsdException w:name="List Table 3 Accent 1" w:uiPriority="48"/>
-    <w:lsdException w:name="List Table 4 Accent 1" w:uiPriority="49"/>
-    <w:lsdException w:name="List Table 5 Dark Accent 1" w:uiPriority="50"/>
-    <w:lsdException w:name="List Table 6 Colorful Accent 1" w:uiPriority="51"/>
-    <w:lsdException w:name="List Table 7 Colorful Accent 1" w:uiPriority="52"/>
-    <w:lsdException w:name="List Table 1 Light Accent 2" w:uiPriority="46"/>
-    <w:lsdException w:name="List Table 2 Accent 2" w:uiPriority="47"/>
-    <w:lsdException w:name="List Table 3 Accent 2" w:uiPriority="48"/>
-    <w:lsdException w:name="List Table 4 Accent 2" w:uiPriority="49"/>
-    <w:lsdException w:name="List Table 5 Dark Accent 2" w:uiPriority="50"/>
-    <w:lsdException w:name="List Table 6 Colorful Accent 2" w:uiPriority="51"/>
-    <w:lsdException w:name="List Table 7 Colorful Accent 2" w:uiPriority="52"/>
-    <w:lsdException w:name="List Table 1 Light Accent 3" w:uiPriority="46"/>
-    <w:lsdException w:name="List Table 2 Accent 3" w:uiPriority="47"/>
-    <w:lsdException w:name="List Table 3 Accent 3" w:uiPriority="48"/>
-    <w:lsdException w:name="List Table 4 Accent 3" w:uiPriority="49"/>
-    <w:lsdException w:name="List Table 5 Dark Accent 3" w:uiPriority="50"/>
-    <w:lsdException w:name="List Table 6 Colorful Accent 3" w:uiPriority="51"/>
-    <w:lsdException w:name="List Table 7 Colorful Accent 3" w:uiPriority="52"/>
-    <w:lsdException w:name="List Table 1 Light Accent 4" w:uiPriority="46"/>
-    <w:lsdException w:name="List Table 2 Accent 4" w:uiPriority="47"/>
-    <w:lsdException w:name="List Table 3 Accent 4" w:uiPriority="48"/>
-    <w:lsdException w:name="List Table 4 Accent 4" w:uiPriority="49"/>
-    <w:lsdException w:name="List Table 5 Dark Accent 4" w:uiPriority="50"/>
-    <w:lsdException w:name="List Table 6 Colorful Accent 4" w:uiPriority="51"/>
-    <w:lsdException w:name="List Table 7 Colorful Accent 4" w:uiPriority="52"/>
-    <w:lsdException w:name="List Table 1 Light Accent 5" w:uiPriority="46"/>
-    <w:lsdException w:name="List Table 2 Accent 5" w:uiPriority="47"/>
-    <w:lsdException w:name="List Table 3 Accent 5" w:uiPriority="48"/>
-    <w:lsdException w:name="List Table 4 Accent 5" w:uiPriority="49"/>
-    <w:lsdException w:name="List Table 5 Dark Accent 5" w:uiPriority="50"/>
-    <w:lsdException w:name="List Table 6 Colorful Accent 5" w:uiPriority="51"/>
-    <w:lsdException w:name="List Table 7 Colorful Accent 5" w:uiPriority="52"/>
-    <w:lsdException w:name="List Table 1 Light Accent 6" w:uiPriority="46"/>
-    <w:lsdException w:name="List Table 2 Accent 6" w:uiPriority="47"/>
-    <w:lsdException w:name="List Table 3 Accent 6" w:uiPriority="48"/>
-    <w:lsdException w:name="List Table 4 Accent 6" w:uiPriority="49"/>
-    <w:lsdException w:name="List Table 5 Dark Accent 6" w:uiPriority="50"/>
-    <w:lsdException w:name="List Table 6 Colorful Accent 6" w:uiPriority="51"/>
-    <w:lsdException w:name="List Table 7 Colorful Accent 6" w:uiPriority="52"/>
-    <w:lsdException w:name="Mention" w:semiHidden="1" w:unhideWhenUsed="1"/>
-    <w:lsdException w:name="Smart Hyperlink" w:semiHidden="1" w:unhideWhenUsed="1"/>
-    <w:lsdException w:name="Hashtag" w:semiHidden="1" w:unhideWhenUsed="1"/>
-    <w:lsdException w:name="Unresolved Mention" w:semiHidden="1" w:unhideWhenUsed="1"/>
-    <w:lsdException w:name="Smart Link" w:semiHidden="1" w:unhideWhenUsed="1"/>
-  </w:latentStyles>
+  <w:style w:type="paragraph" w:styleId="NoSpacing">
+    <w:name w:val="No Spacing"/>
+    <w:uiPriority w:val="1"/>
+    <w:qFormat w:val="on"/>
+    <w:pPr>
+      <w:spacing w:beforeAutospacing="0" w:after="0" w:afterAutospacing="0" w:line="240" w:lineRule="auto"/>
+    </w:pPr>
+  </w:style>
+  <w:style w:type="character" w:styleId="SubtleEmphasis">
+    <w:name w:val="Subtle Emphasis"/>
+    <w:basedOn w:val="DefaultParagraphFont"/>
+    <w:uiPriority w:val="19"/>
+    <w:qFormat w:val="on"/>
+    <w:rPr>
+      <w:i/>
+      <w:iCs/>
+      <w:color w:val="808080" w:themeColor="text1" w:themeTint="7f"/>
+    </w:rPr>
+  </w:style>
+  <w:style w:type="character" w:styleId="Emphasis">
+    <w:name w:val="Emphasis"/>
+    <w:basedOn w:val="DefaultParagraphFont"/>
+    <w:uiPriority w:val="20"/>
+    <w:qFormat w:val="on"/>
+    <w:rPr>
+      <w:i/>
+      <w:iCs/>
+    </w:rPr>
+  </w:style>
+  <w:style w:type="character" w:styleId="Strong">
+    <w:name w:val="Strong"/>
+    <w:basedOn w:val="DefaultParagraphFont"/>
+    <w:uiPriority w:val="22"/>
+    <w:qFormat w:val="on"/>
+    <w:rPr>
+      <w:b/>
+      <w:bCs/>
+    </w:rPr>
+  </w:style>
+  <w:style w:type="character" w:styleId="SubtleReference">
+    <w:name w:val="Subtle Reference"/>
+    <w:basedOn w:val="DefaultParagraphFont"/>
+    <w:uiPriority w:val="31"/>
+    <w:qFormat w:val="on"/>
+    <w:rPr>
+      <w:smallCaps/>
+      <w:color w:val="e97132" w:themeColor="accent2"/>
+      <w:u w:val="single"/>
+    </w:rPr>
+  </w:style>
+  <w:style w:type="character" w:styleId="BookTitle">
+    <w:name w:val="Book Title"/>
+    <w:basedOn w:val="DefaultParagraphFont"/>
+    <w:uiPriority w:val="33"/>
+    <w:qFormat w:val="on"/>
+    <w:rPr>
+      <w:b/>
+      <w:bCs/>
+      <w:smallCaps/>
+      <w:spacing w:val="5"/>
+    </w:rPr>
+  </w:style>
+  <w:style w:type="paragraph" w:styleId="Footnotetext">
+    <w:name w:val="Footnote text"/>
+    <w:basedOn w:val="Normal"/>
+    <w:link w:val="FootnoteTextChar"/>
+    <w:uiPriority w:val="99"/>
+    <w:semiHidden w:val="on"/>
+    <w:unhideWhenUsed w:val="on"/>
+    <w:pPr>
+      <w:spacing w:beforeAutospacing="0" w:after="0" w:afterAutospacing="0" w:line="240" w:lineRule="auto"/>
+    </w:pPr>
+    <w:rPr>
+      <w:sz w:val="20"/>
+      <w:szCs w:val="20"/>
+    </w:rPr>
+  </w:style>
+  <w:style w:type="character" w:customStyle="1" w:styleId="FootnoteTextChar">
+    <w:name w:val="Footnote Text Char"/>
+    <w:basedOn w:val="DefaultParagraphFont"/>
+    <w:link w:val="Footnotetext"/>
+    <w:uiPriority w:val="99"/>
+    <w:semiHidden w:val="on"/>
+    <w:rPr>
+      <w:sz w:val="20"/>
+      <w:szCs w:val="20"/>
+    </w:rPr>
+  </w:style>
+  <w:style w:type="character" w:styleId="Footnotereference">
+    <w:name w:val="Footnote reference"/>
+    <w:basedOn w:val="DefaultParagraphFont"/>
+    <w:uiPriority w:val="99"/>
+    <w:semiHidden w:val="on"/>
+    <w:unhideWhenUsed w:val="on"/>
+    <w:rPr>
+      <w:vertAlign w:val="superscript"/>
+    </w:rPr>
+  </w:style>
+  <w:style w:type="paragraph" w:styleId="Endnotetext">
+    <w:name w:val="Endnote text"/>
+    <w:basedOn w:val="Normal"/>
+    <w:link w:val="EndnoteTextChar"/>
+    <w:uiPriority w:val="99"/>
+    <w:semiHidden w:val="on"/>
+    <w:unhideWhenUsed w:val="on"/>
+    <w:pPr>
+      <w:spacing w:beforeAutospacing="0" w:after="0" w:afterAutospacing="0" w:line="240" w:lineRule="auto"/>
+    </w:pPr>
+    <w:rPr>
+      <w:sz w:val="20"/>
+      <w:szCs w:val="20"/>
+    </w:rPr>
+  </w:style>
+  <w:style w:type="character" w:customStyle="1" w:styleId="EndnoteTextChar">
+    <w:name w:val="Endnote Text Char"/>
+    <w:basedOn w:val="DefaultParagraphFont"/>
+    <w:link w:val="Endnotetext"/>
+    <w:uiPriority w:val="99"/>
+    <w:semiHidden w:val="on"/>
+    <w:rPr>
+      <w:sz w:val="20"/>
+      <w:szCs w:val="20"/>
+    </w:rPr>
+  </w:style>
+  <w:style w:type="character" w:styleId="Endnotereference">
+    <w:name w:val="Endnote reference"/>
+    <w:basedOn w:val="DefaultParagraphFont"/>
+    <w:uiPriority w:val="99"/>
+    <w:semiHidden w:val="on"/>
+    <w:unhideWhenUsed w:val="on"/>
+    <w:rPr>
+      <w:vertAlign w:val="superscript"/>
+    </w:rPr>
+  </w:style>
+  <w:style w:type="character" w:styleId="Hyperlink">
+    <w:name w:val="Hyperlink"/>
+    <w:basedOn w:val="DefaultParagraphFont"/>
+    <w:uiPriority w:val="99"/>
+    <w:unhideWhenUsed w:val="on"/>
+    <w:rPr>
+      <w:color w:val="467886" w:themeColor="hyperlink"/>
+      <w:u w:val="single"/>
+    </w:rPr>
+  </w:style>
+  <w:style w:type="character" w:styleId="FollowedHyperlink">
+    <w:name w:val="FollowedHyperlink"/>
+    <w:basedOn w:val="DefaultParagraphFont"/>
+    <w:uiPriority w:val="99"/>
+    <w:semiHidden w:val="on"/>
+    <w:unhideWhenUsed w:val="on"/>
+    <w:rPr>
+      <w:color w:val="96607d" w:themeColor="followedHyperlink"/>
+      <w:u w:val="single"/>
+    </w:rPr>
+  </w:style>
+  <w:style w:type="paragraph" w:styleId="PlainText">
+    <w:name w:val="Plain Text"/>
+    <w:basedOn w:val="Normal"/>
+    <w:link w:val="PlainTextChar"/>
+    <w:uiPriority w:val="99"/>
+    <w:semiHidden w:val="on"/>
+    <w:unhideWhenUsed w:val="on"/>
+    <w:pPr>
+      <w:spacing w:beforeAutospacing="0" w:after="0" w:afterAutospacing="0" w:line="240" w:lineRule="auto"/>
+    </w:pPr>
+    <w:rPr>
+      <w:rFonts w:ascii="Courier New" w:cs="Courier New" w:hAnsi="Courier New"/>
+      <w:sz w:val="21"/>
+      <w:szCs w:val="21"/>
+    </w:rPr>
+  </w:style>
+  <w:style w:type="character" w:customStyle="1" w:styleId="PlainTextChar">
+    <w:name w:val="Plain Text Char"/>
+    <w:basedOn w:val="DefaultParagraphFont"/>
+    <w:link w:val="PlainText"/>
+    <w:uiPriority w:val="99"/>
+    <w:rPr>
+      <w:rFonts w:ascii="Courier New" w:cs="Courier New" w:hAnsi="Courier New"/>
+      <w:sz w:val="21"/>
+      <w:szCs w:val="21"/>
+    </w:rPr>
+  </w:style>
+  <w:style w:type="paragraph" w:styleId="Header">
+    <w:name w:val="Header"/>
+    <w:basedOn w:val="Normal"/>
+    <w:link w:val="HeaderChar"/>
+    <w:uiPriority w:val="99"/>
+    <w:unhideWhenUsed w:val="on"/>
+    <w:pPr>
+      <w:spacing w:beforeAutospacing="0" w:after="0" w:afterAutospacing="0" w:line="240" w:lineRule="auto"/>
+    </w:pPr>
+  </w:style>
+  <w:style w:type="character" w:customStyle="1" w:styleId="HeaderChar">
+    <w:name w:val="Header Char"/>
+    <w:basedOn w:val="DefaultParagraphFont"/>
+    <w:link w:val="Header"/>
+    <w:uiPriority w:val="99"/>
+  </w:style>
+  <w:style w:type="paragraph" w:styleId="Footer">
+    <w:name w:val="Footer"/>
+    <w:basedOn w:val="Normal"/>
+    <w:link w:val="FooterChar"/>
+    <w:uiPriority w:val="99"/>
+    <w:unhideWhenUsed w:val="on"/>
+    <w:pPr>
+      <w:spacing w:beforeAutospacing="0" w:after="0" w:afterAutospacing="0" w:line="240" w:lineRule="auto"/>
+    </w:pPr>
+  </w:style>
+  <w:style w:type="character" w:customStyle="1" w:styleId="FooterChar">
+    <w:name w:val="Footer Char"/>
+    <w:basedOn w:val="DefaultParagraphFont"/>
+    <w:link w:val="Footer"/>
+    <w:uiPriority w:val="99"/>
+  </w:style>
+  <w:style w:type="paragraph" w:styleId="Caption">
+    <w:name w:val="Caption"/>
+    <w:basedOn w:val="Normal"/>
+    <w:next w:val="Normal"/>
+    <w:uiPriority w:val="35"/>
+    <w:unhideWhenUsed w:val="on"/>
+    <w:qFormat w:val="on"/>
+    <w:pPr>
+      <w:spacing w:beforeAutospacing="0" w:after="200" w:afterAutospacing="0" w:line="240" w:lineRule="auto"/>
+    </w:pPr>
+    <w:rPr>
+      <w:i/>
+      <w:iCs/>
+      <w:color w:val="0e2841" w:themeColor="text2"/>
+      <w:sz w:val="18"/>
+      <w:szCs w:val="18"/>
+    </w:rPr>
+  </w:style>
   <w:style w:type="paragraph" w:default="1" w:styleId="Normal">
     <w:name w:val="Normal"/>
-    <w:qFormat/>
+    <w:uiPriority w:val="99"/>
+    <w:qFormat w:val="on"/>
   </w:style>
   <w:style w:type="paragraph" w:styleId="Heading1">
-    <w:name w:val="heading 1"/>
+    <w:name w:val="Heading 1"/>
     <w:basedOn w:val="Normal"/>
     <w:next w:val="Normal"/>
     <w:link w:val="Heading1Char"/>
     <w:uiPriority w:val="9"/>
-    <w:qFormat/>
-    <w:rsid w:val="00E647F4"/>
+    <w:qFormat w:val="on"/>
     <w:pPr>
-      <w:keepNext/>
-      <w:keepLines/>
-      <w:spacing w:before="360" w:after="80"/>
-      <w:outlineLvl w:val="0"/>
+      <w:keepNext w:val="on"/>
+      <w:keepLines w:val="on"/>
+      <w:spacing w:before="360" w:beforeAutospacing="0" w:after="80" w:afterAutospacing="0"/>
     </w:pPr>
     <w:rPr>
-      <w:rFonts w:asciiTheme="majorHAnsi" w:eastAsiaTheme="majorEastAsia" w:hAnsiTheme="majorHAnsi" w:cstheme="majorBidi"/>
-      <w:color w:val="0F4761" w:themeColor="accent1" w:themeShade="BF"/>
+      <w:rFonts w:asciiTheme="majorHAnsi" w:cstheme="majorBidi" w:eastAsiaTheme="majorEastAsia" w:hAnsiTheme="majorHAnsi"/>
+      <w:color w:val="104760" w:themeColor="accent1" w:themeShade="bf"/>
       <w:sz w:val="40"/>
       <w:szCs w:val="50"/>
     </w:rPr>
   </w:style>
   <w:style w:type="paragraph" w:styleId="Heading2">
-    <w:name w:val="heading 2"/>
+    <w:name w:val="Heading 2"/>
     <w:basedOn w:val="Normal"/>
     <w:next w:val="Normal"/>
     <w:link w:val="Heading2Char"/>
     <w:uiPriority w:val="9"/>
-    <w:semiHidden/>
-    <w:unhideWhenUsed/>
-    <w:qFormat/>
-    <w:rsid w:val="00E647F4"/>
+    <w:semiHidden w:val="on"/>
+    <w:unhideWhenUsed w:val="on"/>
+    <w:qFormat w:val="on"/>
     <w:pPr>
-      <w:keepNext/>
-      <w:keepLines/>
-      <w:spacing w:before="160" w:after="80"/>
-      <w:outlineLvl w:val="1"/>
+      <w:keepNext w:val="on"/>
+      <w:keepLines w:val="on"/>
+      <w:spacing w:before="160" w:beforeAutospacing="0" w:after="80" w:afterAutospacing="0"/>
     </w:pPr>
     <w:rPr>
-      <w:rFonts w:asciiTheme="majorHAnsi" w:eastAsiaTheme="majorEastAsia" w:hAnsiTheme="majorHAnsi" w:cstheme="majorBidi"/>
-      <w:color w:val="0F4761" w:themeColor="accent1" w:themeShade="BF"/>
+      <w:rFonts w:asciiTheme="majorHAnsi" w:cstheme="majorBidi" w:eastAsiaTheme="majorEastAsia" w:hAnsiTheme="majorHAnsi"/>
+      <w:color w:val="104760" w:themeColor="accent1" w:themeShade="bf"/>
       <w:sz w:val="32"/>
       <w:szCs w:val="40"/>
     </w:rPr>
   </w:style>
   <w:style w:type="paragraph" w:styleId="Heading3">
-    <w:name w:val="heading 3"/>
+    <w:name w:val="Heading 3"/>
     <w:basedOn w:val="Normal"/>
     <w:next w:val="Normal"/>
     <w:link w:val="Heading3Char"/>
     <w:uiPriority w:val="9"/>
-    <w:semiHidden/>
-    <w:unhideWhenUsed/>
-    <w:qFormat/>
-    <w:rsid w:val="00E647F4"/>
+    <w:semiHidden w:val="on"/>
+    <w:unhideWhenUsed w:val="on"/>
+    <w:qFormat w:val="on"/>
     <w:pPr>
-      <w:keepNext/>
-      <w:keepLines/>
-      <w:spacing w:before="160" w:after="80"/>
-      <w:outlineLvl w:val="2"/>
+      <w:keepNext w:val="on"/>
+      <w:keepLines w:val="on"/>
+      <w:spacing w:before="160" w:beforeAutospacing="0" w:after="80" w:afterAutospacing="0"/>
     </w:pPr>
     <w:rPr>
-      <w:rFonts w:eastAsiaTheme="majorEastAsia" w:cstheme="majorBidi"/>
-      <w:color w:val="0F4761" w:themeColor="accent1" w:themeShade="BF"/>
+      <w:rFonts w:cstheme="majorBidi" w:eastAsiaTheme="majorEastAsia"/>
+      <w:color w:val="104760" w:themeColor="accent1" w:themeShade="bf"/>
       <w:sz w:val="28"/>
       <w:szCs w:val="35"/>
     </w:rPr>
   </w:style>
   <w:style w:type="paragraph" w:styleId="Heading4">
-    <w:name w:val="heading 4"/>
+    <w:name w:val="Heading 4"/>
     <w:basedOn w:val="Normal"/>
     <w:next w:val="Normal"/>
     <w:link w:val="Heading4Char"/>
     <w:uiPriority w:val="9"/>
-    <w:semiHidden/>
-    <w:unhideWhenUsed/>
-    <w:qFormat/>
-    <w:rsid w:val="00E647F4"/>
+    <w:semiHidden w:val="on"/>
+    <w:unhideWhenUsed w:val="on"/>
+    <w:qFormat w:val="on"/>
     <w:pPr>
-      <w:keepNext/>
-      <w:keepLines/>
-      <w:spacing w:before="80" w:after="40"/>
-      <w:outlineLvl w:val="3"/>
+      <w:keepNext w:val="on"/>
+      <w:keepLines w:val="on"/>
+      <w:spacing w:before="80" w:beforeAutospacing="0" w:after="40" w:afterAutospacing="0"/>
     </w:pPr>
     <w:rPr>
-      <w:rFonts w:eastAsiaTheme="majorEastAsia" w:cstheme="majorBidi"/>
+      <w:rFonts w:cstheme="majorBidi" w:eastAsiaTheme="majorEastAsia"/>
       <w:i/>
       <w:iCs/>
-      <w:color w:val="0F4761" w:themeColor="accent1" w:themeShade="BF"/>
+      <w:color w:val="104760" w:themeColor="accent1" w:themeShade="bf"/>
     </w:rPr>
   </w:style>
   <w:style w:type="paragraph" w:styleId="Heading5">
-    <w:name w:val="heading 5"/>
+    <w:name w:val="Heading 5"/>
     <w:basedOn w:val="Normal"/>
     <w:next w:val="Normal"/>
     <w:link w:val="Heading5Char"/>
     <w:uiPriority w:val="9"/>
-    <w:semiHidden/>
-    <w:unhideWhenUsed/>
-    <w:qFormat/>
-    <w:rsid w:val="00E647F4"/>
+    <w:semiHidden w:val="on"/>
+    <w:unhideWhenUsed w:val="on"/>
+    <w:qFormat w:val="on"/>
     <w:pPr>
-      <w:keepNext/>
-      <w:keepLines/>
-      <w:spacing w:before="80" w:after="40"/>
-      <w:outlineLvl w:val="4"/>
+      <w:keepNext w:val="on"/>
+      <w:keepLines w:val="on"/>
+      <w:spacing w:before="80" w:beforeAutospacing="0" w:after="40" w:afterAutospacing="0"/>
     </w:pPr>
     <w:rPr>
-      <w:rFonts w:eastAsiaTheme="majorEastAsia" w:cstheme="majorBidi"/>
-      <w:color w:val="0F4761" w:themeColor="accent1" w:themeShade="BF"/>
+      <w:rFonts w:cstheme="majorBidi" w:eastAsiaTheme="majorEastAsia"/>
+      <w:color w:val="104760" w:themeColor="accent1" w:themeShade="bf"/>
     </w:rPr>
   </w:style>
   <w:style w:type="paragraph" w:styleId="Heading6">
-    <w:name w:val="heading 6"/>
+    <w:name w:val="Heading 6"/>
     <w:basedOn w:val="Normal"/>
     <w:next w:val="Normal"/>
     <w:link w:val="Heading6Char"/>
     <w:uiPriority w:val="9"/>
-    <w:semiHidden/>
-    <w:unhideWhenUsed/>
-    <w:qFormat/>
-    <w:rsid w:val="00E647F4"/>
+    <w:semiHidden w:val="on"/>
+    <w:unhideWhenUsed w:val="on"/>
+    <w:qFormat w:val="on"/>
     <w:pPr>
-      <w:keepNext/>
-      <w:keepLines/>
-      <w:spacing w:before="40" w:after="0"/>
-      <w:outlineLvl w:val="5"/>
+      <w:keepNext w:val="on"/>
+      <w:keepLines w:val="on"/>
+      <w:spacing w:before="40" w:beforeAutospacing="0" w:after="0" w:afterAutospacing="0"/>
     </w:pPr>
     <w:rPr>
-      <w:rFonts w:eastAsiaTheme="majorEastAsia" w:cstheme="majorBidi"/>
+      <w:rFonts w:cstheme="majorBidi" w:eastAsiaTheme="majorEastAsia"/>
       <w:i/>
       <w:iCs/>
-      <w:color w:val="595959" w:themeColor="text1" w:themeTint="A6"/>
+      <w:color w:val="595959" w:themeColor="text1" w:themeTint="a6"/>
     </w:rPr>
   </w:style>
   <w:style w:type="paragraph" w:styleId="Heading7">
-    <w:name w:val="heading 7"/>
+    <w:name w:val="Heading 7"/>
     <w:basedOn w:val="Normal"/>
     <w:next w:val="Normal"/>
     <w:link w:val="Heading7Char"/>
     <w:uiPriority w:val="9"/>
-    <w:semiHidden/>
-    <w:unhideWhenUsed/>
-    <w:qFormat/>
-    <w:rsid w:val="00E647F4"/>
+    <w:semiHidden w:val="on"/>
+    <w:unhideWhenUsed w:val="on"/>
+    <w:qFormat w:val="on"/>
     <w:pPr>
-      <w:keepNext/>
-      <w:keepLines/>
-      <w:spacing w:before="40" w:after="0"/>
-      <w:outlineLvl w:val="6"/>
+      <w:keepNext w:val="on"/>
+      <w:keepLines w:val="on"/>
+      <w:spacing w:before="40" w:beforeAutospacing="0" w:after="0" w:afterAutospacing="0"/>
     </w:pPr>
     <w:rPr>
-      <w:rFonts w:eastAsiaTheme="majorEastAsia" w:cstheme="majorBidi"/>
-      <w:color w:val="595959" w:themeColor="text1" w:themeTint="A6"/>
+      <w:rFonts w:cstheme="majorBidi" w:eastAsiaTheme="majorEastAsia"/>
+      <w:color w:val="595959" w:themeColor="text1" w:themeTint="a6"/>
     </w:rPr>
   </w:style>
   <w:style w:type="paragraph" w:styleId="Heading8">
-    <w:name w:val="heading 8"/>
+    <w:name w:val="Heading 8"/>
     <w:basedOn w:val="Normal"/>
     <w:next w:val="Normal"/>
     <w:link w:val="Heading8Char"/>
     <w:uiPriority w:val="9"/>
-    <w:semiHidden/>
-    <w:unhideWhenUsed/>
-    <w:qFormat/>
-    <w:rsid w:val="00E647F4"/>
+    <w:semiHidden w:val="on"/>
+    <w:unhideWhenUsed w:val="on"/>
+    <w:qFormat w:val="on"/>
     <w:pPr>
-      <w:keepNext/>
-      <w:keepLines/>
-      <w:spacing w:after="0"/>
-      <w:outlineLvl w:val="7"/>
+      <w:keepNext w:val="on"/>
+      <w:keepLines w:val="on"/>
+      <w:spacing w:beforeAutospacing="0" w:after="0" w:afterAutospacing="0"/>
     </w:pPr>
     <w:rPr>
-      <w:rFonts w:eastAsiaTheme="majorEastAsia" w:cstheme="majorBidi"/>
+      <w:rFonts w:cstheme="majorBidi" w:eastAsiaTheme="majorEastAsia"/>
       <w:i/>
       <w:iCs/>
-      <w:color w:val="272727" w:themeColor="text1" w:themeTint="D8"/>
+      <w:color w:val="272727" w:themeColor="text1" w:themeTint="d8"/>
     </w:rPr>
   </w:style>
   <w:style w:type="paragraph" w:styleId="Heading9">
-    <w:name w:val="heading 9"/>
+    <w:name w:val="Heading 9"/>
     <w:basedOn w:val="Normal"/>
     <w:next w:val="Normal"/>
     <w:link w:val="Heading9Char"/>
     <w:uiPriority w:val="9"/>
-    <w:semiHidden/>
-    <w:unhideWhenUsed/>
-    <w:qFormat/>
-    <w:rsid w:val="00E647F4"/>
+    <w:semiHidden w:val="on"/>
+    <w:unhideWhenUsed w:val="on"/>
+    <w:qFormat w:val="on"/>
     <w:pPr>
-      <w:keepNext/>
-      <w:keepLines/>
-      <w:spacing w:after="0"/>
-      <w:outlineLvl w:val="8"/>
+      <w:keepNext w:val="on"/>
+      <w:keepLines w:val="on"/>
+      <w:spacing w:beforeAutospacing="0" w:after="0" w:afterAutospacing="0"/>
     </w:pPr>
     <w:rPr>
-      <w:rFonts w:eastAsiaTheme="majorEastAsia" w:cstheme="majorBidi"/>
-      <w:color w:val="272727" w:themeColor="text1" w:themeTint="D8"/>
+      <w:rFonts w:cstheme="majorBidi" w:eastAsiaTheme="majorEastAsia"/>
+      <w:color w:val="272727" w:themeColor="text1" w:themeTint="d8"/>
     </w:rPr>
   </w:style>
   <w:style w:type="character" w:default="1" w:styleId="DefaultParagraphFont">
     <w:name w:val="Default Paragraph Font"/>
     <w:uiPriority w:val="1"/>
-    <w:unhideWhenUsed/>
+    <w:unhideWhenUsed w:val="on"/>
   </w:style>
-  <w:style w:type="table" w:default="1" w:styleId="TableNormal">
+  <w:style w:type="table" w:default="1" w:styleId="NormalTable">
     <w:name w:val="Normal Table"/>
     <w:uiPriority w:val="99"/>
-    <w:semiHidden/>
-    <w:unhideWhenUsed/>
+    <w:semiHidden w:val="on"/>
+    <w:unhideWhenUsed w:val="on"/>
     <w:tblPr>
       <w:tblInd w:w="0" w:type="dxa"/>
       <w:tblCellMar>
@@ -5900,18 +5766,17 @@
   <w:style w:type="numbering" w:default="1" w:styleId="NoList">
     <w:name w:val="No List"/>
     <w:uiPriority w:val="99"/>
-    <w:semiHidden/>
-    <w:unhideWhenUsed/>
+    <w:semiHidden w:val="on"/>
+    <w:unhideWhenUsed w:val="on"/>
   </w:style>
   <w:style w:type="character" w:customStyle="1" w:styleId="Heading1Char">
     <w:name w:val="Heading 1 Char"/>
     <w:basedOn w:val="DefaultParagraphFont"/>
     <w:link w:val="Heading1"/>
     <w:uiPriority w:val="9"/>
-    <w:rsid w:val="00E647F4"/>
     <w:rPr>
-      <w:rFonts w:asciiTheme="majorHAnsi" w:eastAsiaTheme="majorEastAsia" w:hAnsiTheme="majorHAnsi" w:cstheme="majorBidi"/>
-      <w:color w:val="0F4761" w:themeColor="accent1" w:themeShade="BF"/>
+      <w:rFonts w:asciiTheme="majorHAnsi" w:cstheme="majorBidi" w:eastAsiaTheme="majorEastAsia" w:hAnsiTheme="majorHAnsi"/>
+      <w:color w:val="104760" w:themeColor="accent1" w:themeShade="bf"/>
       <w:sz w:val="40"/>
       <w:szCs w:val="50"/>
     </w:rPr>
@@ -5921,11 +5786,10 @@
     <w:basedOn w:val="DefaultParagraphFont"/>
     <w:link w:val="Heading2"/>
     <w:uiPriority w:val="9"/>
-    <w:semiHidden/>
-    <w:rsid w:val="00E647F4"/>
+    <w:semiHidden w:val="on"/>
     <w:rPr>
-      <w:rFonts w:asciiTheme="majorHAnsi" w:eastAsiaTheme="majorEastAsia" w:hAnsiTheme="majorHAnsi" w:cstheme="majorBidi"/>
-      <w:color w:val="0F4761" w:themeColor="accent1" w:themeShade="BF"/>
+      <w:rFonts w:asciiTheme="majorHAnsi" w:cstheme="majorBidi" w:eastAsiaTheme="majorEastAsia" w:hAnsiTheme="majorHAnsi"/>
+      <w:color w:val="104760" w:themeColor="accent1" w:themeShade="bf"/>
       <w:sz w:val="32"/>
       <w:szCs w:val="40"/>
     </w:rPr>
@@ -5935,11 +5799,10 @@
     <w:basedOn w:val="DefaultParagraphFont"/>
     <w:link w:val="Heading3"/>
     <w:uiPriority w:val="9"/>
-    <w:semiHidden/>
-    <w:rsid w:val="00E647F4"/>
+    <w:semiHidden w:val="on"/>
     <w:rPr>
-      <w:rFonts w:eastAsiaTheme="majorEastAsia" w:cstheme="majorBidi"/>
-      <w:color w:val="0F4761" w:themeColor="accent1" w:themeShade="BF"/>
+      <w:rFonts w:cstheme="majorBidi" w:eastAsiaTheme="majorEastAsia"/>
+      <w:color w:val="104760" w:themeColor="accent1" w:themeShade="bf"/>
       <w:sz w:val="28"/>
       <w:szCs w:val="35"/>
     </w:rPr>
@@ -5949,13 +5812,12 @@
     <w:basedOn w:val="DefaultParagraphFont"/>
     <w:link w:val="Heading4"/>
     <w:uiPriority w:val="9"/>
-    <w:semiHidden/>
-    <w:rsid w:val="00E647F4"/>
+    <w:semiHidden w:val="on"/>
     <w:rPr>
-      <w:rFonts w:eastAsiaTheme="majorEastAsia" w:cstheme="majorBidi"/>
+      <w:rFonts w:cstheme="majorBidi" w:eastAsiaTheme="majorEastAsia"/>
       <w:i/>
       <w:iCs/>
-      <w:color w:val="0F4761" w:themeColor="accent1" w:themeShade="BF"/>
+      <w:color w:val="104760" w:themeColor="accent1" w:themeShade="bf"/>
     </w:rPr>
   </w:style>
   <w:style w:type="character" w:customStyle="1" w:styleId="Heading5Char">
@@ -5963,11 +5825,10 @@
     <w:basedOn w:val="DefaultParagraphFont"/>
     <w:link w:val="Heading5"/>
     <w:uiPriority w:val="9"/>
-    <w:semiHidden/>
-    <w:rsid w:val="00E647F4"/>
+    <w:semiHidden w:val="on"/>
     <w:rPr>
-      <w:rFonts w:eastAsiaTheme="majorEastAsia" w:cstheme="majorBidi"/>
-      <w:color w:val="0F4761" w:themeColor="accent1" w:themeShade="BF"/>
+      <w:rFonts w:cstheme="majorBidi" w:eastAsiaTheme="majorEastAsia"/>
+      <w:color w:val="104760" w:themeColor="accent1" w:themeShade="bf"/>
     </w:rPr>
   </w:style>
   <w:style w:type="character" w:customStyle="1" w:styleId="Heading6Char">
@@ -5975,13 +5836,12 @@
     <w:basedOn w:val="DefaultParagraphFont"/>
     <w:link w:val="Heading6"/>
     <w:uiPriority w:val="9"/>
-    <w:semiHidden/>
-    <w:rsid w:val="00E647F4"/>
+    <w:semiHidden w:val="on"/>
     <w:rPr>
-      <w:rFonts w:eastAsiaTheme="majorEastAsia" w:cstheme="majorBidi"/>
+      <w:rFonts w:cstheme="majorBidi" w:eastAsiaTheme="majorEastAsia"/>
       <w:i/>
       <w:iCs/>
-      <w:color w:val="595959" w:themeColor="text1" w:themeTint="A6"/>
+      <w:color w:val="595959" w:themeColor="text1" w:themeTint="a6"/>
     </w:rPr>
   </w:style>
   <w:style w:type="character" w:customStyle="1" w:styleId="Heading7Char">
@@ -5989,11 +5849,10 @@
     <w:basedOn w:val="DefaultParagraphFont"/>
     <w:link w:val="Heading7"/>
     <w:uiPriority w:val="9"/>
-    <w:semiHidden/>
-    <w:rsid w:val="00E647F4"/>
+    <w:semiHidden w:val="on"/>
     <w:rPr>
-      <w:rFonts w:eastAsiaTheme="majorEastAsia" w:cstheme="majorBidi"/>
-      <w:color w:val="595959" w:themeColor="text1" w:themeTint="A6"/>
+      <w:rFonts w:cstheme="majorBidi" w:eastAsiaTheme="majorEastAsia"/>
+      <w:color w:val="595959" w:themeColor="text1" w:themeTint="a6"/>
     </w:rPr>
   </w:style>
   <w:style w:type="character" w:customStyle="1" w:styleId="Heading8Char">
@@ -6001,13 +5860,12 @@
     <w:basedOn w:val="DefaultParagraphFont"/>
     <w:link w:val="Heading8"/>
     <w:uiPriority w:val="9"/>
-    <w:semiHidden/>
-    <w:rsid w:val="00E647F4"/>
+    <w:semiHidden w:val="on"/>
     <w:rPr>
-      <w:rFonts w:eastAsiaTheme="majorEastAsia" w:cstheme="majorBidi"/>
+      <w:rFonts w:cstheme="majorBidi" w:eastAsiaTheme="majorEastAsia"/>
       <w:i/>
       <w:iCs/>
-      <w:color w:val="272727" w:themeColor="text1" w:themeTint="D8"/>
+      <w:color w:val="272727" w:themeColor="text1" w:themeTint="d8"/>
     </w:rPr>
   </w:style>
   <w:style w:type="character" w:customStyle="1" w:styleId="Heading9Char">
@@ -6015,11 +5873,10 @@
     <w:basedOn w:val="DefaultParagraphFont"/>
     <w:link w:val="Heading9"/>
     <w:uiPriority w:val="9"/>
-    <w:semiHidden/>
-    <w:rsid w:val="00E647F4"/>
+    <w:semiHidden w:val="on"/>
     <w:rPr>
-      <w:rFonts w:eastAsiaTheme="majorEastAsia" w:cstheme="majorBidi"/>
-      <w:color w:val="272727" w:themeColor="text1" w:themeTint="D8"/>
+      <w:rFonts w:cstheme="majorBidi" w:eastAsiaTheme="majorEastAsia"/>
+      <w:color w:val="272727" w:themeColor="text1" w:themeTint="d8"/>
     </w:rPr>
   </w:style>
   <w:style w:type="paragraph" w:styleId="Title">
@@ -6028,16 +5885,14 @@
     <w:next w:val="Normal"/>
     <w:link w:val="TitleChar"/>
     <w:uiPriority w:val="10"/>
-    <w:qFormat/>
-    <w:rsid w:val="00E647F4"/>
+    <w:qFormat w:val="on"/>
     <w:pPr>
-      <w:spacing w:after="80" w:line="240" w:lineRule="auto"/>
-      <w:contextualSpacing/>
+      <w:spacing w:beforeAutospacing="0" w:after="80" w:afterAutospacing="0" w:line="240" w:lineRule="auto"/>
+      <w:contextualSpacing w:val="on"/>
     </w:pPr>
     <w:rPr>
-      <w:rFonts w:asciiTheme="majorHAnsi" w:eastAsiaTheme="majorEastAsia" w:hAnsiTheme="majorHAnsi" w:cstheme="majorBidi"/>
+      <w:rFonts w:asciiTheme="majorHAnsi" w:cstheme="majorBidi" w:eastAsiaTheme="majorEastAsia" w:hAnsiTheme="majorHAnsi"/>
       <w:spacing w:val="-10"/>
-      <w:kern w:val="28"/>
       <w:sz w:val="56"/>
       <w:szCs w:val="71"/>
     </w:rPr>
@@ -6047,11 +5902,9 @@
     <w:basedOn w:val="DefaultParagraphFont"/>
     <w:link w:val="Title"/>
     <w:uiPriority w:val="10"/>
-    <w:rsid w:val="00E647F4"/>
     <w:rPr>
-      <w:rFonts w:asciiTheme="majorHAnsi" w:eastAsiaTheme="majorEastAsia" w:hAnsiTheme="majorHAnsi" w:cstheme="majorBidi"/>
+      <w:rFonts w:asciiTheme="majorHAnsi" w:cstheme="majorBidi" w:eastAsiaTheme="majorEastAsia" w:hAnsiTheme="majorHAnsi"/>
       <w:spacing w:val="-10"/>
-      <w:kern w:val="28"/>
       <w:sz w:val="56"/>
       <w:szCs w:val="71"/>
     </w:rPr>
@@ -6062,16 +5915,11 @@
     <w:next w:val="Normal"/>
     <w:link w:val="SubtitleChar"/>
     <w:uiPriority w:val="11"/>
-    <w:qFormat/>
-    <w:rsid w:val="00E647F4"/>
-    <w:pPr>
-      <w:numPr>
-        <w:ilvl w:val="1"/>
-      </w:numPr>
-    </w:pPr>
+    <w:qFormat w:val="on"/>
+    <w:pPr/>
     <w:rPr>
-      <w:rFonts w:eastAsiaTheme="majorEastAsia" w:cstheme="majorBidi"/>
-      <w:color w:val="595959" w:themeColor="text1" w:themeTint="A6"/>
+      <w:rFonts w:cstheme="majorBidi" w:eastAsiaTheme="majorEastAsia"/>
+      <w:color w:val="595959" w:themeColor="text1" w:themeTint="a6"/>
       <w:spacing w:val="15"/>
       <w:sz w:val="28"/>
       <w:szCs w:val="35"/>
@@ -6082,10 +5930,9 @@
     <w:basedOn w:val="DefaultParagraphFont"/>
     <w:link w:val="Subtitle"/>
     <w:uiPriority w:val="11"/>
-    <w:rsid w:val="00E647F4"/>
     <w:rPr>
-      <w:rFonts w:eastAsiaTheme="majorEastAsia" w:cstheme="majorBidi"/>
-      <w:color w:val="595959" w:themeColor="text1" w:themeTint="A6"/>
+      <w:rFonts w:cstheme="majorBidi" w:eastAsiaTheme="majorEastAsia"/>
+      <w:color w:val="595959" w:themeColor="text1" w:themeTint="a6"/>
       <w:spacing w:val="15"/>
       <w:sz w:val="28"/>
       <w:szCs w:val="35"/>
@@ -6097,16 +5944,15 @@
     <w:next w:val="Normal"/>
     <w:link w:val="QuoteChar"/>
     <w:uiPriority w:val="29"/>
-    <w:qFormat/>
-    <w:rsid w:val="00E647F4"/>
+    <w:qFormat w:val="on"/>
     <w:pPr>
-      <w:spacing w:before="160"/>
+      <w:spacing w:before="160" w:beforeAutospacing="0" w:afterAutospacing="0"/>
       <w:jc w:val="center"/>
     </w:pPr>
     <w:rPr>
       <w:i/>
       <w:iCs/>
-      <w:color w:val="404040" w:themeColor="text1" w:themeTint="BF"/>
+      <w:color w:val="404040" w:themeColor="text1" w:themeTint="bf"/>
     </w:rPr>
   </w:style>
   <w:style w:type="character" w:customStyle="1" w:styleId="QuoteChar">
@@ -6114,34 +5960,31 @@
     <w:basedOn w:val="DefaultParagraphFont"/>
     <w:link w:val="Quote"/>
     <w:uiPriority w:val="29"/>
-    <w:rsid w:val="00E647F4"/>
     <w:rPr>
       <w:i/>
       <w:iCs/>
-      <w:color w:val="404040" w:themeColor="text1" w:themeTint="BF"/>
+      <w:color w:val="404040" w:themeColor="text1" w:themeTint="bf"/>
     </w:rPr>
   </w:style>
   <w:style w:type="paragraph" w:styleId="ListParagraph">
     <w:name w:val="List Paragraph"/>
     <w:basedOn w:val="Normal"/>
     <w:uiPriority w:val="34"/>
-    <w:qFormat/>
-    <w:rsid w:val="00E647F4"/>
+    <w:qFormat w:val="on"/>
     <w:pPr>
       <w:ind w:left="720"/>
-      <w:contextualSpacing/>
+      <w:contextualSpacing w:val="on"/>
     </w:pPr>
   </w:style>
   <w:style w:type="character" w:styleId="IntenseEmphasis">
     <w:name w:val="Intense Emphasis"/>
     <w:basedOn w:val="DefaultParagraphFont"/>
     <w:uiPriority w:val="21"/>
-    <w:qFormat/>
-    <w:rsid w:val="00E647F4"/>
+    <w:qFormat w:val="on"/>
     <w:rPr>
       <w:i/>
       <w:iCs/>
-      <w:color w:val="0F4761" w:themeColor="accent1" w:themeShade="BF"/>
+      <w:color w:val="104760" w:themeColor="accent1" w:themeShade="bf"/>
     </w:rPr>
   </w:style>
   <w:style w:type="paragraph" w:styleId="IntenseQuote">
@@ -6150,21 +5993,20 @@
     <w:next w:val="Normal"/>
     <w:link w:val="IntenseQuoteChar"/>
     <w:uiPriority w:val="30"/>
-    <w:qFormat/>
-    <w:rsid w:val="00E647F4"/>
+    <w:qFormat w:val="on"/>
     <w:pPr>
       <w:pBdr>
-        <w:top w:val="single" w:sz="4" w:space="10" w:color="0F4761" w:themeColor="accent1" w:themeShade="BF"/>
-        <w:bottom w:val="single" w:sz="4" w:space="10" w:color="0F4761" w:themeColor="accent1" w:themeShade="BF"/>
+        <w:top w:val="single" w:color="104760" w:themeColor="accent1" w:themeShade="bf" w:sz="4" w:space="10"/>
+        <w:bottom w:val="single" w:color="104760" w:themeColor="accent1" w:themeShade="bf" w:sz="4" w:space="10"/>
       </w:pBdr>
-      <w:spacing w:before="360" w:after="360"/>
+      <w:spacing w:before="360" w:beforeAutospacing="0" w:after="360" w:afterAutospacing="0"/>
       <w:ind w:left="864" w:right="864"/>
       <w:jc w:val="center"/>
     </w:pPr>
     <w:rPr>
       <w:i/>
       <w:iCs/>
-      <w:color w:val="0F4761" w:themeColor="accent1" w:themeShade="BF"/>
+      <w:color w:val="104760" w:themeColor="accent1" w:themeShade="bf"/>
     </w:rPr>
   </w:style>
   <w:style w:type="character" w:customStyle="1" w:styleId="IntenseQuoteChar">
@@ -6172,24 +6014,22 @@
     <w:basedOn w:val="DefaultParagraphFont"/>
     <w:link w:val="IntenseQuote"/>
     <w:uiPriority w:val="30"/>
-    <w:rsid w:val="00E647F4"/>
     <w:rPr>
       <w:i/>
       <w:iCs/>
-      <w:color w:val="0F4761" w:themeColor="accent1" w:themeShade="BF"/>
+      <w:color w:val="104760" w:themeColor="accent1" w:themeShade="bf"/>
     </w:rPr>
   </w:style>
   <w:style w:type="character" w:styleId="IntenseReference">
     <w:name w:val="Intense Reference"/>
     <w:basedOn w:val="DefaultParagraphFont"/>
     <w:uiPriority w:val="32"/>
-    <w:qFormat/>
-    <w:rsid w:val="00E647F4"/>
+    <w:qFormat w:val="on"/>
     <w:rPr>
       <w:b/>
       <w:bCs/>
       <w:smallCaps/>
-      <w:color w:val="0F4761" w:themeColor="accent1" w:themeShade="BF"/>
+      <w:color w:val="104760" w:themeColor="accent1" w:themeShade="bf"/>
       <w:spacing w:val="5"/>
     </w:rPr>
   </w:style>
@@ -6242,105 +6082,101 @@
         <a:latin typeface="Aptos Display" panose="02110004020202020204"/>
         <a:ea typeface=""/>
         <a:cs typeface=""/>
-        <a:font script="Jpan" typeface="游ゴシック Light"/>
+        <a:font script="Arab" typeface="Times New Roman"/>
+        <a:font script="Armn" typeface="Arial"/>
+        <a:font script="Beng" typeface="Vrinda"/>
+        <a:font script="Bopo" typeface="Microsoft JhengHei"/>
+        <a:font script="Cher" typeface="Plantagenet Cherokee"/>
+        <a:font script="Deva" typeface="Mangal"/>
+        <a:font script="Ethi" typeface="Nyala"/>
+        <a:font script="Geor" typeface="Sylfaen"/>
+        <a:font script="Gujr" typeface="Shruti"/>
+        <a:font script="Guru" typeface="Raavi"/>
         <a:font script="Hang" typeface="맑은 고딕"/>
+        <a:font script="Hebr" typeface="Times New Roman"/>
+        <a:font script="Knda" typeface="Tunga"/>
+        <a:font script="Khmr" typeface="MoolBoran"/>
+        <a:font script="Laoo" typeface="DokChampa"/>
+        <a:font script="Mlym" typeface="Kartika"/>
+        <a:font script="Mong" typeface="Mongolian Baiti"/>
+        <a:font script="Mymr" typeface="Myanmar Text"/>
+        <a:font script="Orya" typeface="Kalinga"/>
+        <a:font script="Sinh" typeface="Iskoola Pota"/>
+        <a:font script="Syrc" typeface="Estrangelo Edessa"/>
+        <a:font script="Taml" typeface="Latha"/>
+        <a:font script="Telu" typeface="Gautami"/>
+        <a:font script="Thaa" typeface="MV Boli"/>
+        <a:font script="Thai" typeface="Angsana New"/>
+        <a:font script="Tibt" typeface="Microsoft Himalaya"/>
+        <a:font script="Cans" typeface="Euphemia"/>
+        <a:font script="Yiii" typeface="Microsoft Yi Baiti"/>
+        <a:font script="Osma" typeface="Ebrima"/>
+        <a:font script="Tale" typeface="Microsoft Tai Le"/>
+        <a:font script="Bugi" typeface="Leelawadee UI"/>
+        <a:font script="Talu" typeface="Microsoft New Tai Lue"/>
+        <a:font script="Tfng" typeface="Ebrima"/>
         <a:font script="Hans" typeface="等线 Light"/>
         <a:font script="Hant" typeface="新細明體"/>
-        <a:font script="Arab" typeface="Times New Roman"/>
-        <a:font script="Hebr" typeface="Times New Roman"/>
-        <a:font script="Thai" typeface="Angsana New"/>
-        <a:font script="Ethi" typeface="Nyala"/>
-        <a:font script="Beng" typeface="Vrinda"/>
-        <a:font script="Gujr" typeface="Shruti"/>
-        <a:font script="Khmr" typeface="MoolBoran"/>
-        <a:font script="Knda" typeface="Tunga"/>
-        <a:font script="Guru" typeface="Raavi"/>
-        <a:font script="Cans" typeface="Euphemia"/>
-        <a:font script="Cher" typeface="Plantagenet Cherokee"/>
-        <a:font script="Yiii" typeface="Microsoft Yi Baiti"/>
-        <a:font script="Tibt" typeface="Microsoft Himalaya"/>
-        <a:font script="Thaa" typeface="MV Boli"/>
-        <a:font script="Deva" typeface="Mangal"/>
-        <a:font script="Telu" typeface="Gautami"/>
-        <a:font script="Taml" typeface="Latha"/>
-        <a:font script="Syrc" typeface="Estrangelo Edessa"/>
-        <a:font script="Orya" typeface="Kalinga"/>
-        <a:font script="Mlym" typeface="Kartika"/>
-        <a:font script="Laoo" typeface="DokChampa"/>
-        <a:font script="Sinh" typeface="Iskoola Pota"/>
-        <a:font script="Mong" typeface="Mongolian Baiti"/>
-        <a:font script="Viet" typeface="Times New Roman"/>
-        <a:font script="Uigh" typeface="Microsoft Uighur"/>
-        <a:font script="Geor" typeface="Sylfaen"/>
-        <a:font script="Armn" typeface="Arial"/>
-        <a:font script="Bugi" typeface="Leelawadee UI"/>
-        <a:font script="Bopo" typeface="Microsoft JhengHei"/>
         <a:font script="Java" typeface="Javanese Text"/>
+        <a:font script="Nkoo" typeface="Ebrima"/>
+        <a:font script="Phag" typeface="Phagspa"/>
+        <a:font script="Syre" typeface="Estrangelo Edessa"/>
+        <a:font script="Syrj" typeface="Estrangelo Edessa"/>
+        <a:font script="Syrn" typeface="Estrangelo Edessa"/>
+        <a:font script="Jpan" typeface="游ゴシック Light"/>
+        <a:font script="Olck" typeface="Nirmala UI"/>
         <a:font script="Lisu" typeface="Segoe UI"/>
-        <a:font script="Mymr" typeface="Myanmar Text"/>
-        <a:font script="Nkoo" typeface="Ebrima"/>
-        <a:font script="Olck" typeface="Nirmala UI"/>
-        <a:font script="Osma" typeface="Ebrima"/>
-        <a:font script="Phag" typeface="Phagspa"/>
-        <a:font script="Syrn" typeface="Estrangelo Edessa"/>
-        <a:font script="Syrj" typeface="Estrangelo Edessa"/>
-        <a:font script="Syre" typeface="Estrangelo Edessa"/>
         <a:font script="Sora" typeface="Nirmala UI"/>
-        <a:font script="Tale" typeface="Microsoft Tai Le"/>
-        <a:font script="Talu" typeface="Microsoft New Tai Lue"/>
-        <a:font script="Tfng" typeface="Ebrima"/>
       </a:majorFont>
       <a:minorFont>
         <a:latin typeface="Aptos" panose="02110004020202020204"/>
         <a:ea typeface=""/>
         <a:cs typeface=""/>
-        <a:font script="Jpan" typeface="游ゴシック"/>
+        <a:font script="Arab" typeface="Arial"/>
+        <a:font script="Armn" typeface="Arial"/>
+        <a:font script="Beng" typeface="Vrinda"/>
+        <a:font script="Bopo" typeface="Microsoft JhengHei"/>
+        <a:font script="Cher" typeface="Plantagenet Cherokee"/>
+        <a:font script="Deva" typeface="Mangal"/>
+        <a:font script="Ethi" typeface="Nyala"/>
+        <a:font script="Geor" typeface="Sylfaen"/>
+        <a:font script="Gujr" typeface="Shruti"/>
+        <a:font script="Guru" typeface="Raavi"/>
         <a:font script="Hang" typeface="맑은 고딕"/>
+        <a:font script="Hebr" typeface="Arial"/>
+        <a:font script="Knda" typeface="Tunga"/>
+        <a:font script="Khmr" typeface="DaunPenh"/>
+        <a:font script="Laoo" typeface="DokChampa"/>
+        <a:font script="Mlym" typeface="Kartika"/>
+        <a:font script="Mong" typeface="Mongolian Baiti"/>
+        <a:font script="Mymr" typeface="Myanmar Text"/>
+        <a:font script="Orya" typeface="Kalinga"/>
+        <a:font script="Sinh" typeface="Iskoola Pota"/>
+        <a:font script="Syrc" typeface="Estrangelo Edessa"/>
+        <a:font script="Taml" typeface="Latha"/>
+        <a:font script="Telu" typeface="Gautami"/>
+        <a:font script="Thaa" typeface="MV Boli"/>
+        <a:font script="Thai" typeface="Cordia New"/>
+        <a:font script="Tibt" typeface="Microsoft Himalaya"/>
+        <a:font script="Cans" typeface="Euphemia"/>
+        <a:font script="Yiii" typeface="Microsoft Yi Baiti"/>
+        <a:font script="Osma" typeface="Ebrima"/>
+        <a:font script="Tale" typeface="Microsoft Tai Le"/>
+        <a:font script="Bugi" typeface="Leelawadee UI"/>
+        <a:font script="Talu" typeface="Microsoft New Tai Lue"/>
+        <a:font script="Tfng" typeface="Ebrima"/>
         <a:font script="Hans" typeface="等线"/>
         <a:font script="Hant" typeface="新細明體"/>
-        <a:font script="Arab" typeface="Arial"/>
-        <a:font script="Hebr" typeface="Arial"/>
-        <a:font script="Thai" typeface="Cordia New"/>
-        <a:font script="Ethi" typeface="Nyala"/>
-        <a:font script="Beng" typeface="Vrinda"/>
-        <a:font script="Gujr" typeface="Shruti"/>
-        <a:font script="Khmr" typeface="DaunPenh"/>
-        <a:font script="Knda" typeface="Tunga"/>
-        <a:font script="Guru" typeface="Raavi"/>
-        <a:font script="Cans" typeface="Euphemia"/>
-        <a:font script="Cher" typeface="Plantagenet Cherokee"/>
-        <a:font script="Yiii" typeface="Microsoft Yi Baiti"/>
-        <a:font script="Tibt" typeface="Microsoft Himalaya"/>
-        <a:font script="Thaa" typeface="MV Boli"/>
-        <a:font script="Deva" typeface="Mangal"/>
-        <a:font script="Telu" typeface="Gautami"/>
-        <a:font script="Taml" typeface="Latha"/>
-        <a:font script="Syrc" typeface="Estrangelo Edessa"/>
-        <a:font script="Orya" typeface="Kalinga"/>
-        <a:font script="Mlym" typeface="Kartika"/>
-        <a:font script="Laoo" typeface="DokChampa"/>
-        <a:font script="Sinh" typeface="Iskoola Pota"/>
-        <a:font script="Mong" typeface="Mongolian Baiti"/>
-        <a:font script="Viet" typeface="Arial"/>
-        <a:font script="Uigh" typeface="Microsoft Uighur"/>
-        <a:font script="Geor" typeface="Sylfaen"/>
-        <a:font script="Armn" typeface="Arial"/>
-        <a:font script="Bugi" typeface="Leelawadee UI"/>
-        <a:font script="Bopo" typeface="Microsoft JhengHei"/>
         <a:font script="Java" typeface="Javanese Text"/>
+        <a:font script="Nkoo" typeface="Ebrima"/>
+        <a:font script="Phag" typeface="Phagspa"/>
+        <a:font script="Syre" typeface="Estrangelo Edessa"/>
+        <a:font script="Syrj" typeface="Estrangelo Edessa"/>
+        <a:font script="Syrn" typeface="Estrangelo Edessa"/>
+        <a:font script="Jpan" typeface="游ゴシック"/>
+        <a:font script="Olck" typeface="Nirmala UI"/>
         <a:font script="Lisu" typeface="Segoe UI"/>
-        <a:font script="Mymr" typeface="Myanmar Text"/>
-        <a:font script="Nkoo" typeface="Ebrima"/>
-        <a:font script="Olck" typeface="Nirmala UI"/>
-        <a:font script="Osma" typeface="Ebrima"/>
-        <a:font script="Phag" typeface="Phagspa"/>
-        <a:font script="Syrn" typeface="Estrangelo Edessa"/>
-        <a:font script="Syrj" typeface="Estrangelo Edessa"/>
-        <a:font script="Syre" typeface="Estrangelo Edessa"/>
         <a:font script="Sora" typeface="Nirmala UI"/>
-        <a:font script="Tale" typeface="Microsoft Tai Le"/>
-        <a:font script="Talu" typeface="Microsoft New Tai Lue"/>
-        <a:font script="Tfng" typeface="Ebrima"/>
       </a:minorFont>
     </a:fontScheme>
     <a:fmtScheme name="Office">
@@ -6483,10 +6319,5 @@
   </a:themeElements>
   <a:objectDefaults/>
   <a:extraClrSchemeLst/>
-  <a:extLst>
-    <a:ext uri="{05A4C25C-085E-4340-85A3-A5531E510DB2}">
-      <thm15:themeFamily xmlns:thm15="http://schemas.microsoft.com/office/thememl/2012/main" name="Office Theme" id="{62F939B6-93AF-4DB8-9C6B-D6C7DFDC589F}" vid="{4A3C46E8-61CC-4603-A589-7422A47A8E4A}"/>
-    </a:ext>
-  </a:extLst>
 </a:theme>
 </file>